--- a/Practica 2, Dany Noe de Leon Santizo, 201830006.docx
+++ b/Practica 2, Dany Noe de Leon Santizo, 201830006.docx
@@ -4,7 +4,7 @@
   <w:body>
     <w:p>
       <w:pPr>
-        <w:pStyle w:val="629"/>
+        <w:pStyle w:val="841"/>
         <w:pBdr/>
         <w:spacing/>
         <w:ind/>
@@ -25,13 +25,13 @@
       </w:r>
       <w:r>
         <w:rPr>
-          <w:rFonts w:ascii="Times New Roman" w:hAnsi="Times New Roman" w:eastAsia="Times New Roman" w:cs="Times New Roman"/>
+          <w:rFonts w:ascii="Times New Roman" w:hAnsi="Times New Roman" w:cs="Times New Roman"/>
         </w:rPr>
       </w:r>
     </w:p>
     <w:p>
       <w:pPr>
-        <w:pStyle w:val="629"/>
+        <w:pStyle w:val="841"/>
         <w:pBdr/>
         <w:spacing/>
         <w:ind/>
@@ -52,13 +52,13 @@
       </w:r>
       <w:r>
         <w:rPr>
-          <w:rFonts w:ascii="Times New Roman" w:hAnsi="Times New Roman" w:eastAsia="Times New Roman" w:cs="Times New Roman"/>
+          <w:rFonts w:ascii="Times New Roman" w:hAnsi="Times New Roman" w:cs="Times New Roman"/>
         </w:rPr>
       </w:r>
     </w:p>
     <w:p>
       <w:pPr>
-        <w:pStyle w:val="629"/>
+        <w:pStyle w:val="841"/>
         <w:pBdr/>
         <w:spacing/>
         <w:ind/>
@@ -84,13 +84,13 @@
       </w:r>
       <w:r>
         <w:rPr>
-          <w:rFonts w:ascii="Times New Roman" w:hAnsi="Times New Roman" w:eastAsia="Times New Roman" w:cs="Times New Roman"/>
+          <w:rFonts w:ascii="Times New Roman" w:hAnsi="Times New Roman" w:cs="Times New Roman"/>
         </w:rPr>
       </w:r>
     </w:p>
     <w:p>
       <w:pPr>
-        <w:pStyle w:val="629"/>
+        <w:pStyle w:val="841"/>
         <w:pBdr/>
         <w:spacing/>
         <w:ind/>
@@ -117,13 +117,13 @@
       </w:r>
       <w:r>
         <w:rPr>
-          <w:rFonts w:ascii="Times New Roman" w:hAnsi="Times New Roman" w:eastAsia="Times New Roman" w:cs="Times New Roman"/>
+          <w:rFonts w:ascii="Times New Roman" w:hAnsi="Times New Roman" w:cs="Times New Roman"/>
         </w:rPr>
       </w:r>
     </w:p>
     <w:p>
       <w:pPr>
-        <w:pStyle w:val="629"/>
+        <w:pStyle w:val="841"/>
         <w:pBdr/>
         <w:spacing/>
         <w:ind/>
@@ -144,13 +144,13 @@
       </w:r>
       <w:r>
         <w:rPr>
-          <w:rFonts w:ascii="Times New Roman" w:hAnsi="Times New Roman" w:eastAsia="Times New Roman" w:cs="Times New Roman"/>
+          <w:rFonts w:ascii="Times New Roman" w:hAnsi="Times New Roman" w:cs="Times New Roman"/>
         </w:rPr>
       </w:r>
     </w:p>
     <w:p>
       <w:pPr>
-        <w:pStyle w:val="629"/>
+        <w:pStyle w:val="841"/>
         <w:pBdr/>
         <w:spacing/>
         <w:ind/>
@@ -171,13 +171,13 @@
       </w:r>
       <w:r>
         <w:rPr>
-          <w:rFonts w:ascii="Times New Roman" w:hAnsi="Times New Roman" w:eastAsia="Times New Roman" w:cs="Times New Roman"/>
+          <w:rFonts w:ascii="Times New Roman" w:hAnsi="Times New Roman" w:cs="Times New Roman"/>
         </w:rPr>
       </w:r>
     </w:p>
     <w:p>
       <w:pPr>
-        <w:pStyle w:val="629"/>
+        <w:pStyle w:val="841"/>
         <w:pBdr/>
         <w:spacing/>
         <w:ind/>
@@ -281,14 +281,14 @@
       </w:r>
       <w:r>
         <w:rPr>
-          <w:rFonts w:ascii="Times New Roman" w:hAnsi="Times New Roman" w:eastAsia="Times New Roman" w:cs="Times New Roman"/>
+          <w:rFonts w:ascii="Times New Roman" w:hAnsi="Times New Roman" w:cs="Times New Roman"/>
           <w:highlight w:val="none"/>
         </w:rPr>
       </w:r>
     </w:p>
     <w:p>
       <w:pPr>
-        <w:pStyle w:val="629"/>
+        <w:pStyle w:val="841"/>
         <w:pBdr/>
         <w:spacing/>
         <w:ind/>
@@ -308,13 +308,13 @@
       </w:r>
       <w:r>
         <w:rPr>
-          <w:rFonts w:ascii="Times New Roman" w:hAnsi="Times New Roman" w:eastAsia="Times New Roman" w:cs="Times New Roman"/>
+          <w:rFonts w:ascii="Times New Roman" w:hAnsi="Times New Roman" w:cs="Times New Roman"/>
         </w:rPr>
       </w:r>
     </w:p>
     <w:p>
       <w:pPr>
-        <w:pStyle w:val="629"/>
+        <w:pStyle w:val="841"/>
         <w:pBdr/>
         <w:spacing/>
         <w:ind/>
@@ -334,13 +334,13 @@
       </w:r>
       <w:r>
         <w:rPr>
-          <w:rFonts w:ascii="Times New Roman" w:hAnsi="Times New Roman" w:eastAsia="Times New Roman" w:cs="Times New Roman"/>
+          <w:rFonts w:ascii="Times New Roman" w:hAnsi="Times New Roman" w:cs="Times New Roman"/>
         </w:rPr>
       </w:r>
     </w:p>
     <w:p>
       <w:pPr>
-        <w:pStyle w:val="629"/>
+        <w:pStyle w:val="841"/>
         <w:pBdr/>
         <w:spacing/>
         <w:ind/>
@@ -360,13 +360,13 @@
       </w:r>
       <w:r>
         <w:rPr>
-          <w:rFonts w:ascii="Times New Roman" w:hAnsi="Times New Roman" w:eastAsia="Times New Roman" w:cs="Times New Roman"/>
+          <w:rFonts w:ascii="Times New Roman" w:hAnsi="Times New Roman" w:cs="Times New Roman"/>
         </w:rPr>
       </w:r>
     </w:p>
     <w:p>
       <w:pPr>
-        <w:pStyle w:val="629"/>
+        <w:pStyle w:val="841"/>
         <w:pBdr/>
         <w:spacing/>
         <w:ind/>
@@ -386,13 +386,13 @@
       </w:r>
       <w:r>
         <w:rPr>
-          <w:rFonts w:ascii="Times New Roman" w:hAnsi="Times New Roman" w:eastAsia="Times New Roman" w:cs="Times New Roman"/>
+          <w:rFonts w:ascii="Times New Roman" w:hAnsi="Times New Roman" w:cs="Times New Roman"/>
         </w:rPr>
       </w:r>
     </w:p>
     <w:p>
       <w:pPr>
-        <w:pStyle w:val="629"/>
+        <w:pStyle w:val="841"/>
         <w:pBdr/>
         <w:spacing/>
         <w:ind/>
@@ -412,13 +412,13 @@
       </w:r>
       <w:r>
         <w:rPr>
-          <w:rFonts w:ascii="Times New Roman" w:hAnsi="Times New Roman" w:eastAsia="Times New Roman" w:cs="Times New Roman"/>
+          <w:rFonts w:ascii="Times New Roman" w:hAnsi="Times New Roman" w:cs="Times New Roman"/>
         </w:rPr>
       </w:r>
     </w:p>
     <w:p>
       <w:pPr>
-        <w:pStyle w:val="629"/>
+        <w:pStyle w:val="841"/>
         <w:pBdr/>
         <w:spacing/>
         <w:ind/>
@@ -438,13 +438,13 @@
       </w:r>
       <w:r>
         <w:rPr>
-          <w:rFonts w:ascii="Times New Roman" w:hAnsi="Times New Roman" w:eastAsia="Times New Roman" w:cs="Times New Roman"/>
+          <w:rFonts w:ascii="Times New Roman" w:hAnsi="Times New Roman" w:cs="Times New Roman"/>
         </w:rPr>
       </w:r>
     </w:p>
     <w:p>
       <w:pPr>
-        <w:pStyle w:val="629"/>
+        <w:pStyle w:val="841"/>
         <w:pBdr/>
         <w:spacing/>
         <w:ind/>
@@ -464,13 +464,13 @@
       </w:r>
       <w:r>
         <w:rPr>
-          <w:rFonts w:ascii="Times New Roman" w:hAnsi="Times New Roman" w:eastAsia="Times New Roman" w:cs="Times New Roman"/>
+          <w:rFonts w:ascii="Times New Roman" w:hAnsi="Times New Roman" w:cs="Times New Roman"/>
         </w:rPr>
       </w:r>
     </w:p>
     <w:p>
       <w:pPr>
-        <w:pStyle w:val="629"/>
+        <w:pStyle w:val="841"/>
         <w:pBdr/>
         <w:spacing/>
         <w:ind/>
@@ -490,13 +490,13 @@
       </w:r>
       <w:r>
         <w:rPr>
-          <w:rFonts w:ascii="Times New Roman" w:hAnsi="Times New Roman" w:eastAsia="Times New Roman" w:cs="Times New Roman"/>
+          <w:rFonts w:ascii="Times New Roman" w:hAnsi="Times New Roman" w:cs="Times New Roman"/>
         </w:rPr>
       </w:r>
     </w:p>
     <w:p>
       <w:pPr>
-        <w:pStyle w:val="166"/>
+        <w:pStyle w:val="818"/>
         <w:pBdr/>
         <w:spacing w:after="0" w:before="0"/>
         <w:ind w:right="0" w:left="0"/>
@@ -528,14 +528,14 @@
       </w:r>
       <w:r>
         <w:rPr>
-          <w:rFonts w:ascii="Times New Roman" w:hAnsi="Times New Roman" w:eastAsia="Times New Roman" w:cs="Times New Roman"/>
+          <w:rFonts w:ascii="Times New Roman" w:hAnsi="Times New Roman" w:cs="Times New Roman"/>
           <w:i w:val="0"/>
         </w:rPr>
       </w:r>
     </w:p>
     <w:p>
       <w:pPr>
-        <w:pStyle w:val="629"/>
+        <w:pStyle w:val="841"/>
         <w:pBdr/>
         <w:spacing/>
         <w:ind/>
@@ -557,13 +557,13 @@
       </w:r>
       <w:r>
         <w:rPr>
-          <w:rFonts w:ascii="Times New Roman" w:hAnsi="Times New Roman" w:eastAsia="Times New Roman" w:cs="Times New Roman"/>
+          <w:rFonts w:ascii="Times New Roman" w:hAnsi="Times New Roman" w:cs="Times New Roman"/>
         </w:rPr>
       </w:r>
     </w:p>
     <w:p>
       <w:pPr>
-        <w:pStyle w:val="629"/>
+        <w:pStyle w:val="841"/>
         <w:pBdr/>
         <w:spacing/>
         <w:ind/>
@@ -584,13 +584,13 @@
       </w:r>
       <w:r>
         <w:rPr>
-          <w:rFonts w:ascii="Times New Roman" w:hAnsi="Times New Roman" w:eastAsia="Times New Roman" w:cs="Times New Roman"/>
+          <w:rFonts w:ascii="Times New Roman" w:hAnsi="Times New Roman" w:cs="Times New Roman"/>
         </w:rPr>
       </w:r>
     </w:p>
     <w:p>
       <w:pPr>
-        <w:pStyle w:val="629"/>
+        <w:pStyle w:val="841"/>
         <w:pBdr/>
         <w:spacing/>
         <w:ind/>
@@ -611,13 +611,13 @@
       </w:r>
       <w:r>
         <w:rPr>
-          <w:rFonts w:ascii="Times New Roman" w:hAnsi="Times New Roman" w:eastAsia="Times New Roman" w:cs="Times New Roman"/>
+          <w:rFonts w:ascii="Times New Roman" w:hAnsi="Times New Roman" w:cs="Times New Roman"/>
         </w:rPr>
       </w:r>
     </w:p>
     <w:p>
       <w:pPr>
-        <w:pStyle w:val="629"/>
+        <w:pStyle w:val="841"/>
         <w:pBdr/>
         <w:spacing/>
         <w:ind/>
@@ -638,13 +638,13 @@
       </w:r>
       <w:r>
         <w:rPr>
-          <w:rFonts w:ascii="Times New Roman" w:hAnsi="Times New Roman" w:eastAsia="Times New Roman" w:cs="Times New Roman"/>
+          <w:rFonts w:ascii="Times New Roman" w:hAnsi="Times New Roman" w:cs="Times New Roman"/>
         </w:rPr>
       </w:r>
     </w:p>
     <w:p>
       <w:pPr>
-        <w:pStyle w:val="629"/>
+        <w:pStyle w:val="841"/>
         <w:pBdr/>
         <w:spacing/>
         <w:ind/>
@@ -665,13 +665,13 @@
       </w:r>
       <w:r>
         <w:rPr>
-          <w:rFonts w:ascii="Times New Roman" w:hAnsi="Times New Roman" w:eastAsia="Times New Roman" w:cs="Times New Roman"/>
+          <w:rFonts w:ascii="Times New Roman" w:hAnsi="Times New Roman" w:cs="Times New Roman"/>
         </w:rPr>
       </w:r>
     </w:p>
     <w:p>
       <w:pPr>
-        <w:pStyle w:val="629"/>
+        <w:pStyle w:val="841"/>
         <w:pBdr/>
         <w:spacing/>
         <w:ind/>
@@ -688,12 +688,17 @@
       <w:r>
         <w:rPr>
           <w:rFonts w:ascii="Times New Roman" w:hAnsi="Times New Roman" w:eastAsia="Times New Roman" w:cs="Times New Roman"/>
+        </w:rPr>
+      </w:r>
+      <w:r>
+        <w:rPr>
+          <w:rFonts w:ascii="Times New Roman" w:hAnsi="Times New Roman" w:cs="Times New Roman"/>
         </w:rPr>
       </w:r>
     </w:p>
     <w:p>
       <w:pPr>
-        <w:pStyle w:val="629"/>
+        <w:pStyle w:val="841"/>
         <w:pBdr/>
         <w:spacing/>
         <w:ind/>
@@ -714,13 +719,13 @@
       </w:r>
       <w:r>
         <w:rPr>
-          <w:rFonts w:ascii="Times New Roman" w:hAnsi="Times New Roman" w:eastAsia="Times New Roman" w:cs="Times New Roman"/>
+          <w:rFonts w:ascii="Times New Roman" w:hAnsi="Times New Roman" w:cs="Times New Roman"/>
         </w:rPr>
       </w:r>
     </w:p>
     <w:p>
       <w:pPr>
-        <w:pStyle w:val="629"/>
+        <w:pStyle w:val="841"/>
         <w:pBdr/>
         <w:spacing/>
         <w:ind/>
@@ -742,13 +747,13 @@
       </w:r>
       <w:r>
         <w:rPr>
-          <w:rFonts w:ascii="Times New Roman" w:hAnsi="Times New Roman" w:eastAsia="Times New Roman" w:cs="Times New Roman"/>
+          <w:rFonts w:ascii="Times New Roman" w:hAnsi="Times New Roman" w:cs="Times New Roman"/>
         </w:rPr>
       </w:r>
     </w:p>
     <w:p>
       <w:pPr>
-        <w:pStyle w:val="629"/>
+        <w:pStyle w:val="841"/>
         <w:pBdr/>
         <w:spacing/>
         <w:ind w:left="1417"/>
@@ -797,14 +802,14 @@
       </w:r>
       <w:r>
         <w:rPr>
-          <w:rFonts w:ascii="Times New Roman" w:hAnsi="Times New Roman" w:eastAsia="Times New Roman" w:cs="Times New Roman"/>
+          <w:rFonts w:ascii="Times New Roman" w:hAnsi="Times New Roman" w:cs="Times New Roman"/>
           <w:highlight w:val="none"/>
         </w:rPr>
       </w:r>
     </w:p>
     <w:p>
       <w:pPr>
-        <w:pStyle w:val="629"/>
+        <w:pStyle w:val="841"/>
         <w:pBdr/>
         <w:spacing/>
         <w:ind/>
@@ -824,13 +829,13 @@
       </w:r>
       <w:r>
         <w:rPr>
-          <w:rFonts w:ascii="Times New Roman" w:hAnsi="Times New Roman" w:eastAsia="Times New Roman" w:cs="Times New Roman"/>
+          <w:rFonts w:ascii="Times New Roman" w:hAnsi="Times New Roman" w:cs="Times New Roman"/>
         </w:rPr>
       </w:r>
     </w:p>
     <w:p>
       <w:pPr>
-        <w:pStyle w:val="629"/>
+        <w:pStyle w:val="841"/>
         <w:pBdr/>
         <w:spacing/>
         <w:ind/>
@@ -850,13 +855,13 @@
       </w:r>
       <w:r>
         <w:rPr>
-          <w:rFonts w:ascii="Times New Roman" w:hAnsi="Times New Roman" w:eastAsia="Times New Roman" w:cs="Times New Roman"/>
+          <w:rFonts w:ascii="Times New Roman" w:hAnsi="Times New Roman" w:cs="Times New Roman"/>
         </w:rPr>
       </w:r>
     </w:p>
     <w:p>
       <w:pPr>
-        <w:pStyle w:val="629"/>
+        <w:pStyle w:val="841"/>
         <w:pBdr/>
         <w:spacing/>
         <w:ind/>
@@ -878,17 +883,18 @@
       </w:r>
       <w:r>
         <w:rPr>
-          <w:rFonts w:ascii="Times New Roman" w:hAnsi="Times New Roman" w:eastAsia="Times New Roman" w:cs="Times New Roman"/>
+          <w:rFonts w:ascii="Times New Roman" w:hAnsi="Times New Roman" w:cs="Times New Roman"/>
+          <w:highlight w:val="none"/>
         </w:rPr>
       </w:r>
     </w:p>
     <w:p>
       <w:pPr>
-        <w:pStyle w:val="629"/>
-        <w:pBdr/>
-        <w:spacing/>
-        <w:ind/>
-        <w:jc w:val="center"/>
+        <w:pStyle w:val="841"/>
+        <w:pBdr/>
+        <w:spacing/>
+        <w:ind/>
+        <w:jc w:val="left"/>
         <w:rPr>
           <w:rFonts w:ascii="Times New Roman" w:hAnsi="Times New Roman" w:cs="Times New Roman"/>
           <w:b/>
@@ -907,7 +913,7 @@
           <w:szCs w:val="28"/>
           <w:highlight w:val="none"/>
         </w:rPr>
-        <w:t xml:space="preserve">Ejercicio 1</w:t>
+        <w:t xml:space="preserve">Repo </w:t>
       </w:r>
       <w:r>
         <w:rPr>
@@ -919,10 +925,104 @@
           <w:highlight w:val="none"/>
         </w:rPr>
       </w:r>
+      <w:hyperlink r:id="rId9" w:tooltip="https://github.com/DNLS89/Practica2_SOPES2.git" w:history="1">
+        <w:r>
+          <w:rPr>
+            <w:rStyle w:val="837"/>
+            <w:rFonts w:ascii="Times New Roman" w:hAnsi="Times New Roman" w:eastAsia="Times New Roman" w:cs="Times New Roman"/>
+            <w:b/>
+            <w:bCs/>
+            <w:sz w:val="28"/>
+            <w:szCs w:val="28"/>
+            <w:highlight w:val="none"/>
+          </w:rPr>
+          <w:t xml:space="preserve">https://github.com/DNLS89/Practica2_SOPES2.git</w:t>
+        </w:r>
+        <w:r>
+          <w:rPr>
+            <w:rStyle w:val="837"/>
+            <w:rFonts w:ascii="Times New Roman" w:hAnsi="Times New Roman" w:eastAsia="Times New Roman" w:cs="Times New Roman"/>
+            <w:b/>
+            <w:bCs/>
+            <w:sz w:val="28"/>
+            <w:szCs w:val="28"/>
+            <w:highlight w:val="none"/>
+          </w:rPr>
+        </w:r>
+      </w:hyperlink>
+      <w:r>
+        <w:rPr>
+          <w:rFonts w:ascii="Times New Roman" w:hAnsi="Times New Roman" w:eastAsia="Times New Roman" w:cs="Times New Roman"/>
+          <w:b/>
+          <w:bCs/>
+          <w:sz w:val="28"/>
+          <w:szCs w:val="28"/>
+          <w:highlight w:val="none"/>
+        </w:rPr>
+        <w:t xml:space="preserve"> </w:t>
+      </w:r>
+      <w:r>
+        <w:rPr>
+          <w:rFonts w:ascii="Times New Roman" w:hAnsi="Times New Roman" w:eastAsia="Times New Roman" w:cs="Times New Roman"/>
+          <w:b/>
+          <w:bCs/>
+          <w:sz w:val="28"/>
+          <w:szCs w:val="28"/>
+          <w:highlight w:val="none"/>
+        </w:rPr>
+      </w:r>
     </w:p>
     <w:p>
       <w:pPr>
-        <w:pStyle w:val="629"/>
+        <w:pStyle w:val="841"/>
+        <w:pBdr/>
+        <w:spacing/>
+        <w:ind/>
+        <w:jc w:val="center"/>
+        <w:rPr>
+          <w:rFonts w:ascii="Times New Roman" w:hAnsi="Times New Roman" w:eastAsia="Times New Roman" w:cs="Times New Roman"/>
+          <w:b/>
+          <w:bCs/>
+          <w:sz w:val="28"/>
+          <w:szCs w:val="28"/>
+          <w:highlight w:val="none"/>
+        </w:rPr>
+      </w:pPr>
+      <w:r>
+        <w:rPr>
+          <w:rFonts w:ascii="Times New Roman" w:hAnsi="Times New Roman" w:eastAsia="Times New Roman" w:cs="Times New Roman"/>
+          <w:b/>
+          <w:bCs/>
+          <w:sz w:val="28"/>
+          <w:szCs w:val="28"/>
+          <w:highlight w:val="none"/>
+        </w:rPr>
+        <w:t xml:space="preserve">Ejercicio 1</w:t>
+      </w:r>
+      <w:r>
+        <w:rPr>
+          <w:rFonts w:ascii="Times New Roman" w:hAnsi="Times New Roman" w:eastAsia="Times New Roman" w:cs="Times New Roman"/>
+          <w:b/>
+          <w:bCs/>
+          <w:sz w:val="28"/>
+          <w:szCs w:val="28"/>
+          <w:highlight w:val="none"/>
+        </w:rPr>
+      </w:r>
+      <w:r>
+        <w:rPr>
+          <w:rFonts w:ascii="Times New Roman" w:hAnsi="Times New Roman" w:cs="Times New Roman"/>
+          <w:b/>
+          <w:bCs/>
+          <w:sz w:val="28"/>
+          <w:szCs w:val="28"/>
+          <w:highlight w:val="none"/>
+        </w:rPr>
+      </w:r>
+    </w:p>
+    <w:p>
+      <w:pPr>
+        <w:pStyle w:val="841"/>
         <w:pBdr/>
         <w:spacing/>
         <w:ind/>
@@ -944,10 +1044,16 @@
           <w:highlight w:val="none"/>
         </w:rPr>
       </w:r>
+      <w:r>
+        <w:rPr>
+          <w:rFonts w:ascii="Times New Roman" w:hAnsi="Times New Roman" w:cs="Times New Roman"/>
+          <w:highlight w:val="none"/>
+        </w:rPr>
+      </w:r>
     </w:p>
     <w:p>
       <w:pPr>
-        <w:pStyle w:val="629"/>
+        <w:pStyle w:val="841"/>
         <w:pBdr/>
         <w:spacing/>
         <w:ind/>
@@ -971,7 +1077,7 @@
           <mc:Choice Requires="wpg">
             <w:drawing>
               <wp:inline xmlns:wp="http://schemas.openxmlformats.org/drawingml/2006/wordprocessingDrawing" distT="0" distB="0" distL="0" distR="0">
-                <wp:extent cx="4021243" cy="3477244"/>
+                <wp:extent cx="3919118" cy="3388934"/>
                 <wp:effectExtent l="0" t="0" r="0" b="0"/>
                 <wp:docPr id="2" name=""/>
                 <wp:cNvGraphicFramePr>
@@ -988,13 +1094,13 @@
                         <pic:nvPr/>
                       </pic:nvPicPr>
                       <pic:blipFill>
-                        <a:blip r:embed="rId9"/>
+                        <a:blip r:embed="rId10"/>
                         <a:stretch/>
                       </pic:blipFill>
                       <pic:spPr bwMode="auto">
                         <a:xfrm flipH="0" flipV="0">
                           <a:off x="0" y="0"/>
-                          <a:ext cx="4021243" cy="3477243"/>
+                          <a:ext cx="3919117" cy="3388934"/>
                         </a:xfrm>
                         <a:prstGeom prst="rect">
                           <a:avLst/>
@@ -1027,8 +1133,8 @@
                 <v:path o:extrusionok="f" gradientshapeok="t" o:connecttype="rect"/>
                 <o:lock v:ext="edit" aspectratio="t"/>
               </v:shapetype>
-              <v:shape id="_x0000_i1" o:spid="_x0000_s1" type="#_x0000_t75" style="width:316.63pt;height:273.80pt;mso-wrap-distance-left:0.00pt;mso-wrap-distance-top:0.00pt;mso-wrap-distance-right:0.00pt;mso-wrap-distance-bottom:0.00pt;z-index:1;" stroked="false">
-                <v:imagedata r:id="rId9" o:title=""/>
+              <v:shape id="_x0000_i1" o:spid="_x0000_s1" type="#_x0000_t75" style="width:308.59pt;height:266.85pt;mso-wrap-distance-left:0.00pt;mso-wrap-distance-top:0.00pt;mso-wrap-distance-right:0.00pt;mso-wrap-distance-bottom:0.00pt;z-index:1;" stroked="false">
+                <v:imagedata r:id="rId10" o:title=""/>
                 <o:lock v:ext="edit" rotation="t"/>
               </v:shape>
             </w:pict>
@@ -1043,14 +1149,14 @@
       </w:r>
       <w:r>
         <w:rPr>
-          <w:rFonts w:ascii="Times New Roman" w:hAnsi="Times New Roman" w:eastAsia="Times New Roman" w:cs="Times New Roman"/>
+          <w:rFonts w:ascii="Times New Roman" w:hAnsi="Times New Roman" w:cs="Times New Roman"/>
           <w:highlight w:val="none"/>
         </w:rPr>
       </w:r>
     </w:p>
     <w:p>
       <w:pPr>
-        <w:pStyle w:val="629"/>
+        <w:pStyle w:val="841"/>
         <w:pBdr/>
         <w:spacing/>
         <w:ind/>
@@ -1074,7 +1180,7 @@
           <mc:Choice Requires="wpg">
             <w:drawing>
               <wp:inline xmlns:wp="http://schemas.openxmlformats.org/drawingml/2006/wordprocessingDrawing" distT="0" distB="0" distL="0" distR="0">
-                <wp:extent cx="4218780" cy="4323565"/>
+                <wp:extent cx="4128902" cy="4231454"/>
                 <wp:effectExtent l="0" t="0" r="0" b="0"/>
                 <wp:docPr id="3" name=""/>
                 <wp:cNvGraphicFramePr>
@@ -1084,20 +1190,20 @@
                   <a:graphicData uri="http://schemas.openxmlformats.org/drawingml/2006/picture">
                     <pic:pic xmlns:pic="http://schemas.openxmlformats.org/drawingml/2006/picture">
                       <pic:nvPicPr>
-                        <pic:cNvPr id="1661456367" name=""/>
+                        <pic:cNvPr id="1464833198" name=""/>
                         <pic:cNvPicPr>
                           <a:picLocks noChangeAspect="1"/>
                         </pic:cNvPicPr>
                         <pic:nvPr/>
                       </pic:nvPicPr>
                       <pic:blipFill>
-                        <a:blip r:embed="rId10"/>
+                        <a:blip r:embed="rId11"/>
                         <a:stretch/>
                       </pic:blipFill>
                       <pic:spPr bwMode="auto">
                         <a:xfrm flipH="0" flipV="0">
                           <a:off x="0" y="0"/>
-                          <a:ext cx="4218779" cy="4323565"/>
+                          <a:ext cx="4128901" cy="4231454"/>
                         </a:xfrm>
                         <a:prstGeom prst="rect">
                           <a:avLst/>
@@ -1130,8 +1236,8 @@
                 <v:path o:extrusionok="f" gradientshapeok="t" o:connecttype="rect"/>
                 <o:lock v:ext="edit" aspectratio="t"/>
               </v:shapetype>
-              <v:shape id="_x0000_i2" o:spid="_x0000_s2" type="#_x0000_t75" style="width:332.19pt;height:340.44pt;mso-wrap-distance-left:0.00pt;mso-wrap-distance-top:0.00pt;mso-wrap-distance-right:0.00pt;mso-wrap-distance-bottom:0.00pt;z-index:1;" stroked="false">
-                <v:imagedata r:id="rId10" o:title=""/>
+              <v:shape id="_x0000_i2" o:spid="_x0000_s2" type="#_x0000_t75" style="width:325.11pt;height:333.19pt;mso-wrap-distance-left:0.00pt;mso-wrap-distance-top:0.00pt;mso-wrap-distance-right:0.00pt;mso-wrap-distance-bottom:0.00pt;z-index:1;" stroked="false">
+                <v:imagedata r:id="rId11" o:title=""/>
                 <o:lock v:ext="edit" rotation="t"/>
               </v:shape>
             </w:pict>
@@ -1147,13 +1253,24 @@
       <w:r>
         <w:rPr>
           <w:rFonts w:ascii="Times New Roman" w:hAnsi="Times New Roman" w:eastAsia="Times New Roman" w:cs="Times New Roman"/>
+        </w:rPr>
+      </w:r>
+      <w:r>
+        <w:rPr>
+          <w:rFonts w:ascii="Times New Roman" w:hAnsi="Times New Roman" w:eastAsia="Times New Roman" w:cs="Times New Roman"/>
+          <w:highlight w:val="none"/>
+        </w:rPr>
+      </w:r>
+      <w:r>
+        <w:rPr>
+          <w:rFonts w:ascii="Times New Roman" w:hAnsi="Times New Roman" w:cs="Times New Roman"/>
           <w:highlight w:val="none"/>
         </w:rPr>
       </w:r>
     </w:p>
     <w:p>
       <w:pPr>
-        <w:pStyle w:val="629"/>
+        <w:pStyle w:val="841"/>
         <w:pBdr/>
         <w:spacing/>
         <w:ind/>
@@ -1194,8 +1311,8 @@
                         <pic:nvPr/>
                       </pic:nvPicPr>
                       <pic:blipFill>
-                        <a:blip r:embed="rId11"/>
-                        <a:srcRect l="0" t="0" r="0" b="4466"/>
+                        <a:blip r:embed="rId12"/>
+                        <a:srcRect l="0" t="0" r="0" b="4465"/>
                         <a:stretch/>
                       </pic:blipFill>
                       <pic:spPr bwMode="auto">
@@ -1235,7 +1352,7 @@
                 <o:lock v:ext="edit" aspectratio="t"/>
               </v:shapetype>
               <v:shape id="_x0000_i3" o:spid="_x0000_s3" type="#_x0000_t75" style="width:344.68pt;height:340.25pt;mso-wrap-distance-left:0.00pt;mso-wrap-distance-top:0.00pt;mso-wrap-distance-right:0.00pt;mso-wrap-distance-bottom:0.00pt;z-index:1;" stroked="false">
-                <v:imagedata r:id="rId11" o:title=""/>
+                <v:imagedata r:id="rId12" o:title=""/>
                 <o:lock v:ext="edit" rotation="t"/>
               </v:shape>
             </w:pict>
@@ -1250,14 +1367,14 @@
       </w:r>
       <w:r>
         <w:rPr>
-          <w:rFonts w:ascii="Times New Roman" w:hAnsi="Times New Roman" w:eastAsia="Times New Roman" w:cs="Times New Roman"/>
+          <w:rFonts w:ascii="Times New Roman" w:hAnsi="Times New Roman" w:cs="Times New Roman"/>
           <w:highlight w:val="none"/>
         </w:rPr>
       </w:r>
     </w:p>
     <w:p>
       <w:pPr>
-        <w:pStyle w:val="629"/>
+        <w:pStyle w:val="841"/>
         <w:pBdr/>
         <w:spacing/>
         <w:ind/>
@@ -1298,7 +1415,7 @@
                         <pic:nvPr/>
                       </pic:nvPicPr>
                       <pic:blipFill>
-                        <a:blip r:embed="rId12"/>
+                        <a:blip r:embed="rId13"/>
                         <a:stretch/>
                       </pic:blipFill>
                       <pic:spPr bwMode="auto">
@@ -1338,7 +1455,7 @@
                 <o:lock v:ext="edit" aspectratio="t"/>
               </v:shapetype>
               <v:shape id="_x0000_i4" o:spid="_x0000_s4" type="#_x0000_t75" style="width:343.83pt;height:338.70pt;mso-wrap-distance-left:0.00pt;mso-wrap-distance-top:0.00pt;mso-wrap-distance-right:0.00pt;mso-wrap-distance-bottom:0.00pt;z-index:1;" stroked="false">
-                <v:imagedata r:id="rId12" o:title=""/>
+                <v:imagedata r:id="rId13" o:title=""/>
                 <o:lock v:ext="edit" rotation="t"/>
               </v:shape>
             </w:pict>
@@ -1353,14 +1470,14 @@
       </w:r>
       <w:r>
         <w:rPr>
-          <w:rFonts w:ascii="Times New Roman" w:hAnsi="Times New Roman" w:eastAsia="Times New Roman" w:cs="Times New Roman"/>
+          <w:rFonts w:ascii="Times New Roman" w:hAnsi="Times New Roman" w:cs="Times New Roman"/>
           <w:highlight w:val="none"/>
         </w:rPr>
       </w:r>
     </w:p>
     <w:p>
       <w:pPr>
-        <w:pStyle w:val="629"/>
+        <w:pStyle w:val="841"/>
         <w:pBdr/>
         <w:spacing/>
         <w:ind/>
@@ -1401,13 +1518,13 @@
                         <pic:nvPr/>
                       </pic:nvPicPr>
                       <pic:blipFill>
-                        <a:blip r:embed="rId13"/>
+                        <a:blip r:embed="rId14"/>
                         <a:stretch/>
                       </pic:blipFill>
                       <pic:spPr bwMode="auto">
                         <a:xfrm flipH="0" flipV="0">
                           <a:off x="0" y="0"/>
-                          <a:ext cx="4673599" cy="3790477"/>
+                          <a:ext cx="4673599" cy="3790476"/>
                         </a:xfrm>
                         <a:prstGeom prst="rect">
                           <a:avLst/>
@@ -1441,7 +1558,7 @@
                 <o:lock v:ext="edit" aspectratio="t"/>
               </v:shapetype>
               <v:shape id="_x0000_i5" o:spid="_x0000_s5" type="#_x0000_t75" style="width:368.00pt;height:298.46pt;mso-wrap-distance-left:0.00pt;mso-wrap-distance-top:0.00pt;mso-wrap-distance-right:0.00pt;mso-wrap-distance-bottom:0.00pt;z-index:1;" stroked="false">
-                <v:imagedata r:id="rId13" o:title=""/>
+                <v:imagedata r:id="rId14" o:title=""/>
                 <o:lock v:ext="edit" rotation="t"/>
               </v:shape>
             </w:pict>
@@ -1456,14 +1573,14 @@
       </w:r>
       <w:r>
         <w:rPr>
-          <w:rFonts w:ascii="Times New Roman" w:hAnsi="Times New Roman" w:eastAsia="Times New Roman" w:cs="Times New Roman"/>
+          <w:rFonts w:ascii="Times New Roman" w:hAnsi="Times New Roman" w:cs="Times New Roman"/>
           <w:highlight w:val="none"/>
         </w:rPr>
       </w:r>
     </w:p>
     <w:p>
       <w:pPr>
-        <w:pStyle w:val="629"/>
+        <w:pStyle w:val="841"/>
         <w:pBdr/>
         <w:spacing/>
         <w:ind/>
@@ -1503,10 +1620,16 @@
           <w:highlight w:val="none"/>
         </w:rPr>
       </w:r>
+      <w:r>
+        <w:rPr>
+          <w:rFonts w:ascii="Times New Roman" w:hAnsi="Times New Roman" w:cs="Times New Roman"/>
+          <w:highlight w:val="none"/>
+        </w:rPr>
+      </w:r>
     </w:p>
     <w:p>
       <w:pPr>
-        <w:pStyle w:val="629"/>
+        <w:pStyle w:val="841"/>
         <w:pBdr/>
         <w:spacing/>
         <w:ind/>
@@ -1526,10 +1649,16 @@
           <w:rFonts w:ascii="Times New Roman" w:hAnsi="Times New Roman" w:eastAsia="Times New Roman" w:cs="Times New Roman"/>
         </w:rPr>
       </w:r>
+      <w:r>
+        <w:rPr>
+          <w:rFonts w:ascii="Times New Roman" w:hAnsi="Times New Roman" w:cs="Times New Roman"/>
+          <w:highlight w:val="none"/>
+        </w:rPr>
+      </w:r>
     </w:p>
     <w:p>
       <w:pPr>
-        <w:pStyle w:val="629"/>
+        <w:pStyle w:val="841"/>
         <w:pBdr/>
         <w:spacing/>
         <w:ind/>
@@ -1569,7 +1698,7 @@
                         <pic:nvPr/>
                       </pic:nvPicPr>
                       <pic:blipFill>
-                        <a:blip r:embed="rId14"/>
+                        <a:blip r:embed="rId15"/>
                         <a:stretch/>
                       </pic:blipFill>
                       <pic:spPr bwMode="auto">
@@ -1609,7 +1738,7 @@
                 <o:lock v:ext="edit" aspectratio="t"/>
               </v:shapetype>
               <v:shape id="_x0000_i6" o:spid="_x0000_s6" type="#_x0000_t75" style="width:400.50pt;height:133.66pt;mso-wrap-distance-left:0.00pt;mso-wrap-distance-top:0.00pt;mso-wrap-distance-right:0.00pt;mso-wrap-distance-bottom:0.00pt;z-index:1;" stroked="false">
-                <v:imagedata r:id="rId14" o:title=""/>
+                <v:imagedata r:id="rId15" o:title=""/>
                 <o:lock v:ext="edit" rotation="t"/>
               </v:shape>
             </w:pict>
@@ -1623,7 +1752,8 @@
       </w:r>
       <w:r>
         <w:rPr>
-          <w:rFonts w:ascii="Times New Roman" w:hAnsi="Times New Roman" w:eastAsia="Times New Roman" w:cs="Times New Roman"/>
+          <w:rFonts w:ascii="Times New Roman" w:hAnsi="Times New Roman" w:cs="Times New Roman"/>
+          <w:highlight w:val="none"/>
         </w:rPr>
       </w:r>
     </w:p>
@@ -1659,10 +1789,15 @@
           <w:rFonts w:ascii="Times New Roman" w:hAnsi="Times New Roman" w:eastAsia="Times New Roman" w:cs="Times New Roman"/>
         </w:rPr>
       </w:r>
+      <w:r>
+        <w:rPr>
+          <w:rFonts w:ascii="Times New Roman" w:hAnsi="Times New Roman" w:cs="Times New Roman"/>
+        </w:rPr>
+      </w:r>
     </w:p>
     <w:p>
       <w:pPr>
-        <w:pStyle w:val="629"/>
+        <w:pStyle w:val="841"/>
         <w:pBdr/>
         <w:spacing/>
         <w:ind/>
@@ -1678,12 +1813,17 @@
       <w:r>
         <w:rPr>
           <w:rFonts w:ascii="Times New Roman" w:hAnsi="Times New Roman" w:eastAsia="Times New Roman" w:cs="Times New Roman"/>
+        </w:rPr>
+      </w:r>
+      <w:r>
+        <w:rPr>
+          <w:rFonts w:ascii="Times New Roman" w:hAnsi="Times New Roman" w:cs="Times New Roman"/>
         </w:rPr>
       </w:r>
     </w:p>
     <w:p>
       <w:pPr>
-        <w:pStyle w:val="629"/>
+        <w:pStyle w:val="841"/>
         <w:pBdr/>
         <w:spacing/>
         <w:ind/>
@@ -1699,12 +1839,17 @@
       <w:r>
         <w:rPr>
           <w:rFonts w:ascii="Times New Roman" w:hAnsi="Times New Roman" w:eastAsia="Times New Roman" w:cs="Times New Roman"/>
+        </w:rPr>
+      </w:r>
+      <w:r>
+        <w:rPr>
+          <w:rFonts w:ascii="Times New Roman" w:hAnsi="Times New Roman" w:cs="Times New Roman"/>
         </w:rPr>
       </w:r>
     </w:p>
     <w:p>
       <w:pPr>
-        <w:pStyle w:val="629"/>
+        <w:pStyle w:val="841"/>
         <w:pBdr/>
         <w:spacing/>
         <w:ind/>
@@ -1720,12 +1865,17 @@
       <w:r>
         <w:rPr>
           <w:rFonts w:ascii="Times New Roman" w:hAnsi="Times New Roman" w:eastAsia="Times New Roman" w:cs="Times New Roman"/>
+        </w:rPr>
+      </w:r>
+      <w:r>
+        <w:rPr>
+          <w:rFonts w:ascii="Times New Roman" w:hAnsi="Times New Roman" w:cs="Times New Roman"/>
         </w:rPr>
       </w:r>
     </w:p>
     <w:p>
       <w:pPr>
-        <w:pStyle w:val="629"/>
+        <w:pStyle w:val="841"/>
         <w:pBdr/>
         <w:spacing/>
         <w:ind/>
@@ -1741,12 +1891,17 @@
       <w:r>
         <w:rPr>
           <w:rFonts w:ascii="Times New Roman" w:hAnsi="Times New Roman" w:eastAsia="Times New Roman" w:cs="Times New Roman"/>
+        </w:rPr>
+      </w:r>
+      <w:r>
+        <w:rPr>
+          <w:rFonts w:ascii="Times New Roman" w:hAnsi="Times New Roman" w:cs="Times New Roman"/>
         </w:rPr>
       </w:r>
     </w:p>
     <w:p>
       <w:pPr>
-        <w:pStyle w:val="629"/>
+        <w:pStyle w:val="841"/>
         <w:pBdr/>
         <w:spacing/>
         <w:ind/>
@@ -1762,12 +1917,17 @@
       <w:r>
         <w:rPr>
           <w:rFonts w:ascii="Times New Roman" w:hAnsi="Times New Roman" w:eastAsia="Times New Roman" w:cs="Times New Roman"/>
+        </w:rPr>
+      </w:r>
+      <w:r>
+        <w:rPr>
+          <w:rFonts w:ascii="Times New Roman" w:hAnsi="Times New Roman" w:cs="Times New Roman"/>
         </w:rPr>
       </w:r>
     </w:p>
     <w:p>
       <w:pPr>
-        <w:pStyle w:val="629"/>
+        <w:pStyle w:val="841"/>
         <w:pBdr/>
         <w:spacing/>
         <w:ind/>
@@ -1783,12 +1943,17 @@
       <w:r>
         <w:rPr>
           <w:rFonts w:ascii="Times New Roman" w:hAnsi="Times New Roman" w:eastAsia="Times New Roman" w:cs="Times New Roman"/>
+        </w:rPr>
+      </w:r>
+      <w:r>
+        <w:rPr>
+          <w:rFonts w:ascii="Times New Roman" w:hAnsi="Times New Roman" w:cs="Times New Roman"/>
         </w:rPr>
       </w:r>
     </w:p>
     <w:p>
       <w:pPr>
-        <w:pStyle w:val="629"/>
+        <w:pStyle w:val="841"/>
         <w:pBdr/>
         <w:spacing/>
         <w:ind/>
@@ -1809,10 +1974,15 @@
           <w:highlight w:val="none"/>
         </w:rPr>
       </w:r>
+      <w:r>
+        <w:rPr>
+          <w:rFonts w:ascii="Times New Roman" w:hAnsi="Times New Roman" w:cs="Times New Roman"/>
+        </w:rPr>
+      </w:r>
     </w:p>
     <w:p>
       <w:pPr>
-        <w:pStyle w:val="629"/>
+        <w:pStyle w:val="841"/>
         <w:pBdr/>
         <w:spacing/>
         <w:ind/>
@@ -1852,7 +2022,7 @@
                         <pic:nvPr/>
                       </pic:nvPicPr>
                       <pic:blipFill>
-                        <a:blip r:embed="rId15"/>
+                        <a:blip r:embed="rId16"/>
                         <a:stretch/>
                       </pic:blipFill>
                       <pic:spPr bwMode="auto">
@@ -1892,7 +2062,7 @@
                 <o:lock v:ext="edit" aspectratio="t"/>
               </v:shapetype>
               <v:shape id="_x0000_i7" o:spid="_x0000_s7" type="#_x0000_t75" style="width:377.17pt;height:120.68pt;mso-wrap-distance-left:0.00pt;mso-wrap-distance-top:0.00pt;mso-wrap-distance-right:0.00pt;mso-wrap-distance-bottom:0.00pt;z-index:1;" stroked="false">
-                <v:imagedata r:id="rId15" o:title=""/>
+                <v:imagedata r:id="rId16" o:title=""/>
                 <o:lock v:ext="edit" rotation="t"/>
               </v:shape>
             </w:pict>
@@ -1906,7 +2076,8 @@
       </w:r>
       <w:r>
         <w:rPr>
-          <w:rFonts w:ascii="Times New Roman" w:hAnsi="Times New Roman" w:eastAsia="Times New Roman" w:cs="Times New Roman"/>
+          <w:rFonts w:ascii="Times New Roman" w:hAnsi="Times New Roman" w:cs="Times New Roman"/>
+          <w:highlight w:val="none"/>
         </w:rPr>
       </w:r>
     </w:p>
@@ -1941,18 +2112,18 @@
       <w:r>
         <w:rPr>
           <w:rFonts w:ascii="Times New Roman" w:hAnsi="Times New Roman" w:eastAsia="Times New Roman" w:cs="Times New Roman"/>
-        </w:rPr>
-      </w:r>
-      <w:r>
-        <w:rPr>
-          <w:rFonts w:ascii="Times New Roman" w:hAnsi="Times New Roman" w:eastAsia="Times New Roman" w:cs="Times New Roman"/>
           <w:sz w:val="24"/>
+        </w:rPr>
+      </w:r>
+      <w:r>
+        <w:rPr>
+          <w:rFonts w:ascii="Times New Roman" w:hAnsi="Times New Roman" w:cs="Times New Roman"/>
         </w:rPr>
       </w:r>
     </w:p>
     <w:p>
       <w:pPr>
-        <w:pStyle w:val="629"/>
+        <w:pStyle w:val="841"/>
         <w:pBdr/>
         <w:spacing/>
         <w:ind/>
@@ -1968,12 +2139,17 @@
       <w:r>
         <w:rPr>
           <w:rFonts w:ascii="Times New Roman" w:hAnsi="Times New Roman" w:eastAsia="Times New Roman" w:cs="Times New Roman"/>
+        </w:rPr>
+      </w:r>
+      <w:r>
+        <w:rPr>
+          <w:rFonts w:ascii="Times New Roman" w:hAnsi="Times New Roman" w:cs="Times New Roman"/>
         </w:rPr>
       </w:r>
     </w:p>
     <w:p>
       <w:pPr>
-        <w:pStyle w:val="629"/>
+        <w:pStyle w:val="841"/>
         <w:pBdr/>
         <w:spacing/>
         <w:ind/>
@@ -1989,12 +2165,17 @@
       <w:r>
         <w:rPr>
           <w:rFonts w:ascii="Times New Roman" w:hAnsi="Times New Roman" w:eastAsia="Times New Roman" w:cs="Times New Roman"/>
+        </w:rPr>
+      </w:r>
+      <w:r>
+        <w:rPr>
+          <w:rFonts w:ascii="Times New Roman" w:hAnsi="Times New Roman" w:cs="Times New Roman"/>
         </w:rPr>
       </w:r>
     </w:p>
     <w:p>
       <w:pPr>
-        <w:pStyle w:val="629"/>
+        <w:pStyle w:val="841"/>
         <w:pBdr/>
         <w:spacing/>
         <w:ind/>
@@ -2010,12 +2191,17 @@
       <w:r>
         <w:rPr>
           <w:rFonts w:ascii="Times New Roman" w:hAnsi="Times New Roman" w:eastAsia="Times New Roman" w:cs="Times New Roman"/>
+        </w:rPr>
+      </w:r>
+      <w:r>
+        <w:rPr>
+          <w:rFonts w:ascii="Times New Roman" w:hAnsi="Times New Roman" w:cs="Times New Roman"/>
         </w:rPr>
       </w:r>
     </w:p>
     <w:p>
       <w:pPr>
-        <w:pStyle w:val="629"/>
+        <w:pStyle w:val="841"/>
         <w:pBdr/>
         <w:spacing/>
         <w:ind/>
@@ -2031,12 +2217,17 @@
       <w:r>
         <w:rPr>
           <w:rFonts w:ascii="Times New Roman" w:hAnsi="Times New Roman" w:eastAsia="Times New Roman" w:cs="Times New Roman"/>
+        </w:rPr>
+      </w:r>
+      <w:r>
+        <w:rPr>
+          <w:rFonts w:ascii="Times New Roman" w:hAnsi="Times New Roman" w:cs="Times New Roman"/>
         </w:rPr>
       </w:r>
     </w:p>
     <w:p>
       <w:pPr>
-        <w:pStyle w:val="629"/>
+        <w:pStyle w:val="841"/>
         <w:pBdr/>
         <w:spacing/>
         <w:ind/>
@@ -2052,12 +2243,17 @@
       <w:r>
         <w:rPr>
           <w:rFonts w:ascii="Times New Roman" w:hAnsi="Times New Roman" w:eastAsia="Times New Roman" w:cs="Times New Roman"/>
+        </w:rPr>
+      </w:r>
+      <w:r>
+        <w:rPr>
+          <w:rFonts w:ascii="Times New Roman" w:hAnsi="Times New Roman" w:cs="Times New Roman"/>
         </w:rPr>
       </w:r>
     </w:p>
     <w:p>
       <w:pPr>
-        <w:pStyle w:val="629"/>
+        <w:pStyle w:val="841"/>
         <w:pBdr/>
         <w:spacing/>
         <w:ind/>
@@ -2080,10 +2276,15 @@
           <w:rFonts w:ascii="Times New Roman" w:hAnsi="Times New Roman" w:eastAsia="Times New Roman" w:cs="Times New Roman"/>
         </w:rPr>
       </w:r>
+      <w:r>
+        <w:rPr>
+          <w:rFonts w:ascii="Times New Roman" w:hAnsi="Times New Roman" w:cs="Times New Roman"/>
+        </w:rPr>
+      </w:r>
     </w:p>
     <w:p>
       <w:pPr>
-        <w:pStyle w:val="629"/>
+        <w:pStyle w:val="841"/>
         <w:pBdr/>
         <w:spacing/>
         <w:ind/>
@@ -2111,7 +2312,8 @@
       </w:r>
       <w:r>
         <w:rPr>
-          <w:rFonts w:ascii="Times New Roman" w:hAnsi="Times New Roman" w:eastAsia="Times New Roman" w:cs="Times New Roman"/>
+          <w:rFonts w:ascii="Times New Roman" w:hAnsi="Times New Roman" w:cs="Times New Roman"/>
+          <w:highlight w:val="none"/>
         </w:rPr>
       </w:r>
     </w:p>
@@ -2139,19 +2341,18 @@
       <w:r>
         <w:rPr>
           <w:rFonts w:ascii="Times New Roman" w:hAnsi="Times New Roman" w:eastAsia="Times New Roman" w:cs="Times New Roman"/>
-          <w:highlight w:val="none"/>
-        </w:rPr>
-      </w:r>
-      <w:r>
-        <w:rPr>
-          <w:rFonts w:ascii="Times New Roman" w:hAnsi="Times New Roman" w:eastAsia="Times New Roman" w:cs="Times New Roman"/>
           <w:sz w:val="24"/>
+        </w:rPr>
+      </w:r>
+      <w:r>
+        <w:rPr>
+          <w:rFonts w:ascii="Times New Roman" w:hAnsi="Times New Roman" w:cs="Times New Roman"/>
         </w:rPr>
       </w:r>
     </w:p>
     <w:p>
       <w:pPr>
-        <w:pStyle w:val="629"/>
+        <w:pStyle w:val="841"/>
         <w:pBdr/>
         <w:spacing/>
         <w:ind/>
@@ -2174,14 +2375,14 @@
       </w:r>
       <w:r>
         <w:rPr>
-          <w:rFonts w:ascii="Times New Roman" w:hAnsi="Times New Roman" w:eastAsia="Times New Roman" w:cs="Times New Roman"/>
+          <w:rFonts w:ascii="Times New Roman" w:hAnsi="Times New Roman" w:cs="Times New Roman"/>
           <w:highlight w:val="none"/>
         </w:rPr>
       </w:r>
     </w:p>
     <w:p>
       <w:pPr>
-        <w:pStyle w:val="629"/>
+        <w:pStyle w:val="841"/>
         <w:pBdr/>
         <w:spacing/>
         <w:ind/>
@@ -2199,6 +2400,12 @@
       <w:r>
         <w:rPr>
           <w:rFonts w:ascii="Times New Roman" w:hAnsi="Times New Roman" w:eastAsia="Times New Roman" w:cs="Times New Roman"/>
+        </w:rPr>
+      </w:r>
+      <w:r>
+        <w:rPr>
+          <w:rFonts w:ascii="Times New Roman" w:hAnsi="Times New Roman" w:cs="Times New Roman"/>
+          <w:highlight w:val="none"/>
         </w:rPr>
       </w:r>
     </w:p>
@@ -2226,19 +2433,18 @@
       <w:r>
         <w:rPr>
           <w:rFonts w:ascii="Times New Roman" w:hAnsi="Times New Roman" w:eastAsia="Times New Roman" w:cs="Times New Roman"/>
-          <w:highlight w:val="none"/>
-        </w:rPr>
-      </w:r>
-      <w:r>
-        <w:rPr>
-          <w:rFonts w:ascii="Times New Roman" w:hAnsi="Times New Roman" w:eastAsia="Times New Roman" w:cs="Times New Roman"/>
           <w:sz w:val="24"/>
+        </w:rPr>
+      </w:r>
+      <w:r>
+        <w:rPr>
+          <w:rFonts w:ascii="Times New Roman" w:hAnsi="Times New Roman" w:cs="Times New Roman"/>
         </w:rPr>
       </w:r>
     </w:p>
     <w:p>
       <w:pPr>
-        <w:pStyle w:val="629"/>
+        <w:pStyle w:val="841"/>
         <w:pBdr/>
         <w:spacing/>
         <w:ind/>
@@ -2266,7 +2472,8 @@
       </w:r>
       <w:r>
         <w:rPr>
-          <w:rFonts w:ascii="Times New Roman" w:hAnsi="Times New Roman" w:eastAsia="Times New Roman" w:cs="Times New Roman"/>
+          <w:rFonts w:ascii="Times New Roman" w:hAnsi="Times New Roman" w:cs="Times New Roman"/>
+          <w:highlight w:val="none"/>
         </w:rPr>
       </w:r>
     </w:p>
@@ -2302,10 +2509,15 @@
           <w:rFonts w:ascii="Times New Roman" w:hAnsi="Times New Roman" w:eastAsia="Times New Roman" w:cs="Times New Roman"/>
         </w:rPr>
       </w:r>
+      <w:r>
+        <w:rPr>
+          <w:rFonts w:ascii="Times New Roman" w:hAnsi="Times New Roman" w:cs="Times New Roman"/>
+        </w:rPr>
+      </w:r>
     </w:p>
     <w:p>
       <w:pPr>
-        <w:pStyle w:val="629"/>
+        <w:pStyle w:val="841"/>
         <w:pBdr/>
         <w:spacing/>
         <w:ind/>
@@ -2325,10 +2537,15 @@
           <w:highlight w:val="none"/>
         </w:rPr>
       </w:r>
+      <w:r>
+        <w:rPr>
+          <w:rFonts w:ascii="Times New Roman" w:hAnsi="Times New Roman" w:cs="Times New Roman"/>
+        </w:rPr>
+      </w:r>
     </w:p>
     <w:p>
       <w:pPr>
-        <w:pStyle w:val="629"/>
+        <w:pStyle w:val="841"/>
         <w:pBdr/>
         <w:spacing/>
         <w:ind w:left="709"/>
@@ -2344,12 +2561,17 @@
       <w:r>
         <w:rPr>
           <w:rFonts w:ascii="Times New Roman" w:hAnsi="Times New Roman" w:eastAsia="Times New Roman" w:cs="Times New Roman"/>
+        </w:rPr>
+      </w:r>
+      <w:r>
+        <w:rPr>
+          <w:rFonts w:ascii="Times New Roman" w:hAnsi="Times New Roman" w:cs="Times New Roman"/>
         </w:rPr>
       </w:r>
     </w:p>
     <w:p>
       <w:pPr>
-        <w:pStyle w:val="629"/>
+        <w:pStyle w:val="841"/>
         <w:pBdr/>
         <w:spacing/>
         <w:ind/>
@@ -2365,12 +2587,17 @@
       <w:r>
         <w:rPr>
           <w:rFonts w:ascii="Times New Roman" w:hAnsi="Times New Roman" w:eastAsia="Times New Roman" w:cs="Times New Roman"/>
+        </w:rPr>
+      </w:r>
+      <w:r>
+        <w:rPr>
+          <w:rFonts w:ascii="Times New Roman" w:hAnsi="Times New Roman" w:cs="Times New Roman"/>
         </w:rPr>
       </w:r>
     </w:p>
     <w:p>
       <w:pPr>
-        <w:pStyle w:val="629"/>
+        <w:pStyle w:val="841"/>
         <w:pBdr/>
         <w:spacing/>
         <w:ind/>
@@ -2402,13 +2629,13 @@
       </w:r>
       <w:r>
         <w:rPr>
-          <w:rFonts w:ascii="Times New Roman" w:hAnsi="Times New Roman" w:eastAsia="Times New Roman" w:cs="Times New Roman"/>
+          <w:rFonts w:ascii="Times New Roman" w:hAnsi="Times New Roman" w:cs="Times New Roman"/>
         </w:rPr>
       </w:r>
     </w:p>
     <w:p>
       <w:pPr>
-        <w:pStyle w:val="629"/>
+        <w:pStyle w:val="841"/>
         <w:pBdr/>
         <w:spacing/>
         <w:ind/>
@@ -2431,30 +2658,11 @@
       </w:r>
       <w:r>
         <w:rPr>
-          <w:rFonts w:ascii="Times New Roman" w:hAnsi="Times New Roman" w:eastAsia="Times New Roman" w:cs="Times New Roman"/>
-          <w:b w:val="0"/>
-          <w:bCs w:val="0"/>
-        </w:rPr>
-      </w:r>
-      <w:r>
-        <w:rPr>
           <w:rFonts w:ascii="Times New Roman" w:hAnsi="Times New Roman" w:cs="Times New Roman"/>
           <w:b w:val="0"/>
           <w:bCs w:val="0"/>
         </w:rPr>
       </w:r>
-    </w:p>
-    <w:p>
-      <w:pPr>
-        <w:pStyle w:val="629"/>
-        <w:pBdr/>
-        <w:spacing/>
-        <w:ind/>
-        <w:jc w:val="center"/>
-        <w:rPr>
-          <w:highlight w:val="none"/>
-        </w:rPr>
-      </w:pPr>
       <w:r>
         <w:rPr>
           <w:rFonts w:ascii="Times New Roman" w:hAnsi="Times New Roman" w:eastAsia="Times New Roman" w:cs="Times New Roman"/>
@@ -2463,8 +2671,26 @@
           <w:highlight w:val="none"/>
         </w:rPr>
       </w:r>
-      <w:r/>
-      <w:r/>
+    </w:p>
+    <w:p>
+      <w:pPr>
+        <w:pStyle w:val="841"/>
+        <w:pBdr/>
+        <w:spacing/>
+        <w:ind/>
+        <w:jc w:val="center"/>
+        <w:rPr>
+          <w:highlight w:val="none"/>
+        </w:rPr>
+      </w:pPr>
+      <w:r>
+        <w:rPr>
+          <w:rFonts w:ascii="Times New Roman" w:hAnsi="Times New Roman" w:eastAsia="Times New Roman" w:cs="Times New Roman"/>
+          <w:b w:val="0"/>
+          <w:bCs w:val="0"/>
+          <w:highlight w:val="none"/>
+        </w:rPr>
+      </w:r>
       <w:r>
         <mc:AlternateContent>
           <mc:Choice Requires="wpg">
@@ -2487,7 +2713,7 @@
                         <pic:nvPr/>
                       </pic:nvPicPr>
                       <pic:blipFill>
-                        <a:blip r:embed="rId16"/>
+                        <a:blip r:embed="rId17"/>
                         <a:stretch/>
                       </pic:blipFill>
                       <pic:spPr bwMode="auto">
@@ -2527,15 +2753,13 @@
                 <o:lock v:ext="edit" aspectratio="t"/>
               </v:shapetype>
               <v:shape id="_x0000_i8" o:spid="_x0000_s8" type="#_x0000_t75" style="width:290.81pt;height:309.45pt;mso-wrap-distance-left:0.00pt;mso-wrap-distance-top:0.00pt;mso-wrap-distance-right:0.00pt;mso-wrap-distance-bottom:0.00pt;z-index:1;" stroked="false">
-                <v:imagedata r:id="rId16" o:title=""/>
+                <v:imagedata r:id="rId17" o:title=""/>
                 <o:lock v:ext="edit" rotation="t"/>
               </v:shape>
             </w:pict>
           </mc:Fallback>
         </mc:AlternateContent>
       </w:r>
-      <w:r/>
-      <w:r/>
       <w:r>
         <w:rPr>
           <w:rFonts w:ascii="Times New Roman" w:hAnsi="Times New Roman" w:eastAsia="Times New Roman" w:cs="Times New Roman"/>
@@ -2546,16 +2770,13 @@
       </w:r>
       <w:r>
         <w:rPr>
-          <w:rFonts w:ascii="Times New Roman" w:hAnsi="Times New Roman" w:eastAsia="Times New Roman" w:cs="Times New Roman"/>
-          <w:b w:val="0"/>
-          <w:bCs w:val="0"/>
           <w:highlight w:val="none"/>
         </w:rPr>
       </w:r>
     </w:p>
     <w:p>
       <w:pPr>
-        <w:pStyle w:val="629"/>
+        <w:pStyle w:val="841"/>
         <w:pBdr/>
         <w:spacing/>
         <w:ind/>
@@ -2591,7 +2812,7 @@
                         <pic:nvPr/>
                       </pic:nvPicPr>
                       <pic:blipFill>
-                        <a:blip r:embed="rId17"/>
+                        <a:blip r:embed="rId18"/>
                         <a:stretch/>
                       </pic:blipFill>
                       <pic:spPr bwMode="auto">
@@ -2631,7 +2852,7 @@
                 <o:lock v:ext="edit" aspectratio="t"/>
               </v:shapetype>
               <v:shape id="_x0000_i9" o:spid="_x0000_s9" type="#_x0000_t75" style="width:297.41pt;height:319.40pt;mso-wrap-distance-left:0.00pt;mso-wrap-distance-top:0.00pt;mso-wrap-distance-right:0.00pt;mso-wrap-distance-bottom:0.00pt;z-index:1;" stroked="false">
-                <v:imagedata r:id="rId17" o:title=""/>
+                <v:imagedata r:id="rId18" o:title=""/>
                 <o:lock v:ext="edit" rotation="t"/>
               </v:shape>
             </w:pict>
@@ -2643,12 +2864,6 @@
           <w:highlight w:val="none"/>
         </w:rPr>
       </w:r>
-      <w:r/>
-      <w:r>
-        <w:rPr>
-          <w:highlight w:val="none"/>
-        </w:rPr>
-      </w:r>
       <w:r>
         <w:rPr>
           <w:highlight w:val="none"/>
@@ -2657,7 +2872,7 @@
     </w:p>
     <w:p>
       <w:pPr>
-        <w:pStyle w:val="629"/>
+        <w:pStyle w:val="841"/>
         <w:pBdr/>
         <w:spacing/>
         <w:ind/>
@@ -2693,7 +2908,7 @@
                         <pic:nvPr/>
                       </pic:nvPicPr>
                       <pic:blipFill>
-                        <a:blip r:embed="rId18"/>
+                        <a:blip r:embed="rId19"/>
                         <a:stretch/>
                       </pic:blipFill>
                       <pic:spPr bwMode="auto">
@@ -2733,7 +2948,7 @@
                 <o:lock v:ext="edit" aspectratio="t"/>
               </v:shapetype>
               <v:shape id="_x0000_i10" o:spid="_x0000_s10" type="#_x0000_t75" style="width:357.73pt;height:409.31pt;mso-wrap-distance-left:0.00pt;mso-wrap-distance-top:0.00pt;mso-wrap-distance-right:0.00pt;mso-wrap-distance-bottom:0.00pt;z-index:1;" stroked="false">
-                <v:imagedata r:id="rId18" o:title=""/>
+                <v:imagedata r:id="rId19" o:title=""/>
                 <o:lock v:ext="edit" rotation="t"/>
               </v:shape>
             </w:pict>
@@ -2753,7 +2968,7 @@
     </w:p>
     <w:p>
       <w:pPr>
-        <w:pStyle w:val="629"/>
+        <w:pStyle w:val="841"/>
         <w:pBdr/>
         <w:spacing/>
         <w:ind/>
@@ -2791,7 +3006,7 @@
                         <pic:nvPr/>
                       </pic:nvPicPr>
                       <pic:blipFill>
-                        <a:blip r:embed="rId19"/>
+                        <a:blip r:embed="rId20"/>
                         <a:stretch/>
                       </pic:blipFill>
                       <pic:spPr bwMode="auto">
@@ -2831,7 +3046,7 @@
                 <o:lock v:ext="edit" aspectratio="t"/>
               </v:shapetype>
               <v:shape id="_x0000_i11" o:spid="_x0000_s11" type="#_x0000_t75" style="width:336.63pt;height:172.96pt;mso-wrap-distance-left:0.00pt;mso-wrap-distance-top:0.00pt;mso-wrap-distance-right:0.00pt;mso-wrap-distance-bottom:0.00pt;z-index:1;" stroked="false">
-                <v:imagedata r:id="rId19" o:title=""/>
+                <v:imagedata r:id="rId20" o:title=""/>
                 <o:lock v:ext="edit" rotation="t"/>
               </v:shape>
             </w:pict>
@@ -2845,13 +3060,15 @@
       </w:r>
       <w:r>
         <w:rPr>
-          <w:highlight w:val="none"/>
+          <w:rFonts w:ascii="Times New Roman" w:hAnsi="Times New Roman" w:cs="Times New Roman"/>
+          <w:b w:val="0"/>
+          <w:bCs w:val="0"/>
         </w:rPr>
       </w:r>
     </w:p>
     <w:p>
       <w:pPr>
-        <w:pStyle w:val="629"/>
+        <w:pStyle w:val="841"/>
         <w:pBdr/>
         <w:spacing/>
         <w:ind/>
@@ -2867,12 +3084,17 @@
       <w:r>
         <w:rPr>
           <w:rFonts w:ascii="Times New Roman" w:hAnsi="Times New Roman" w:eastAsia="Times New Roman" w:cs="Times New Roman"/>
+        </w:rPr>
+      </w:r>
+      <w:r>
+        <w:rPr>
+          <w:rFonts w:ascii="Times New Roman" w:hAnsi="Times New Roman" w:cs="Times New Roman"/>
         </w:rPr>
       </w:r>
     </w:p>
     <w:p>
       <w:pPr>
-        <w:pStyle w:val="629"/>
+        <w:pStyle w:val="841"/>
         <w:pBdr/>
         <w:spacing/>
         <w:ind/>
@@ -2880,6 +3102,11 @@
           <w:rFonts w:ascii="Times New Roman" w:hAnsi="Times New Roman" w:cs="Times New Roman"/>
         </w:rPr>
       </w:pPr>
+      <w:r>
+        <w:rPr>
+          <w:rFonts w:ascii="Times New Roman" w:hAnsi="Times New Roman" w:cs="Times New Roman"/>
+        </w:rPr>
+      </w:r>
       <w:r>
         <w:rPr>
           <w:rFonts w:ascii="Times New Roman" w:hAnsi="Times New Roman" w:cs="Times New Roman"/>
@@ -2893,7 +3120,7 @@
     </w:p>
     <w:p>
       <w:pPr>
-        <w:pStyle w:val="629"/>
+        <w:pStyle w:val="841"/>
         <w:pBdr/>
         <w:spacing/>
         <w:ind/>
@@ -2901,6 +3128,11 @@
           <w:rFonts w:ascii="Times New Roman" w:hAnsi="Times New Roman" w:cs="Times New Roman"/>
         </w:rPr>
       </w:pPr>
+      <w:r>
+        <w:rPr>
+          <w:rFonts w:ascii="Times New Roman" w:hAnsi="Times New Roman" w:cs="Times New Roman"/>
+        </w:rPr>
+      </w:r>
       <w:r>
         <w:rPr>
           <w:rFonts w:ascii="Times New Roman" w:hAnsi="Times New Roman" w:cs="Times New Roman"/>
@@ -2914,7 +3146,7 @@
     </w:p>
     <w:p>
       <w:pPr>
-        <w:pStyle w:val="629"/>
+        <w:pStyle w:val="841"/>
         <w:pBdr/>
         <w:spacing/>
         <w:ind/>
@@ -2930,12 +3162,17 @@
       <w:r>
         <w:rPr>
           <w:rFonts w:ascii="Times New Roman" w:hAnsi="Times New Roman" w:eastAsia="Times New Roman" w:cs="Times New Roman"/>
+        </w:rPr>
+      </w:r>
+      <w:r>
+        <w:rPr>
+          <w:rFonts w:ascii="Times New Roman" w:hAnsi="Times New Roman" w:cs="Times New Roman"/>
         </w:rPr>
       </w:r>
     </w:p>
     <w:p>
       <w:pPr>
-        <w:pStyle w:val="629"/>
+        <w:pStyle w:val="841"/>
         <w:pBdr/>
         <w:spacing/>
         <w:ind/>
@@ -2962,10 +3199,17 @@
           <w:bCs/>
         </w:rPr>
       </w:r>
+      <w:r>
+        <w:rPr>
+          <w:rFonts w:ascii="Times New Roman" w:hAnsi="Times New Roman" w:cs="Times New Roman"/>
+          <w:b/>
+          <w:bCs/>
+        </w:rPr>
+      </w:r>
     </w:p>
     <w:p>
       <w:pPr>
-        <w:pStyle w:val="629"/>
+        <w:pStyle w:val="841"/>
         <w:pBdr/>
         <w:spacing/>
         <w:ind/>
@@ -3005,7 +3249,7 @@
                         <pic:nvPr/>
                       </pic:nvPicPr>
                       <pic:blipFill>
-                        <a:blip r:embed="rId20"/>
+                        <a:blip r:embed="rId21"/>
                         <a:stretch/>
                       </pic:blipFill>
                       <pic:spPr bwMode="auto">
@@ -3045,7 +3289,7 @@
                 <o:lock v:ext="edit" aspectratio="t"/>
               </v:shapetype>
               <v:shape id="_x0000_i12" o:spid="_x0000_s12" type="#_x0000_t75" style="width:257.17pt;height:344.91pt;mso-wrap-distance-left:0.00pt;mso-wrap-distance-top:0.00pt;mso-wrap-distance-right:0.00pt;mso-wrap-distance-bottom:0.00pt;z-index:1;" stroked="false">
-                <v:imagedata r:id="rId20" o:title=""/>
+                <v:imagedata r:id="rId21" o:title=""/>
                 <o:lock v:ext="edit" rotation="t"/>
               </v:shape>
             </w:pict>
@@ -3059,7 +3303,8 @@
       </w:r>
       <w:r>
         <w:rPr>
-          <w:rFonts w:ascii="Times New Roman" w:hAnsi="Times New Roman" w:eastAsia="Times New Roman" w:cs="Times New Roman"/>
+          <w:rFonts w:ascii="Times New Roman" w:hAnsi="Times New Roman" w:cs="Times New Roman"/>
+          <w:highlight w:val="none"/>
         </w:rPr>
       </w:r>
     </w:p>
@@ -3095,10 +3340,15 @@
           <w:rFonts w:ascii="Times New Roman" w:hAnsi="Times New Roman" w:eastAsia="Times New Roman" w:cs="Times New Roman"/>
         </w:rPr>
       </w:r>
+      <w:r>
+        <w:rPr>
+          <w:rFonts w:ascii="Times New Roman" w:hAnsi="Times New Roman" w:cs="Times New Roman"/>
+        </w:rPr>
+      </w:r>
     </w:p>
     <w:p>
       <w:pPr>
-        <w:pStyle w:val="629"/>
+        <w:pStyle w:val="841"/>
         <w:pBdr/>
         <w:spacing/>
         <w:ind/>
@@ -3114,12 +3364,17 @@
       <w:r>
         <w:rPr>
           <w:rFonts w:ascii="Times New Roman" w:hAnsi="Times New Roman" w:eastAsia="Times New Roman" w:cs="Times New Roman"/>
+        </w:rPr>
+      </w:r>
+      <w:r>
+        <w:rPr>
+          <w:rFonts w:ascii="Times New Roman" w:hAnsi="Times New Roman" w:cs="Times New Roman"/>
         </w:rPr>
       </w:r>
     </w:p>
     <w:p>
       <w:pPr>
-        <w:pStyle w:val="629"/>
+        <w:pStyle w:val="841"/>
         <w:pBdr/>
         <w:spacing/>
         <w:ind/>
@@ -3143,10 +3398,15 @@
           <w:rFonts w:ascii="Times New Roman" w:hAnsi="Times New Roman" w:eastAsia="Times New Roman" w:cs="Times New Roman"/>
         </w:rPr>
       </w:r>
+      <w:r>
+        <w:rPr>
+          <w:rFonts w:ascii="Times New Roman" w:hAnsi="Times New Roman" w:cs="Times New Roman"/>
+        </w:rPr>
+      </w:r>
     </w:p>
     <w:p>
       <w:pPr>
-        <w:pStyle w:val="629"/>
+        <w:pStyle w:val="841"/>
         <w:pBdr/>
         <w:spacing/>
         <w:ind/>
@@ -3166,10 +3426,15 @@
           <w:rFonts w:ascii="Times New Roman" w:hAnsi="Times New Roman" w:eastAsia="Times New Roman" w:cs="Times New Roman"/>
         </w:rPr>
       </w:r>
+      <w:r>
+        <w:rPr>
+          <w:rFonts w:ascii="Times New Roman" w:hAnsi="Times New Roman" w:cs="Times New Roman"/>
+        </w:rPr>
+      </w:r>
     </w:p>
     <w:p>
       <w:pPr>
-        <w:pStyle w:val="629"/>
+        <w:pStyle w:val="841"/>
         <w:pBdr/>
         <w:spacing/>
         <w:ind/>
@@ -3188,6 +3453,12 @@
       <w:r>
         <w:rPr>
           <w:rFonts w:ascii="Times New Roman" w:hAnsi="Times New Roman" w:eastAsia="Times New Roman" w:cs="Times New Roman"/>
+        </w:rPr>
+      </w:r>
+      <w:r>
+        <w:rPr>
+          <w:rFonts w:ascii="Times New Roman" w:hAnsi="Times New Roman" w:cs="Times New Roman"/>
+          <w:highlight w:val="none"/>
         </w:rPr>
       </w:r>
     </w:p>
@@ -3223,10 +3494,15 @@
           <w:rFonts w:ascii="Times New Roman" w:hAnsi="Times New Roman" w:eastAsia="Times New Roman" w:cs="Times New Roman"/>
         </w:rPr>
       </w:r>
+      <w:r>
+        <w:rPr>
+          <w:rFonts w:ascii="Times New Roman" w:hAnsi="Times New Roman" w:cs="Times New Roman"/>
+        </w:rPr>
+      </w:r>
     </w:p>
     <w:p>
       <w:pPr>
-        <w:pStyle w:val="629"/>
+        <w:pStyle w:val="841"/>
         <w:pBdr/>
         <w:spacing/>
         <w:ind/>
@@ -3247,10 +3523,16 @@
           <w:highlight w:val="none"/>
         </w:rPr>
       </w:r>
+      <w:r>
+        <w:rPr>
+          <w:rFonts w:ascii="Times New Roman" w:hAnsi="Times New Roman" w:cs="Times New Roman"/>
+          <w:highlight w:val="none"/>
+        </w:rPr>
+      </w:r>
     </w:p>
     <w:p>
       <w:pPr>
-        <w:pStyle w:val="629"/>
+        <w:pStyle w:val="841"/>
         <w:pBdr/>
         <w:spacing/>
         <w:ind/>
@@ -3268,26 +3550,9 @@
       <w:r>
         <w:rPr>
           <w:rFonts w:ascii="Times New Roman" w:hAnsi="Times New Roman" w:eastAsia="Times New Roman" w:cs="Times New Roman"/>
-        </w:rPr>
-      </w:r>
-      <w:r>
-        <w:rPr>
-          <w:rFonts w:ascii="Times New Roman" w:hAnsi="Times New Roman" w:eastAsia="Times New Roman" w:cs="Times New Roman"/>
           <w:highlight w:val="none"/>
         </w:rPr>
         <w:t xml:space="preserve">heredó del coordinador?</w:t>
-      </w:r>
-      <w:r>
-        <w:rPr>
-          <w:rFonts w:ascii="Times New Roman" w:hAnsi="Times New Roman" w:eastAsia="Times New Roman" w:cs="Times New Roman"/>
-          <w:highlight w:val="none"/>
-        </w:rPr>
-      </w:r>
-      <w:r>
-        <w:rPr>
-          <w:rFonts w:ascii="Times New Roman" w:hAnsi="Times New Roman" w:eastAsia="Times New Roman" w:cs="Times New Roman"/>
-          <w:highlight w:val="none"/>
-        </w:rPr>
       </w:r>
       <w:r>
         <w:rPr>
@@ -3297,18 +3562,7 @@
       </w:r>
       <w:r>
         <w:rPr>
-          <w:rFonts w:ascii="Times New Roman" w:hAnsi="Times New Roman" w:eastAsia="Times New Roman" w:cs="Times New Roman"/>
-        </w:rPr>
-      </w:r>
-      <w:r>
-        <w:rPr>
-          <w:rFonts w:ascii="Times New Roman" w:hAnsi="Times New Roman" w:eastAsia="Times New Roman" w:cs="Times New Roman"/>
-        </w:rPr>
-      </w:r>
-      <w:r>
-        <w:rPr>
           <w:rFonts w:ascii="Times New Roman" w:hAnsi="Times New Roman" w:cs="Times New Roman"/>
-          <w:highlight w:val="none"/>
         </w:rPr>
       </w:r>
     </w:p>
@@ -3338,10 +3592,15 @@
           <w:rFonts w:ascii="Times New Roman" w:hAnsi="Times New Roman" w:eastAsia="Times New Roman" w:cs="Times New Roman"/>
         </w:rPr>
       </w:r>
+      <w:r>
+        <w:rPr>
+          <w:rFonts w:ascii="Times New Roman" w:hAnsi="Times New Roman" w:cs="Times New Roman"/>
+        </w:rPr>
+      </w:r>
     </w:p>
     <w:p>
       <w:pPr>
-        <w:pStyle w:val="629"/>
+        <w:pStyle w:val="841"/>
         <w:pBdr/>
         <w:spacing/>
         <w:ind/>
@@ -3373,13 +3632,13 @@
       </w:r>
       <w:r>
         <w:rPr>
-          <w:rFonts w:ascii="Times New Roman" w:hAnsi="Times New Roman" w:eastAsia="Times New Roman" w:cs="Times New Roman"/>
+          <w:rFonts w:ascii="Times New Roman" w:hAnsi="Times New Roman" w:cs="Times New Roman"/>
         </w:rPr>
       </w:r>
     </w:p>
     <w:p>
       <w:pPr>
-        <w:pStyle w:val="629"/>
+        <w:pStyle w:val="841"/>
         <w:pBdr/>
         <w:spacing/>
         <w:ind/>
@@ -3403,15 +3662,6 @@
       </w:r>
       <w:r>
         <w:rPr>
-          <w:rFonts w:ascii="Times New Roman" w:hAnsi="Times New Roman" w:eastAsia="Times New Roman" w:cs="Times New Roman"/>
-          <w:b w:val="0"/>
-          <w:bCs w:val="0"/>
-          <w:sz w:val="28"/>
-          <w:szCs w:val="28"/>
-        </w:rPr>
-      </w:r>
-      <w:r>
-        <w:rPr>
           <w:rFonts w:ascii="Times New Roman" w:hAnsi="Times New Roman" w:cs="Times New Roman"/>
           <w:b w:val="0"/>
           <w:bCs w:val="0"/>
@@ -3419,10 +3669,19 @@
           <w:szCs w:val="28"/>
         </w:rPr>
       </w:r>
+      <w:r>
+        <w:rPr>
+          <w:rFonts w:ascii="Times New Roman" w:hAnsi="Times New Roman" w:cs="Times New Roman"/>
+          <w:b w:val="0"/>
+          <w:bCs w:val="0"/>
+          <w:sz w:val="28"/>
+          <w:szCs w:val="28"/>
+        </w:rPr>
+      </w:r>
     </w:p>
     <w:p>
       <w:pPr>
-        <w:pStyle w:val="629"/>
+        <w:pStyle w:val="841"/>
         <w:pBdr/>
         <w:spacing/>
         <w:ind/>
@@ -3442,10 +3701,16 @@
           <w:rFonts w:ascii="Times New Roman" w:hAnsi="Times New Roman" w:cs="Times New Roman"/>
         </w:rPr>
       </w:r>
+      <w:r>
+        <w:rPr>
+          <w:rFonts w:ascii="Times New Roman" w:hAnsi="Times New Roman" w:cs="Times New Roman"/>
+          <w:highlight w:val="none"/>
+        </w:rPr>
+      </w:r>
     </w:p>
     <w:p>
       <w:pPr>
-        <w:pStyle w:val="629"/>
+        <w:pStyle w:val="841"/>
         <w:pBdr/>
         <w:spacing/>
         <w:ind/>
@@ -3482,7 +3747,7 @@
                         <pic:nvPr/>
                       </pic:nvPicPr>
                       <pic:blipFill>
-                        <a:blip r:embed="rId21"/>
+                        <a:blip r:embed="rId22"/>
                         <a:stretch/>
                       </pic:blipFill>
                       <pic:spPr bwMode="auto">
@@ -3522,7 +3787,7 @@
                 <o:lock v:ext="edit" aspectratio="t"/>
               </v:shapetype>
               <v:shape id="_x0000_i13" o:spid="_x0000_s13" type="#_x0000_t75" style="width:294.55pt;height:312.45pt;mso-wrap-distance-left:0.00pt;mso-wrap-distance-top:0.00pt;mso-wrap-distance-right:0.00pt;mso-wrap-distance-bottom:0.00pt;z-index:1;" stroked="false">
-                <v:imagedata r:id="rId21" o:title=""/>
+                <v:imagedata r:id="rId22" o:title=""/>
                 <o:lock v:ext="edit" rotation="t"/>
               </v:shape>
             </w:pict>
@@ -3535,23 +3800,15 @@
           <w:highlight w:val="none"/>
         </w:rPr>
       </w:r>
-      <w:r/>
-      <w:r>
-        <w:rPr>
-          <w:rFonts w:ascii="Times New Roman" w:hAnsi="Times New Roman" w:cs="Times New Roman"/>
-          <w:highlight w:val="none"/>
-        </w:rPr>
-      </w:r>
-      <w:r>
-        <w:rPr>
-          <w:rFonts w:ascii="Times New Roman" w:hAnsi="Times New Roman" w:cs="Times New Roman"/>
+      <w:r>
+        <w:rPr>
           <w:highlight w:val="none"/>
         </w:rPr>
       </w:r>
     </w:p>
     <w:p>
       <w:pPr>
-        <w:pStyle w:val="629"/>
+        <w:pStyle w:val="841"/>
         <w:pBdr/>
         <w:spacing/>
         <w:ind/>
@@ -3587,7 +3844,7 @@
                         <pic:nvPr/>
                       </pic:nvPicPr>
                       <pic:blipFill>
-                        <a:blip r:embed="rId22"/>
+                        <a:blip r:embed="rId23"/>
                         <a:stretch/>
                       </pic:blipFill>
                       <pic:spPr bwMode="auto">
@@ -3627,7 +3884,7 @@
                 <o:lock v:ext="edit" aspectratio="t"/>
               </v:shapetype>
               <v:shape id="_x0000_i14" o:spid="_x0000_s14" type="#_x0000_t75" style="width:309.88pt;height:281.08pt;mso-wrap-distance-left:0.00pt;mso-wrap-distance-top:0.00pt;mso-wrap-distance-right:0.00pt;mso-wrap-distance-bottom:0.00pt;z-index:1;" stroked="false">
-                <v:imagedata r:id="rId22" o:title=""/>
+                <v:imagedata r:id="rId23" o:title=""/>
                 <o:lock v:ext="edit" rotation="t"/>
               </v:shape>
             </w:pict>
@@ -3647,7 +3904,7 @@
     </w:p>
     <w:p>
       <w:pPr>
-        <w:pStyle w:val="629"/>
+        <w:pStyle w:val="841"/>
         <w:pBdr/>
         <w:spacing/>
         <w:ind/>
@@ -3683,7 +3940,7 @@
                         <pic:nvPr/>
                       </pic:nvPicPr>
                       <pic:blipFill>
-                        <a:blip r:embed="rId23"/>
+                        <a:blip r:embed="rId24"/>
                         <a:stretch/>
                       </pic:blipFill>
                       <pic:spPr bwMode="auto">
@@ -3723,7 +3980,7 @@
                 <o:lock v:ext="edit" aspectratio="t"/>
               </v:shapetype>
               <v:shape id="_x0000_i15" o:spid="_x0000_s15" type="#_x0000_t75" style="width:283.80pt;height:286.09pt;mso-wrap-distance-left:0.00pt;mso-wrap-distance-top:0.00pt;mso-wrap-distance-right:0.00pt;mso-wrap-distance-bottom:0.00pt;z-index:1;" stroked="false">
-                <v:imagedata r:id="rId23" o:title=""/>
+                <v:imagedata r:id="rId24" o:title=""/>
                 <o:lock v:ext="edit" rotation="t"/>
               </v:shape>
             </w:pict>
@@ -3743,7 +4000,7 @@
     </w:p>
     <w:p>
       <w:pPr>
-        <w:pStyle w:val="629"/>
+        <w:pStyle w:val="841"/>
         <w:pBdr/>
         <w:spacing/>
         <w:ind/>
@@ -3756,6 +4013,11 @@
           <w:highlight w:val="none"/>
         </w:rPr>
         <w:t xml:space="preserve">Sucursal</w:t>
+      </w:r>
+      <w:r>
+        <w:rPr>
+          <w:highlight w:val="none"/>
+        </w:rPr>
       </w:r>
       <w:r>
         <w:rPr>
@@ -3765,7 +4027,7 @@
     </w:p>
     <w:p>
       <w:pPr>
-        <w:pStyle w:val="629"/>
+        <w:pStyle w:val="841"/>
         <w:pBdr/>
         <w:spacing/>
         <w:ind/>
@@ -3801,7 +4063,7 @@
                         <pic:nvPr/>
                       </pic:nvPicPr>
                       <pic:blipFill>
-                        <a:blip r:embed="rId24"/>
+                        <a:blip r:embed="rId25"/>
                         <a:stretch/>
                       </pic:blipFill>
                       <pic:spPr bwMode="auto">
@@ -3841,7 +4103,7 @@
                 <o:lock v:ext="edit" aspectratio="t"/>
               </v:shapetype>
               <v:shape id="_x0000_i16" o:spid="_x0000_s16" type="#_x0000_t75" style="width:297.55pt;height:350.21pt;mso-wrap-distance-left:0.00pt;mso-wrap-distance-top:0.00pt;mso-wrap-distance-right:0.00pt;mso-wrap-distance-bottom:0.00pt;z-index:1;" stroked="false">
-                <v:imagedata r:id="rId24" o:title=""/>
+                <v:imagedata r:id="rId25" o:title=""/>
                 <o:lock v:ext="edit" rotation="t"/>
               </v:shape>
             </w:pict>
@@ -3861,7 +4123,7 @@
     </w:p>
     <w:p>
       <w:pPr>
-        <w:pStyle w:val="629"/>
+        <w:pStyle w:val="841"/>
         <w:pBdr/>
         <w:spacing/>
         <w:ind/>
@@ -3897,7 +4159,7 @@
                         <pic:nvPr/>
                       </pic:nvPicPr>
                       <pic:blipFill>
-                        <a:blip r:embed="rId25"/>
+                        <a:blip r:embed="rId26"/>
                         <a:stretch/>
                       </pic:blipFill>
                       <pic:spPr bwMode="auto">
@@ -3937,7 +4199,7 @@
                 <o:lock v:ext="edit" aspectratio="t"/>
               </v:shapetype>
               <v:shape id="_x0000_i17" o:spid="_x0000_s17" type="#_x0000_t75" style="width:266.16pt;height:375.23pt;mso-wrap-distance-left:0.00pt;mso-wrap-distance-top:0.00pt;mso-wrap-distance-right:0.00pt;mso-wrap-distance-bottom:0.00pt;z-index:1;" stroked="false">
-                <v:imagedata r:id="rId25" o:title=""/>
+                <v:imagedata r:id="rId26" o:title=""/>
                 <o:lock v:ext="edit" rotation="t"/>
               </v:shape>
             </w:pict>
@@ -3949,27 +4211,6 @@
           <w:highlight w:val="none"/>
         </w:rPr>
       </w:r>
-      <w:r/>
-      <w:r>
-        <w:rPr>
-          <w:highlight w:val="none"/>
-        </w:rPr>
-      </w:r>
-      <w:r>
-        <w:rPr>
-          <w:highlight w:val="none"/>
-        </w:rPr>
-      </w:r>
-      <w:r>
-        <w:rPr>
-          <w:rFonts w:ascii="Times New Roman" w:hAnsi="Times New Roman" w:cs="Times New Roman"/>
-        </w:rPr>
-      </w:r>
-      <w:r>
-        <w:rPr>
-          <w:rFonts w:ascii="Times New Roman" w:hAnsi="Times New Roman" w:cs="Times New Roman"/>
-        </w:rPr>
-      </w:r>
       <w:r>
         <w:rPr>
           <w:highlight w:val="none"/>
@@ -3978,7 +4219,7 @@
     </w:p>
     <w:p>
       <w:pPr>
-        <w:pStyle w:val="629"/>
+        <w:pStyle w:val="841"/>
         <w:pBdr/>
         <w:spacing/>
         <w:ind/>
@@ -4011,16 +4252,6 @@
       </w:r>
       <w:r>
         <w:rPr>
-          <w:rFonts w:ascii="Times New Roman" w:hAnsi="Times New Roman" w:eastAsia="Times New Roman" w:cs="Times New Roman"/>
-        </w:rPr>
-      </w:r>
-      <w:r>
-        <w:rPr>
-          <w:rFonts w:ascii="Times New Roman" w:hAnsi="Times New Roman" w:eastAsia="Times New Roman" w:cs="Times New Roman"/>
-        </w:rPr>
-      </w:r>
-      <w:r>
-        <w:rPr>
           <w:rFonts w:ascii="Times New Roman" w:hAnsi="Times New Roman" w:cs="Times New Roman"/>
           <w:b/>
           <w:bCs/>
@@ -4031,7 +4262,7 @@
     </w:p>
     <w:p>
       <w:pPr>
-        <w:pStyle w:val="629"/>
+        <w:pStyle w:val="841"/>
         <w:pBdr/>
         <w:spacing/>
         <w:ind/>
@@ -4067,7 +4298,7 @@
                         <pic:nvPr/>
                       </pic:nvPicPr>
                       <pic:blipFill>
-                        <a:blip r:embed="rId26"/>
+                        <a:blip r:embed="rId27"/>
                         <a:stretch/>
                       </pic:blipFill>
                       <pic:spPr bwMode="auto">
@@ -4107,7 +4338,7 @@
                 <o:lock v:ext="edit" aspectratio="t"/>
               </v:shapetype>
               <v:shape id="_x0000_i18" o:spid="_x0000_s18" type="#_x0000_t75" style="width:309.55pt;height:240.87pt;mso-wrap-distance-left:0.00pt;mso-wrap-distance-top:0.00pt;mso-wrap-distance-right:0.00pt;mso-wrap-distance-bottom:0.00pt;z-index:1;" stroked="false">
-                <v:imagedata r:id="rId26" o:title=""/>
+                <v:imagedata r:id="rId27" o:title=""/>
                 <o:lock v:ext="edit" rotation="t"/>
               </v:shape>
             </w:pict>
@@ -4121,13 +4352,13 @@
       </w:r>
       <w:r>
         <w:rPr>
-          <w:rFonts w:ascii="Times New Roman" w:hAnsi="Times New Roman" w:eastAsia="Times New Roman" w:cs="Times New Roman"/>
+          <w:rFonts w:ascii="Times New Roman" w:hAnsi="Times New Roman" w:cs="Times New Roman"/>
         </w:rPr>
       </w:r>
     </w:p>
     <w:p>
       <w:pPr>
-        <w:pStyle w:val="629"/>
+        <w:pStyle w:val="841"/>
         <w:pBdr/>
         <w:spacing/>
         <w:ind/>
@@ -4143,12 +4374,17 @@
       <w:r>
         <w:rPr>
           <w:rFonts w:ascii="Times New Roman" w:hAnsi="Times New Roman" w:eastAsia="Times New Roman" w:cs="Times New Roman"/>
+        </w:rPr>
+      </w:r>
+      <w:r>
+        <w:rPr>
+          <w:rFonts w:ascii="Times New Roman" w:hAnsi="Times New Roman" w:cs="Times New Roman"/>
         </w:rPr>
       </w:r>
     </w:p>
     <w:p>
       <w:pPr>
-        <w:pStyle w:val="629"/>
+        <w:pStyle w:val="841"/>
         <w:pBdr/>
         <w:spacing/>
         <w:ind/>
@@ -4184,7 +4420,7 @@
                         <pic:nvPr/>
                       </pic:nvPicPr>
                       <pic:blipFill>
-                        <a:blip r:embed="rId27"/>
+                        <a:blip r:embed="rId28"/>
                         <a:srcRect l="0" t="0" r="0" b="13903"/>
                         <a:stretch/>
                       </pic:blipFill>
@@ -4225,7 +4461,7 @@
                 <o:lock v:ext="edit" aspectratio="t"/>
               </v:shapetype>
               <v:shape id="_x0000_i19" o:spid="_x0000_s19" type="#_x0000_t75" style="width:267.02pt;height:202.50pt;mso-wrap-distance-left:0.00pt;mso-wrap-distance-top:0.00pt;mso-wrap-distance-right:0.00pt;mso-wrap-distance-bottom:0.00pt;z-index:1;" stroked="false">
-                <v:imagedata r:id="rId27" o:title=""/>
+                <v:imagedata r:id="rId28" o:title=""/>
                 <o:lock v:ext="edit" rotation="t"/>
               </v:shape>
             </w:pict>
@@ -4237,21 +4473,15 @@
           <w:rFonts w:ascii="Times New Roman" w:hAnsi="Times New Roman" w:eastAsia="Times New Roman" w:cs="Times New Roman"/>
         </w:rPr>
       </w:r>
-      <w:r/>
-      <w:r>
-        <w:rPr>
-          <w:rFonts w:ascii="Times New Roman" w:hAnsi="Times New Roman" w:eastAsia="Times New Roman" w:cs="Times New Roman"/>
-        </w:rPr>
-      </w:r>
-      <w:r>
-        <w:rPr>
-          <w:rFonts w:ascii="Times New Roman" w:hAnsi="Times New Roman" w:eastAsia="Times New Roman" w:cs="Times New Roman"/>
+      <w:r>
+        <w:rPr>
+          <w:highlight w:val="none"/>
         </w:rPr>
       </w:r>
     </w:p>
     <w:p>
       <w:pPr>
-        <w:pStyle w:val="629"/>
+        <w:pStyle w:val="841"/>
         <w:pBdr/>
         <w:spacing/>
         <w:ind/>
@@ -4284,7 +4514,7 @@
     </w:p>
     <w:p>
       <w:pPr>
-        <w:pStyle w:val="629"/>
+        <w:pStyle w:val="841"/>
         <w:pBdr/>
         <w:spacing/>
         <w:ind/>
@@ -4292,6 +4522,11 @@
           <w:highlight w:val="none"/>
         </w:rPr>
       </w:pPr>
+      <w:r>
+        <w:rPr>
+          <w:highlight w:val="none"/>
+        </w:rPr>
+      </w:r>
       <w:r>
         <w:rPr>
           <w:highlight w:val="none"/>
@@ -4305,7 +4540,7 @@
     </w:p>
     <w:p>
       <w:pPr>
-        <w:pStyle w:val="629"/>
+        <w:pStyle w:val="841"/>
         <w:pBdr/>
         <w:spacing/>
         <w:ind/>
@@ -4322,7 +4557,7 @@
     </w:p>
     <w:p>
       <w:pPr>
-        <w:pStyle w:val="629"/>
+        <w:pStyle w:val="841"/>
         <w:pBdr/>
         <w:spacing/>
         <w:ind/>
@@ -4337,26 +4572,23 @@
         </w:rPr>
         <w:t xml:space="preserve">●​ ¿Por qué en este caso no fue necesario usar fork() para relacionar sucursal.c </w:t>
       </w:r>
-      <w:r/>
       <w:r>
         <w:rPr>
           <w:highlight w:val="none"/>
         </w:rPr>
         <w:t xml:space="preserve">con centro.c? Explica qué característica de las FIFO hace posible que dos </w:t>
       </w:r>
-      <w:r/>
       <w:r>
         <w:rPr>
           <w:highlight w:val="none"/>
         </w:rPr>
+        <w:t xml:space="preserve">programas completamente independientes se comuniquen.</w:t>
       </w:r>
       <w:r>
         <w:rPr>
           <w:highlight w:val="none"/>
         </w:rPr>
-        <w:t xml:space="preserve">programas completamente independientes se comuniquen.</w:t>
-      </w:r>
-      <w:r/>
+      </w:r>
       <w:r>
         <w:rPr>
           <w:highlight w:val="none"/>
@@ -4381,27 +4613,17 @@
       <w:r>
         <w:t xml:space="preserve"> como una tubería con nombre.</w:t>
       </w:r>
-      <w:r/>
-      <w:r>
-        <w:rPr>
-          <w:highlight w:val="none"/>
-        </w:rPr>
-      </w:r>
-      <w:r>
-        <w:rPr>
-          <w:highlight w:val="none"/>
-        </w:rPr>
-      </w:r>
       <w:r>
         <w:rPr>
           <w:rFonts w:ascii="Times New Roman" w:hAnsi="Times New Roman" w:eastAsia="Times New Roman" w:cs="Times New Roman"/>
           <w:sz w:val="24"/>
         </w:rPr>
       </w:r>
+      <w:r/>
     </w:p>
     <w:p>
       <w:pPr>
-        <w:pStyle w:val="629"/>
+        <w:pStyle w:val="841"/>
         <w:pBdr/>
         <w:spacing/>
         <w:ind/>
@@ -4414,53 +4636,18 @@
         </w:rPr>
         <w:t xml:space="preserve">●​ ¿Qué ocurre si sucursal.c intenta abrir la FIFO antes de que centro.c la haya </w:t>
       </w:r>
+      <w:r>
+        <w:rPr>
+          <w:highlight w:val="none"/>
+        </w:rPr>
+        <w:t xml:space="preserve">creado?</w:t>
+      </w:r>
+      <w:r>
+        <w:rPr>
+          <w:highlight w:val="none"/>
+        </w:rPr>
+      </w:r>
       <w:r/>
-      <w:r>
-        <w:rPr>
-          <w:highlight w:val="none"/>
-        </w:rPr>
-        <w:t xml:space="preserve">creado?</w:t>
-      </w:r>
-      <w:r/>
-      <w:r>
-        <w:rPr>
-          <w:highlight w:val="none"/>
-        </w:rPr>
-      </w:r>
-      <w:r/>
-      <w:r>
-        <w:rPr>
-          <w:highlight w:val="none"/>
-        </w:rPr>
-      </w:r>
-      <w:r/>
-      <w:r>
-        <w:rPr>
-          <w:highlight w:val="none"/>
-        </w:rPr>
-      </w:r>
-      <w:r/>
-      <w:r>
-        <w:rPr>
-          <w:highlight w:val="none"/>
-        </w:rPr>
-      </w:r>
-      <w:r/>
-      <w:r>
-        <w:rPr>
-          <w:highlight w:val="none"/>
-        </w:rPr>
-      </w:r>
-      <w:r>
-        <w:rPr>
-          <w:highlight w:val="none"/>
-        </w:rPr>
-      </w:r>
-      <w:r>
-        <w:rPr>
-          <w:highlight w:val="none"/>
-        </w:rPr>
-      </w:r>
     </w:p>
     <w:p>
       <w:pPr>
@@ -4481,7 +4668,7 @@
     </w:p>
     <w:p>
       <w:pPr>
-        <w:pStyle w:val="629"/>
+        <w:pStyle w:val="841"/>
         <w:pBdr/>
         <w:spacing/>
         <w:ind w:left="709"/>
@@ -4495,13 +4682,6 @@
           <w:highlight w:val="none"/>
         </w:rPr>
       </w:r>
-      <w:r/>
-      <w:r>
-        <w:rPr>
-          <w:highlight w:val="none"/>
-        </w:rPr>
-      </w:r>
-      <w:r/>
       <w:r>
         <w:rPr>
           <w:highlight w:val="none"/>
@@ -4515,7 +4695,7 @@
     </w:p>
     <w:p>
       <w:pPr>
-        <w:pStyle w:val="629"/>
+        <w:pStyle w:val="841"/>
         <w:pBdr/>
         <w:spacing/>
         <w:ind/>
@@ -4531,12 +4711,17 @@
       <w:r>
         <w:rPr>
           <w:highlight w:val="none"/>
+        </w:rPr>
+      </w:r>
+      <w:r>
+        <w:rPr>
+          <w:rFonts w:ascii="Times New Roman" w:hAnsi="Times New Roman" w:cs="Times New Roman"/>
         </w:rPr>
       </w:r>
     </w:p>
     <w:p>
       <w:pPr>
-        <w:pStyle w:val="629"/>
+        <w:pStyle w:val="841"/>
         <w:pBdr/>
         <w:spacing/>
         <w:ind/>
@@ -4552,12 +4737,17 @@
       <w:r>
         <w:rPr>
           <w:rFonts w:ascii="Times New Roman" w:hAnsi="Times New Roman" w:eastAsia="Times New Roman" w:cs="Times New Roman"/>
+        </w:rPr>
+      </w:r>
+      <w:r>
+        <w:rPr>
+          <w:rFonts w:ascii="Times New Roman" w:hAnsi="Times New Roman" w:cs="Times New Roman"/>
         </w:rPr>
       </w:r>
     </w:p>
     <w:p>
       <w:pPr>
-        <w:pStyle w:val="629"/>
+        <w:pStyle w:val="841"/>
         <w:pBdr/>
         <w:spacing/>
         <w:ind/>
@@ -4573,12 +4763,17 @@
       <w:r>
         <w:rPr>
           <w:rFonts w:ascii="Times New Roman" w:hAnsi="Times New Roman" w:eastAsia="Times New Roman" w:cs="Times New Roman"/>
+        </w:rPr>
+      </w:r>
+      <w:r>
+        <w:rPr>
+          <w:rFonts w:ascii="Times New Roman" w:hAnsi="Times New Roman" w:cs="Times New Roman"/>
         </w:rPr>
       </w:r>
     </w:p>
     <w:p>
       <w:pPr>
-        <w:pStyle w:val="629"/>
+        <w:pStyle w:val="841"/>
         <w:pBdr/>
         <w:spacing/>
         <w:ind/>
@@ -4594,6 +4789,11 @@
       <w:r>
         <w:rPr>
           <w:rFonts w:ascii="Times New Roman" w:hAnsi="Times New Roman" w:eastAsia="Times New Roman" w:cs="Times New Roman"/>
+        </w:rPr>
+      </w:r>
+      <w:r>
+        <w:rPr>
+          <w:rFonts w:ascii="Times New Roman" w:hAnsi="Times New Roman" w:cs="Times New Roman"/>
         </w:rPr>
       </w:r>
     </w:p>
@@ -4614,6 +4814,11 @@
       <w:r>
         <w:rPr>
           <w:rFonts w:ascii="Times New Roman" w:hAnsi="Times New Roman" w:eastAsia="Times New Roman" w:cs="Times New Roman"/>
+        </w:rPr>
+      </w:r>
+      <w:r>
+        <w:rPr>
+          <w:rFonts w:ascii="Times New Roman" w:hAnsi="Times New Roman" w:cs="Times New Roman"/>
         </w:rPr>
       </w:r>
     </w:p>
@@ -4639,7 +4844,6 @@
         <w:ind/>
         <w:rPr/>
       </w:pPr>
-      <w:r/>
       <w:r>
         <w:separator/>
       </w:r>
@@ -4654,7 +4858,6 @@
         <w:ind/>
         <w:rPr/>
       </w:pPr>
-      <w:r/>
       <w:r>
         <w:continuationSeparator/>
       </w:r>
@@ -4674,7 +4877,6 @@
         <w:ind/>
         <w:rPr/>
       </w:pPr>
-      <w:r/>
       <w:r>
         <w:separator/>
       </w:r>
@@ -4689,7 +4891,6 @@
         <w:ind/>
         <w:rPr/>
       </w:pPr>
-      <w:r/>
       <w:r>
         <w:continuationSeparator/>
       </w:r>
@@ -4857,9 +5058,9 @@
     <w:lsdException w:name="Bibliography" w:uiPriority="37"/>
     <w:lsdException w:name="TOC Heading" w:uiPriority="39" w:qFormat="1"/>
   </w:latentStyles>
-  <w:style w:type="table" w:styleId="11">
+  <w:style w:type="table" w:styleId="666">
     <w:name w:val="Table Grid"/>
-    <w:basedOn w:val="630"/>
+    <w:basedOn w:val="842"/>
     <w:uiPriority w:val="59"/>
     <w:pPr>
       <w:pBdr/>
@@ -5056,9 +5257,9 @@
       </w:tcPr>
     </w:tblStylePr>
   </w:style>
-  <w:style w:type="table" w:styleId="12">
+  <w:style w:type="table" w:styleId="667">
     <w:name w:val="Table Grid Light"/>
-    <w:basedOn w:val="630"/>
+    <w:basedOn w:val="842"/>
     <w:uiPriority w:val="59"/>
     <w:pPr>
       <w:pBdr/>
@@ -5255,9 +5456,9 @@
       </w:tcPr>
     </w:tblStylePr>
   </w:style>
-  <w:style w:type="table" w:styleId="13">
+  <w:style w:type="table" w:styleId="668">
     <w:name w:val="Plain Table 1"/>
-    <w:basedOn w:val="630"/>
+    <w:basedOn w:val="842"/>
     <w:uiPriority w:val="59"/>
     <w:pPr>
       <w:pBdr/>
@@ -5480,9 +5681,9 @@
       </w:tcPr>
     </w:tblStylePr>
   </w:style>
-  <w:style w:type="table" w:styleId="14">
+  <w:style w:type="table" w:styleId="669">
     <w:name w:val="Plain Table 2"/>
-    <w:basedOn w:val="630"/>
+    <w:basedOn w:val="842"/>
     <w:uiPriority w:val="59"/>
     <w:pPr>
       <w:pBdr/>
@@ -5713,9 +5914,9 @@
       </w:tcPr>
     </w:tblStylePr>
   </w:style>
-  <w:style w:type="table" w:styleId="15">
+  <w:style w:type="table" w:styleId="670">
     <w:name w:val="Plain Table 3"/>
-    <w:basedOn w:val="630"/>
+    <w:basedOn w:val="842"/>
     <w:uiPriority w:val="99"/>
     <w:pPr>
       <w:pBdr/>
@@ -5943,9 +6144,9 @@
       </w:tcPr>
     </w:tblStylePr>
   </w:style>
-  <w:style w:type="table" w:styleId="16">
+  <w:style w:type="table" w:styleId="671">
     <w:name w:val="Plain Table 4"/>
-    <w:basedOn w:val="630"/>
+    <w:basedOn w:val="842"/>
     <w:uiPriority w:val="99"/>
     <w:pPr>
       <w:pBdr/>
@@ -6159,9 +6360,9 @@
       </w:tcPr>
     </w:tblStylePr>
   </w:style>
-  <w:style w:type="table" w:styleId="17">
+  <w:style w:type="table" w:styleId="672">
     <w:name w:val="Plain Table 5"/>
-    <w:basedOn w:val="630"/>
+    <w:basedOn w:val="842"/>
     <w:uiPriority w:val="99"/>
     <w:pPr>
       <w:pBdr/>
@@ -6392,9 +6593,9 @@
       </w:tcPr>
     </w:tblStylePr>
   </w:style>
-  <w:style w:type="table" w:styleId="18">
+  <w:style w:type="table" w:styleId="673">
     <w:name w:val="Grid Table 1 Light"/>
-    <w:basedOn w:val="630"/>
+    <w:basedOn w:val="842"/>
     <w:uiPriority w:val="99"/>
     <w:pPr>
       <w:pBdr/>
@@ -6615,9 +6816,9 @@
       </w:tcPr>
     </w:tblStylePr>
   </w:style>
-  <w:style w:type="table" w:styleId="19">
+  <w:style w:type="table" w:styleId="674">
     <w:name w:val="Grid Table 1 Light - Accent 1"/>
-    <w:basedOn w:val="630"/>
+    <w:basedOn w:val="842"/>
     <w:uiPriority w:val="99"/>
     <w:pPr>
       <w:pBdr/>
@@ -6838,9 +7039,9 @@
       </w:tcPr>
     </w:tblStylePr>
   </w:style>
-  <w:style w:type="table" w:styleId="20">
+  <w:style w:type="table" w:styleId="675">
     <w:name w:val="Grid Table 1 Light - Accent 2"/>
-    <w:basedOn w:val="630"/>
+    <w:basedOn w:val="842"/>
     <w:uiPriority w:val="99"/>
     <w:pPr>
       <w:pBdr/>
@@ -7061,9 +7262,9 @@
       </w:tcPr>
     </w:tblStylePr>
   </w:style>
-  <w:style w:type="table" w:styleId="21">
+  <w:style w:type="table" w:styleId="676">
     <w:name w:val="Grid Table 1 Light - Accent 3"/>
-    <w:basedOn w:val="630"/>
+    <w:basedOn w:val="842"/>
     <w:uiPriority w:val="99"/>
     <w:pPr>
       <w:pBdr/>
@@ -7284,9 +7485,9 @@
       </w:tcPr>
     </w:tblStylePr>
   </w:style>
-  <w:style w:type="table" w:styleId="22">
+  <w:style w:type="table" w:styleId="677">
     <w:name w:val="Grid Table 1 Light - Accent 4"/>
-    <w:basedOn w:val="630"/>
+    <w:basedOn w:val="842"/>
     <w:uiPriority w:val="99"/>
     <w:pPr>
       <w:pBdr/>
@@ -7507,9 +7708,9 @@
       </w:tcPr>
     </w:tblStylePr>
   </w:style>
-  <w:style w:type="table" w:styleId="23">
+  <w:style w:type="table" w:styleId="678">
     <w:name w:val="Grid Table 1 Light - Accent 5"/>
-    <w:basedOn w:val="630"/>
+    <w:basedOn w:val="842"/>
     <w:uiPriority w:val="99"/>
     <w:pPr>
       <w:pBdr/>
@@ -7730,9 +7931,9 @@
       </w:tcPr>
     </w:tblStylePr>
   </w:style>
-  <w:style w:type="table" w:styleId="24">
+  <w:style w:type="table" w:styleId="679">
     <w:name w:val="Grid Table 1 Light - Accent 6"/>
-    <w:basedOn w:val="630"/>
+    <w:basedOn w:val="842"/>
     <w:uiPriority w:val="99"/>
     <w:pPr>
       <w:pBdr/>
@@ -7953,9 +8154,9 @@
       </w:tcPr>
     </w:tblStylePr>
   </w:style>
-  <w:style w:type="table" w:styleId="25">
+  <w:style w:type="table" w:styleId="680">
     <w:name w:val="Grid Table 2"/>
-    <w:basedOn w:val="630"/>
+    <w:basedOn w:val="842"/>
     <w:uiPriority w:val="99"/>
     <w:pPr>
       <w:pBdr/>
@@ -8185,9 +8386,9 @@
       </w:tcPr>
     </w:tblStylePr>
   </w:style>
-  <w:style w:type="table" w:styleId="26">
+  <w:style w:type="table" w:styleId="681">
     <w:name w:val="Grid Table 2 - Accent 1"/>
-    <w:basedOn w:val="630"/>
+    <w:basedOn w:val="842"/>
     <w:uiPriority w:val="99"/>
     <w:pPr>
       <w:pBdr/>
@@ -8417,9 +8618,9 @@
       </w:tcPr>
     </w:tblStylePr>
   </w:style>
-  <w:style w:type="table" w:styleId="27">
+  <w:style w:type="table" w:styleId="682">
     <w:name w:val="Grid Table 2 - Accent 2"/>
-    <w:basedOn w:val="630"/>
+    <w:basedOn w:val="842"/>
     <w:uiPriority w:val="99"/>
     <w:pPr>
       <w:pBdr/>
@@ -8649,9 +8850,9 @@
       </w:tcPr>
     </w:tblStylePr>
   </w:style>
-  <w:style w:type="table" w:styleId="28">
+  <w:style w:type="table" w:styleId="683">
     <w:name w:val="Grid Table 2 - Accent 3"/>
-    <w:basedOn w:val="630"/>
+    <w:basedOn w:val="842"/>
     <w:uiPriority w:val="99"/>
     <w:pPr>
       <w:pBdr/>
@@ -8881,9 +9082,9 @@
       </w:tcPr>
     </w:tblStylePr>
   </w:style>
-  <w:style w:type="table" w:styleId="29">
+  <w:style w:type="table" w:styleId="684">
     <w:name w:val="Grid Table 2 - Accent 4"/>
-    <w:basedOn w:val="630"/>
+    <w:basedOn w:val="842"/>
     <w:uiPriority w:val="99"/>
     <w:pPr>
       <w:pBdr/>
@@ -9113,9 +9314,9 @@
       </w:tcPr>
     </w:tblStylePr>
   </w:style>
-  <w:style w:type="table" w:styleId="30">
+  <w:style w:type="table" w:styleId="685">
     <w:name w:val="Grid Table 2 - Accent 5"/>
-    <w:basedOn w:val="630"/>
+    <w:basedOn w:val="842"/>
     <w:uiPriority w:val="99"/>
     <w:pPr>
       <w:pBdr/>
@@ -9345,9 +9546,9 @@
       </w:tcPr>
     </w:tblStylePr>
   </w:style>
-  <w:style w:type="table" w:styleId="31">
+  <w:style w:type="table" w:styleId="686">
     <w:name w:val="Grid Table 2 - Accent 6"/>
-    <w:basedOn w:val="630"/>
+    <w:basedOn w:val="842"/>
     <w:uiPriority w:val="99"/>
     <w:pPr>
       <w:pBdr/>
@@ -9577,9 +9778,9 @@
       </w:tcPr>
     </w:tblStylePr>
   </w:style>
-  <w:style w:type="table" w:styleId="32">
+  <w:style w:type="table" w:styleId="687">
     <w:name w:val="Grid Table 3"/>
-    <w:basedOn w:val="630"/>
+    <w:basedOn w:val="842"/>
     <w:uiPriority w:val="99"/>
     <w:pPr>
       <w:pBdr/>
@@ -9678,29 +9879,6 @@
         <w:tblBorders/>
       </w:tblPr>
       <w:tcPr>
-        <w:shd w:color="ffffff"/>
-        <w:tcBorders>
-          <w:top w:val="none" w:color="000000" w:sz="4" w:space="0"/>
-          <w:left w:val="none" w:color="000000" w:sz="4" w:space="0"/>
-          <w:bottom w:val="none" w:color="000000" w:sz="4" w:space="0"/>
-          <w:right w:val="none" w:color="000000" w:sz="4" w:space="0"/>
-        </w:tcBorders>
-      </w:tcPr>
-    </w:tblStylePr>
-    <w:tblStylePr w:type="firstRow">
-      <w:rPr>
-        <w:b/>
-        <w:color w:val="404040"/>
-      </w:rPr>
-      <w:pPr>
-        <w:pBdr/>
-        <w:spacing/>
-        <w:ind/>
-      </w:pPr>
-      <w:tblPr>
-        <w:tblBorders/>
-      </w:tblPr>
-      <w:tcPr>
         <w:shd w:val="clear" w:color="ffffff"/>
         <w:tcBorders>
           <w:top w:val="none" w:color="000000" w:sz="4" w:space="0"/>
@@ -9710,30 +9888,7 @@
         </w:tcBorders>
       </w:tcPr>
     </w:tblStylePr>
-    <w:tblStylePr w:type="lastCol">
-      <w:rPr>
-        <w:i/>
-        <w:color w:val="404040"/>
-      </w:rPr>
-      <w:pPr>
-        <w:pBdr/>
-        <w:spacing/>
-        <w:ind/>
-      </w:pPr>
-      <w:tblPr>
-        <w:tblBorders/>
-      </w:tblPr>
-      <w:tcPr>
-        <w:shd w:color="ffffff"/>
-        <w:tcBorders>
-          <w:top w:val="none" w:color="000000" w:sz="4" w:space="0"/>
-          <w:left w:val="none" w:color="000000" w:sz="4" w:space="0"/>
-          <w:bottom w:val="none" w:color="000000" w:sz="4" w:space="0"/>
-          <w:right w:val="none" w:color="000000" w:sz="4" w:space="0"/>
-        </w:tcBorders>
-      </w:tcPr>
-    </w:tblStylePr>
-    <w:tblStylePr w:type="lastRow">
+    <w:tblStylePr w:type="firstRow">
       <w:rPr>
         <w:b/>
         <w:color w:val="404040"/>
@@ -9756,6 +9911,52 @@
         </w:tcBorders>
       </w:tcPr>
     </w:tblStylePr>
+    <w:tblStylePr w:type="lastCol">
+      <w:rPr>
+        <w:i/>
+        <w:color w:val="404040"/>
+      </w:rPr>
+      <w:pPr>
+        <w:pBdr/>
+        <w:spacing/>
+        <w:ind/>
+      </w:pPr>
+      <w:tblPr>
+        <w:tblBorders/>
+      </w:tblPr>
+      <w:tcPr>
+        <w:shd w:val="clear" w:color="ffffff"/>
+        <w:tcBorders>
+          <w:top w:val="none" w:color="000000" w:sz="4" w:space="0"/>
+          <w:left w:val="none" w:color="000000" w:sz="4" w:space="0"/>
+          <w:bottom w:val="none" w:color="000000" w:sz="4" w:space="0"/>
+          <w:right w:val="none" w:color="000000" w:sz="4" w:space="0"/>
+        </w:tcBorders>
+      </w:tcPr>
+    </w:tblStylePr>
+    <w:tblStylePr w:type="lastRow">
+      <w:rPr>
+        <w:b/>
+        <w:color w:val="404040"/>
+      </w:rPr>
+      <w:pPr>
+        <w:pBdr/>
+        <w:spacing/>
+        <w:ind/>
+      </w:pPr>
+      <w:tblPr>
+        <w:tblBorders/>
+      </w:tblPr>
+      <w:tcPr>
+        <w:shd w:val="clear" w:color="ffffff"/>
+        <w:tcBorders>
+          <w:top w:val="none" w:color="000000" w:sz="4" w:space="0"/>
+          <w:left w:val="none" w:color="000000" w:sz="4" w:space="0"/>
+          <w:bottom w:val="none" w:color="000000" w:sz="4" w:space="0"/>
+          <w:right w:val="none" w:color="000000" w:sz="4" w:space="0"/>
+        </w:tcBorders>
+      </w:tcPr>
+    </w:tblStylePr>
     <w:tblStylePr w:type="nwCell">
       <w:pPr>
         <w:pBdr/>
@@ -9822,9 +10023,9 @@
       </w:tcPr>
     </w:tblStylePr>
   </w:style>
-  <w:style w:type="table" w:styleId="33">
+  <w:style w:type="table" w:styleId="688">
     <w:name w:val="Grid Table 3 - Accent 1"/>
-    <w:basedOn w:val="630"/>
+    <w:basedOn w:val="842"/>
     <w:uiPriority w:val="99"/>
     <w:pPr>
       <w:pBdr/>
@@ -9923,29 +10124,6 @@
         <w:tblBorders/>
       </w:tblPr>
       <w:tcPr>
-        <w:shd w:color="ffffff"/>
-        <w:tcBorders>
-          <w:top w:val="none" w:color="000000" w:sz="4" w:space="0"/>
-          <w:left w:val="none" w:color="000000" w:sz="4" w:space="0"/>
-          <w:bottom w:val="none" w:color="000000" w:sz="4" w:space="0"/>
-          <w:right w:val="none" w:color="000000" w:sz="4" w:space="0"/>
-        </w:tcBorders>
-      </w:tcPr>
-    </w:tblStylePr>
-    <w:tblStylePr w:type="firstRow">
-      <w:rPr>
-        <w:b/>
-        <w:color w:val="404040"/>
-      </w:rPr>
-      <w:pPr>
-        <w:pBdr/>
-        <w:spacing/>
-        <w:ind/>
-      </w:pPr>
-      <w:tblPr>
-        <w:tblBorders/>
-      </w:tblPr>
-      <w:tcPr>
         <w:shd w:val="clear" w:color="ffffff"/>
         <w:tcBorders>
           <w:top w:val="none" w:color="000000" w:sz="4" w:space="0"/>
@@ -9955,30 +10133,7 @@
         </w:tcBorders>
       </w:tcPr>
     </w:tblStylePr>
-    <w:tblStylePr w:type="lastCol">
-      <w:rPr>
-        <w:i/>
-        <w:color w:val="404040"/>
-      </w:rPr>
-      <w:pPr>
-        <w:pBdr/>
-        <w:spacing/>
-        <w:ind/>
-      </w:pPr>
-      <w:tblPr>
-        <w:tblBorders/>
-      </w:tblPr>
-      <w:tcPr>
-        <w:shd w:color="ffffff"/>
-        <w:tcBorders>
-          <w:top w:val="none" w:color="000000" w:sz="4" w:space="0"/>
-          <w:left w:val="none" w:color="000000" w:sz="4" w:space="0"/>
-          <w:bottom w:val="none" w:color="000000" w:sz="4" w:space="0"/>
-          <w:right w:val="none" w:color="000000" w:sz="4" w:space="0"/>
-        </w:tcBorders>
-      </w:tcPr>
-    </w:tblStylePr>
-    <w:tblStylePr w:type="lastRow">
+    <w:tblStylePr w:type="firstRow">
       <w:rPr>
         <w:b/>
         <w:color w:val="404040"/>
@@ -10001,6 +10156,52 @@
         </w:tcBorders>
       </w:tcPr>
     </w:tblStylePr>
+    <w:tblStylePr w:type="lastCol">
+      <w:rPr>
+        <w:i/>
+        <w:color w:val="404040"/>
+      </w:rPr>
+      <w:pPr>
+        <w:pBdr/>
+        <w:spacing/>
+        <w:ind/>
+      </w:pPr>
+      <w:tblPr>
+        <w:tblBorders/>
+      </w:tblPr>
+      <w:tcPr>
+        <w:shd w:val="clear" w:color="ffffff"/>
+        <w:tcBorders>
+          <w:top w:val="none" w:color="000000" w:sz="4" w:space="0"/>
+          <w:left w:val="none" w:color="000000" w:sz="4" w:space="0"/>
+          <w:bottom w:val="none" w:color="000000" w:sz="4" w:space="0"/>
+          <w:right w:val="none" w:color="000000" w:sz="4" w:space="0"/>
+        </w:tcBorders>
+      </w:tcPr>
+    </w:tblStylePr>
+    <w:tblStylePr w:type="lastRow">
+      <w:rPr>
+        <w:b/>
+        <w:color w:val="404040"/>
+      </w:rPr>
+      <w:pPr>
+        <w:pBdr/>
+        <w:spacing/>
+        <w:ind/>
+      </w:pPr>
+      <w:tblPr>
+        <w:tblBorders/>
+      </w:tblPr>
+      <w:tcPr>
+        <w:shd w:val="clear" w:color="ffffff"/>
+        <w:tcBorders>
+          <w:top w:val="none" w:color="000000" w:sz="4" w:space="0"/>
+          <w:left w:val="none" w:color="000000" w:sz="4" w:space="0"/>
+          <w:bottom w:val="none" w:color="000000" w:sz="4" w:space="0"/>
+          <w:right w:val="none" w:color="000000" w:sz="4" w:space="0"/>
+        </w:tcBorders>
+      </w:tcPr>
+    </w:tblStylePr>
     <w:tblStylePr w:type="nwCell">
       <w:pPr>
         <w:pBdr/>
@@ -10067,9 +10268,9 @@
       </w:tcPr>
     </w:tblStylePr>
   </w:style>
-  <w:style w:type="table" w:styleId="34">
+  <w:style w:type="table" w:styleId="689">
     <w:name w:val="Grid Table 3 - Accent 2"/>
-    <w:basedOn w:val="630"/>
+    <w:basedOn w:val="842"/>
     <w:uiPriority w:val="99"/>
     <w:pPr>
       <w:pBdr/>
@@ -10168,29 +10369,6 @@
         <w:tblBorders/>
       </w:tblPr>
       <w:tcPr>
-        <w:shd w:color="ffffff"/>
-        <w:tcBorders>
-          <w:top w:val="none" w:color="000000" w:sz="4" w:space="0"/>
-          <w:left w:val="none" w:color="000000" w:sz="4" w:space="0"/>
-          <w:bottom w:val="none" w:color="000000" w:sz="4" w:space="0"/>
-          <w:right w:val="none" w:color="000000" w:sz="4" w:space="0"/>
-        </w:tcBorders>
-      </w:tcPr>
-    </w:tblStylePr>
-    <w:tblStylePr w:type="firstRow">
-      <w:rPr>
-        <w:b/>
-        <w:color w:val="404040"/>
-      </w:rPr>
-      <w:pPr>
-        <w:pBdr/>
-        <w:spacing/>
-        <w:ind/>
-      </w:pPr>
-      <w:tblPr>
-        <w:tblBorders/>
-      </w:tblPr>
-      <w:tcPr>
         <w:shd w:val="clear" w:color="ffffff"/>
         <w:tcBorders>
           <w:top w:val="none" w:color="000000" w:sz="4" w:space="0"/>
@@ -10200,30 +10378,7 @@
         </w:tcBorders>
       </w:tcPr>
     </w:tblStylePr>
-    <w:tblStylePr w:type="lastCol">
-      <w:rPr>
-        <w:i/>
-        <w:color w:val="404040"/>
-      </w:rPr>
-      <w:pPr>
-        <w:pBdr/>
-        <w:spacing/>
-        <w:ind/>
-      </w:pPr>
-      <w:tblPr>
-        <w:tblBorders/>
-      </w:tblPr>
-      <w:tcPr>
-        <w:shd w:color="ffffff"/>
-        <w:tcBorders>
-          <w:top w:val="none" w:color="000000" w:sz="4" w:space="0"/>
-          <w:left w:val="none" w:color="000000" w:sz="4" w:space="0"/>
-          <w:bottom w:val="none" w:color="000000" w:sz="4" w:space="0"/>
-          <w:right w:val="none" w:color="000000" w:sz="4" w:space="0"/>
-        </w:tcBorders>
-      </w:tcPr>
-    </w:tblStylePr>
-    <w:tblStylePr w:type="lastRow">
+    <w:tblStylePr w:type="firstRow">
       <w:rPr>
         <w:b/>
         <w:color w:val="404040"/>
@@ -10246,6 +10401,52 @@
         </w:tcBorders>
       </w:tcPr>
     </w:tblStylePr>
+    <w:tblStylePr w:type="lastCol">
+      <w:rPr>
+        <w:i/>
+        <w:color w:val="404040"/>
+      </w:rPr>
+      <w:pPr>
+        <w:pBdr/>
+        <w:spacing/>
+        <w:ind/>
+      </w:pPr>
+      <w:tblPr>
+        <w:tblBorders/>
+      </w:tblPr>
+      <w:tcPr>
+        <w:shd w:val="clear" w:color="ffffff"/>
+        <w:tcBorders>
+          <w:top w:val="none" w:color="000000" w:sz="4" w:space="0"/>
+          <w:left w:val="none" w:color="000000" w:sz="4" w:space="0"/>
+          <w:bottom w:val="none" w:color="000000" w:sz="4" w:space="0"/>
+          <w:right w:val="none" w:color="000000" w:sz="4" w:space="0"/>
+        </w:tcBorders>
+      </w:tcPr>
+    </w:tblStylePr>
+    <w:tblStylePr w:type="lastRow">
+      <w:rPr>
+        <w:b/>
+        <w:color w:val="404040"/>
+      </w:rPr>
+      <w:pPr>
+        <w:pBdr/>
+        <w:spacing/>
+        <w:ind/>
+      </w:pPr>
+      <w:tblPr>
+        <w:tblBorders/>
+      </w:tblPr>
+      <w:tcPr>
+        <w:shd w:val="clear" w:color="ffffff"/>
+        <w:tcBorders>
+          <w:top w:val="none" w:color="000000" w:sz="4" w:space="0"/>
+          <w:left w:val="none" w:color="000000" w:sz="4" w:space="0"/>
+          <w:bottom w:val="none" w:color="000000" w:sz="4" w:space="0"/>
+          <w:right w:val="none" w:color="000000" w:sz="4" w:space="0"/>
+        </w:tcBorders>
+      </w:tcPr>
+    </w:tblStylePr>
     <w:tblStylePr w:type="nwCell">
       <w:pPr>
         <w:pBdr/>
@@ -10312,9 +10513,9 @@
       </w:tcPr>
     </w:tblStylePr>
   </w:style>
-  <w:style w:type="table" w:styleId="35">
+  <w:style w:type="table" w:styleId="690">
     <w:name w:val="Grid Table 3 - Accent 3"/>
-    <w:basedOn w:val="630"/>
+    <w:basedOn w:val="842"/>
     <w:uiPriority w:val="99"/>
     <w:pPr>
       <w:pBdr/>
@@ -10413,29 +10614,6 @@
         <w:tblBorders/>
       </w:tblPr>
       <w:tcPr>
-        <w:shd w:color="ffffff"/>
-        <w:tcBorders>
-          <w:top w:val="none" w:color="000000" w:sz="4" w:space="0"/>
-          <w:left w:val="none" w:color="000000" w:sz="4" w:space="0"/>
-          <w:bottom w:val="none" w:color="000000" w:sz="4" w:space="0"/>
-          <w:right w:val="none" w:color="000000" w:sz="4" w:space="0"/>
-        </w:tcBorders>
-      </w:tcPr>
-    </w:tblStylePr>
-    <w:tblStylePr w:type="firstRow">
-      <w:rPr>
-        <w:b/>
-        <w:color w:val="404040"/>
-      </w:rPr>
-      <w:pPr>
-        <w:pBdr/>
-        <w:spacing/>
-        <w:ind/>
-      </w:pPr>
-      <w:tblPr>
-        <w:tblBorders/>
-      </w:tblPr>
-      <w:tcPr>
         <w:shd w:val="clear" w:color="ffffff"/>
         <w:tcBorders>
           <w:top w:val="none" w:color="000000" w:sz="4" w:space="0"/>
@@ -10445,30 +10623,7 @@
         </w:tcBorders>
       </w:tcPr>
     </w:tblStylePr>
-    <w:tblStylePr w:type="lastCol">
-      <w:rPr>
-        <w:i/>
-        <w:color w:val="404040"/>
-      </w:rPr>
-      <w:pPr>
-        <w:pBdr/>
-        <w:spacing/>
-        <w:ind/>
-      </w:pPr>
-      <w:tblPr>
-        <w:tblBorders/>
-      </w:tblPr>
-      <w:tcPr>
-        <w:shd w:color="ffffff"/>
-        <w:tcBorders>
-          <w:top w:val="none" w:color="000000" w:sz="4" w:space="0"/>
-          <w:left w:val="none" w:color="000000" w:sz="4" w:space="0"/>
-          <w:bottom w:val="none" w:color="000000" w:sz="4" w:space="0"/>
-          <w:right w:val="none" w:color="000000" w:sz="4" w:space="0"/>
-        </w:tcBorders>
-      </w:tcPr>
-    </w:tblStylePr>
-    <w:tblStylePr w:type="lastRow">
+    <w:tblStylePr w:type="firstRow">
       <w:rPr>
         <w:b/>
         <w:color w:val="404040"/>
@@ -10491,6 +10646,52 @@
         </w:tcBorders>
       </w:tcPr>
     </w:tblStylePr>
+    <w:tblStylePr w:type="lastCol">
+      <w:rPr>
+        <w:i/>
+        <w:color w:val="404040"/>
+      </w:rPr>
+      <w:pPr>
+        <w:pBdr/>
+        <w:spacing/>
+        <w:ind/>
+      </w:pPr>
+      <w:tblPr>
+        <w:tblBorders/>
+      </w:tblPr>
+      <w:tcPr>
+        <w:shd w:val="clear" w:color="ffffff"/>
+        <w:tcBorders>
+          <w:top w:val="none" w:color="000000" w:sz="4" w:space="0"/>
+          <w:left w:val="none" w:color="000000" w:sz="4" w:space="0"/>
+          <w:bottom w:val="none" w:color="000000" w:sz="4" w:space="0"/>
+          <w:right w:val="none" w:color="000000" w:sz="4" w:space="0"/>
+        </w:tcBorders>
+      </w:tcPr>
+    </w:tblStylePr>
+    <w:tblStylePr w:type="lastRow">
+      <w:rPr>
+        <w:b/>
+        <w:color w:val="404040"/>
+      </w:rPr>
+      <w:pPr>
+        <w:pBdr/>
+        <w:spacing/>
+        <w:ind/>
+      </w:pPr>
+      <w:tblPr>
+        <w:tblBorders/>
+      </w:tblPr>
+      <w:tcPr>
+        <w:shd w:val="clear" w:color="ffffff"/>
+        <w:tcBorders>
+          <w:top w:val="none" w:color="000000" w:sz="4" w:space="0"/>
+          <w:left w:val="none" w:color="000000" w:sz="4" w:space="0"/>
+          <w:bottom w:val="none" w:color="000000" w:sz="4" w:space="0"/>
+          <w:right w:val="none" w:color="000000" w:sz="4" w:space="0"/>
+        </w:tcBorders>
+      </w:tcPr>
+    </w:tblStylePr>
     <w:tblStylePr w:type="nwCell">
       <w:pPr>
         <w:pBdr/>
@@ -10557,9 +10758,9 @@
       </w:tcPr>
     </w:tblStylePr>
   </w:style>
-  <w:style w:type="table" w:styleId="36">
+  <w:style w:type="table" w:styleId="691">
     <w:name w:val="Grid Table 3 - Accent 4"/>
-    <w:basedOn w:val="630"/>
+    <w:basedOn w:val="842"/>
     <w:uiPriority w:val="99"/>
     <w:pPr>
       <w:pBdr/>
@@ -10658,29 +10859,6 @@
         <w:tblBorders/>
       </w:tblPr>
       <w:tcPr>
-        <w:shd w:color="ffffff"/>
-        <w:tcBorders>
-          <w:top w:val="none" w:color="000000" w:sz="4" w:space="0"/>
-          <w:left w:val="none" w:color="000000" w:sz="4" w:space="0"/>
-          <w:bottom w:val="none" w:color="000000" w:sz="4" w:space="0"/>
-          <w:right w:val="none" w:color="000000" w:sz="4" w:space="0"/>
-        </w:tcBorders>
-      </w:tcPr>
-    </w:tblStylePr>
-    <w:tblStylePr w:type="firstRow">
-      <w:rPr>
-        <w:b/>
-        <w:color w:val="404040"/>
-      </w:rPr>
-      <w:pPr>
-        <w:pBdr/>
-        <w:spacing/>
-        <w:ind/>
-      </w:pPr>
-      <w:tblPr>
-        <w:tblBorders/>
-      </w:tblPr>
-      <w:tcPr>
         <w:shd w:val="clear" w:color="ffffff"/>
         <w:tcBorders>
           <w:top w:val="none" w:color="000000" w:sz="4" w:space="0"/>
@@ -10690,30 +10868,7 @@
         </w:tcBorders>
       </w:tcPr>
     </w:tblStylePr>
-    <w:tblStylePr w:type="lastCol">
-      <w:rPr>
-        <w:i/>
-        <w:color w:val="404040"/>
-      </w:rPr>
-      <w:pPr>
-        <w:pBdr/>
-        <w:spacing/>
-        <w:ind/>
-      </w:pPr>
-      <w:tblPr>
-        <w:tblBorders/>
-      </w:tblPr>
-      <w:tcPr>
-        <w:shd w:color="ffffff"/>
-        <w:tcBorders>
-          <w:top w:val="none" w:color="000000" w:sz="4" w:space="0"/>
-          <w:left w:val="none" w:color="000000" w:sz="4" w:space="0"/>
-          <w:bottom w:val="none" w:color="000000" w:sz="4" w:space="0"/>
-          <w:right w:val="none" w:color="000000" w:sz="4" w:space="0"/>
-        </w:tcBorders>
-      </w:tcPr>
-    </w:tblStylePr>
-    <w:tblStylePr w:type="lastRow">
+    <w:tblStylePr w:type="firstRow">
       <w:rPr>
         <w:b/>
         <w:color w:val="404040"/>
@@ -10736,6 +10891,52 @@
         </w:tcBorders>
       </w:tcPr>
     </w:tblStylePr>
+    <w:tblStylePr w:type="lastCol">
+      <w:rPr>
+        <w:i/>
+        <w:color w:val="404040"/>
+      </w:rPr>
+      <w:pPr>
+        <w:pBdr/>
+        <w:spacing/>
+        <w:ind/>
+      </w:pPr>
+      <w:tblPr>
+        <w:tblBorders/>
+      </w:tblPr>
+      <w:tcPr>
+        <w:shd w:val="clear" w:color="ffffff"/>
+        <w:tcBorders>
+          <w:top w:val="none" w:color="000000" w:sz="4" w:space="0"/>
+          <w:left w:val="none" w:color="000000" w:sz="4" w:space="0"/>
+          <w:bottom w:val="none" w:color="000000" w:sz="4" w:space="0"/>
+          <w:right w:val="none" w:color="000000" w:sz="4" w:space="0"/>
+        </w:tcBorders>
+      </w:tcPr>
+    </w:tblStylePr>
+    <w:tblStylePr w:type="lastRow">
+      <w:rPr>
+        <w:b/>
+        <w:color w:val="404040"/>
+      </w:rPr>
+      <w:pPr>
+        <w:pBdr/>
+        <w:spacing/>
+        <w:ind/>
+      </w:pPr>
+      <w:tblPr>
+        <w:tblBorders/>
+      </w:tblPr>
+      <w:tcPr>
+        <w:shd w:val="clear" w:color="ffffff"/>
+        <w:tcBorders>
+          <w:top w:val="none" w:color="000000" w:sz="4" w:space="0"/>
+          <w:left w:val="none" w:color="000000" w:sz="4" w:space="0"/>
+          <w:bottom w:val="none" w:color="000000" w:sz="4" w:space="0"/>
+          <w:right w:val="none" w:color="000000" w:sz="4" w:space="0"/>
+        </w:tcBorders>
+      </w:tcPr>
+    </w:tblStylePr>
     <w:tblStylePr w:type="nwCell">
       <w:pPr>
         <w:pBdr/>
@@ -10802,9 +11003,9 @@
       </w:tcPr>
     </w:tblStylePr>
   </w:style>
-  <w:style w:type="table" w:styleId="37">
+  <w:style w:type="table" w:styleId="692">
     <w:name w:val="Grid Table 3 - Accent 5"/>
-    <w:basedOn w:val="630"/>
+    <w:basedOn w:val="842"/>
     <w:uiPriority w:val="99"/>
     <w:pPr>
       <w:pBdr/>
@@ -10903,29 +11104,6 @@
         <w:tblBorders/>
       </w:tblPr>
       <w:tcPr>
-        <w:shd w:color="ffffff"/>
-        <w:tcBorders>
-          <w:top w:val="none" w:color="000000" w:sz="4" w:space="0"/>
-          <w:left w:val="none" w:color="000000" w:sz="4" w:space="0"/>
-          <w:bottom w:val="none" w:color="000000" w:sz="4" w:space="0"/>
-          <w:right w:val="none" w:color="000000" w:sz="4" w:space="0"/>
-        </w:tcBorders>
-      </w:tcPr>
-    </w:tblStylePr>
-    <w:tblStylePr w:type="firstRow">
-      <w:rPr>
-        <w:b/>
-        <w:color w:val="404040"/>
-      </w:rPr>
-      <w:pPr>
-        <w:pBdr/>
-        <w:spacing/>
-        <w:ind/>
-      </w:pPr>
-      <w:tblPr>
-        <w:tblBorders/>
-      </w:tblPr>
-      <w:tcPr>
         <w:shd w:val="clear" w:color="ffffff"/>
         <w:tcBorders>
           <w:top w:val="none" w:color="000000" w:sz="4" w:space="0"/>
@@ -10935,30 +11113,7 @@
         </w:tcBorders>
       </w:tcPr>
     </w:tblStylePr>
-    <w:tblStylePr w:type="lastCol">
-      <w:rPr>
-        <w:i/>
-        <w:color w:val="404040"/>
-      </w:rPr>
-      <w:pPr>
-        <w:pBdr/>
-        <w:spacing/>
-        <w:ind/>
-      </w:pPr>
-      <w:tblPr>
-        <w:tblBorders/>
-      </w:tblPr>
-      <w:tcPr>
-        <w:shd w:color="ffffff"/>
-        <w:tcBorders>
-          <w:top w:val="none" w:color="000000" w:sz="4" w:space="0"/>
-          <w:left w:val="none" w:color="000000" w:sz="4" w:space="0"/>
-          <w:bottom w:val="none" w:color="000000" w:sz="4" w:space="0"/>
-          <w:right w:val="none" w:color="000000" w:sz="4" w:space="0"/>
-        </w:tcBorders>
-      </w:tcPr>
-    </w:tblStylePr>
-    <w:tblStylePr w:type="lastRow">
+    <w:tblStylePr w:type="firstRow">
       <w:rPr>
         <w:b/>
         <w:color w:val="404040"/>
@@ -10981,6 +11136,52 @@
         </w:tcBorders>
       </w:tcPr>
     </w:tblStylePr>
+    <w:tblStylePr w:type="lastCol">
+      <w:rPr>
+        <w:i/>
+        <w:color w:val="404040"/>
+      </w:rPr>
+      <w:pPr>
+        <w:pBdr/>
+        <w:spacing/>
+        <w:ind/>
+      </w:pPr>
+      <w:tblPr>
+        <w:tblBorders/>
+      </w:tblPr>
+      <w:tcPr>
+        <w:shd w:val="clear" w:color="ffffff"/>
+        <w:tcBorders>
+          <w:top w:val="none" w:color="000000" w:sz="4" w:space="0"/>
+          <w:left w:val="none" w:color="000000" w:sz="4" w:space="0"/>
+          <w:bottom w:val="none" w:color="000000" w:sz="4" w:space="0"/>
+          <w:right w:val="none" w:color="000000" w:sz="4" w:space="0"/>
+        </w:tcBorders>
+      </w:tcPr>
+    </w:tblStylePr>
+    <w:tblStylePr w:type="lastRow">
+      <w:rPr>
+        <w:b/>
+        <w:color w:val="404040"/>
+      </w:rPr>
+      <w:pPr>
+        <w:pBdr/>
+        <w:spacing/>
+        <w:ind/>
+      </w:pPr>
+      <w:tblPr>
+        <w:tblBorders/>
+      </w:tblPr>
+      <w:tcPr>
+        <w:shd w:val="clear" w:color="ffffff"/>
+        <w:tcBorders>
+          <w:top w:val="none" w:color="000000" w:sz="4" w:space="0"/>
+          <w:left w:val="none" w:color="000000" w:sz="4" w:space="0"/>
+          <w:bottom w:val="none" w:color="000000" w:sz="4" w:space="0"/>
+          <w:right w:val="none" w:color="000000" w:sz="4" w:space="0"/>
+        </w:tcBorders>
+      </w:tcPr>
+    </w:tblStylePr>
     <w:tblStylePr w:type="nwCell">
       <w:pPr>
         <w:pBdr/>
@@ -11047,9 +11248,9 @@
       </w:tcPr>
     </w:tblStylePr>
   </w:style>
-  <w:style w:type="table" w:styleId="38">
+  <w:style w:type="table" w:styleId="693">
     <w:name w:val="Grid Table 3 - Accent 6"/>
-    <w:basedOn w:val="630"/>
+    <w:basedOn w:val="842"/>
     <w:uiPriority w:val="99"/>
     <w:pPr>
       <w:pBdr/>
@@ -11148,29 +11349,6 @@
         <w:tblBorders/>
       </w:tblPr>
       <w:tcPr>
-        <w:shd w:color="ffffff"/>
-        <w:tcBorders>
-          <w:top w:val="none" w:color="000000" w:sz="4" w:space="0"/>
-          <w:left w:val="none" w:color="000000" w:sz="4" w:space="0"/>
-          <w:bottom w:val="none" w:color="000000" w:sz="4" w:space="0"/>
-          <w:right w:val="none" w:color="000000" w:sz="4" w:space="0"/>
-        </w:tcBorders>
-      </w:tcPr>
-    </w:tblStylePr>
-    <w:tblStylePr w:type="firstRow">
-      <w:rPr>
-        <w:b/>
-        <w:color w:val="404040"/>
-      </w:rPr>
-      <w:pPr>
-        <w:pBdr/>
-        <w:spacing/>
-        <w:ind/>
-      </w:pPr>
-      <w:tblPr>
-        <w:tblBorders/>
-      </w:tblPr>
-      <w:tcPr>
         <w:shd w:val="clear" w:color="ffffff"/>
         <w:tcBorders>
           <w:top w:val="none" w:color="000000" w:sz="4" w:space="0"/>
@@ -11180,30 +11358,7 @@
         </w:tcBorders>
       </w:tcPr>
     </w:tblStylePr>
-    <w:tblStylePr w:type="lastCol">
-      <w:rPr>
-        <w:i/>
-        <w:color w:val="404040"/>
-      </w:rPr>
-      <w:pPr>
-        <w:pBdr/>
-        <w:spacing/>
-        <w:ind/>
-      </w:pPr>
-      <w:tblPr>
-        <w:tblBorders/>
-      </w:tblPr>
-      <w:tcPr>
-        <w:shd w:color="ffffff"/>
-        <w:tcBorders>
-          <w:top w:val="none" w:color="000000" w:sz="4" w:space="0"/>
-          <w:left w:val="none" w:color="000000" w:sz="4" w:space="0"/>
-          <w:bottom w:val="none" w:color="000000" w:sz="4" w:space="0"/>
-          <w:right w:val="none" w:color="000000" w:sz="4" w:space="0"/>
-        </w:tcBorders>
-      </w:tcPr>
-    </w:tblStylePr>
-    <w:tblStylePr w:type="lastRow">
+    <w:tblStylePr w:type="firstRow">
       <w:rPr>
         <w:b/>
         <w:color w:val="404040"/>
@@ -11226,6 +11381,52 @@
         </w:tcBorders>
       </w:tcPr>
     </w:tblStylePr>
+    <w:tblStylePr w:type="lastCol">
+      <w:rPr>
+        <w:i/>
+        <w:color w:val="404040"/>
+      </w:rPr>
+      <w:pPr>
+        <w:pBdr/>
+        <w:spacing/>
+        <w:ind/>
+      </w:pPr>
+      <w:tblPr>
+        <w:tblBorders/>
+      </w:tblPr>
+      <w:tcPr>
+        <w:shd w:val="clear" w:color="ffffff"/>
+        <w:tcBorders>
+          <w:top w:val="none" w:color="000000" w:sz="4" w:space="0"/>
+          <w:left w:val="none" w:color="000000" w:sz="4" w:space="0"/>
+          <w:bottom w:val="none" w:color="000000" w:sz="4" w:space="0"/>
+          <w:right w:val="none" w:color="000000" w:sz="4" w:space="0"/>
+        </w:tcBorders>
+      </w:tcPr>
+    </w:tblStylePr>
+    <w:tblStylePr w:type="lastRow">
+      <w:rPr>
+        <w:b/>
+        <w:color w:val="404040"/>
+      </w:rPr>
+      <w:pPr>
+        <w:pBdr/>
+        <w:spacing/>
+        <w:ind/>
+      </w:pPr>
+      <w:tblPr>
+        <w:tblBorders/>
+      </w:tblPr>
+      <w:tcPr>
+        <w:shd w:val="clear" w:color="ffffff"/>
+        <w:tcBorders>
+          <w:top w:val="none" w:color="000000" w:sz="4" w:space="0"/>
+          <w:left w:val="none" w:color="000000" w:sz="4" w:space="0"/>
+          <w:bottom w:val="none" w:color="000000" w:sz="4" w:space="0"/>
+          <w:right w:val="none" w:color="000000" w:sz="4" w:space="0"/>
+        </w:tcBorders>
+      </w:tcPr>
+    </w:tblStylePr>
     <w:tblStylePr w:type="nwCell">
       <w:pPr>
         <w:pBdr/>
@@ -11292,9 +11493,9 @@
       </w:tcPr>
     </w:tblStylePr>
   </w:style>
-  <w:style w:type="table" w:styleId="39">
+  <w:style w:type="table" w:styleId="694">
     <w:name w:val="Grid Table 4"/>
-    <w:basedOn w:val="630"/>
+    <w:basedOn w:val="842"/>
     <w:uiPriority w:val="59"/>
     <w:pPr>
       <w:pBdr/>
@@ -11525,9 +11726,9 @@
       </w:tcPr>
     </w:tblStylePr>
   </w:style>
-  <w:style w:type="table" w:styleId="40">
+  <w:style w:type="table" w:styleId="695">
     <w:name w:val="Grid Table 4 - Accent 1"/>
-    <w:basedOn w:val="630"/>
+    <w:basedOn w:val="842"/>
     <w:uiPriority w:val="59"/>
     <w:pPr>
       <w:pBdr/>
@@ -11758,9 +11959,9 @@
       </w:tcPr>
     </w:tblStylePr>
   </w:style>
-  <w:style w:type="table" w:styleId="41">
+  <w:style w:type="table" w:styleId="696">
     <w:name w:val="Grid Table 4 - Accent 2"/>
-    <w:basedOn w:val="630"/>
+    <w:basedOn w:val="842"/>
     <w:uiPriority w:val="59"/>
     <w:pPr>
       <w:pBdr/>
@@ -11991,9 +12192,9 @@
       </w:tcPr>
     </w:tblStylePr>
   </w:style>
-  <w:style w:type="table" w:styleId="42">
+  <w:style w:type="table" w:styleId="697">
     <w:name w:val="Grid Table 4 - Accent 3"/>
-    <w:basedOn w:val="630"/>
+    <w:basedOn w:val="842"/>
     <w:uiPriority w:val="59"/>
     <w:pPr>
       <w:pBdr/>
@@ -12224,9 +12425,9 @@
       </w:tcPr>
     </w:tblStylePr>
   </w:style>
-  <w:style w:type="table" w:styleId="43">
+  <w:style w:type="table" w:styleId="698">
     <w:name w:val="Grid Table 4 - Accent 4"/>
-    <w:basedOn w:val="630"/>
+    <w:basedOn w:val="842"/>
     <w:uiPriority w:val="59"/>
     <w:pPr>
       <w:pBdr/>
@@ -12457,9 +12658,9 @@
       </w:tcPr>
     </w:tblStylePr>
   </w:style>
-  <w:style w:type="table" w:styleId="44">
+  <w:style w:type="table" w:styleId="699">
     <w:name w:val="Grid Table 4 - Accent 5"/>
-    <w:basedOn w:val="630"/>
+    <w:basedOn w:val="842"/>
     <w:uiPriority w:val="59"/>
     <w:pPr>
       <w:pBdr/>
@@ -12690,9 +12891,9 @@
       </w:tcPr>
     </w:tblStylePr>
   </w:style>
-  <w:style w:type="table" w:styleId="45">
+  <w:style w:type="table" w:styleId="700">
     <w:name w:val="Grid Table 4 - Accent 6"/>
-    <w:basedOn w:val="630"/>
+    <w:basedOn w:val="842"/>
     <w:uiPriority w:val="59"/>
     <w:pPr>
       <w:pBdr/>
@@ -12923,9 +13124,9 @@
       </w:tcPr>
     </w:tblStylePr>
   </w:style>
-  <w:style w:type="table" w:styleId="46">
+  <w:style w:type="table" w:styleId="701">
     <w:name w:val="Grid Table 5 Dark"/>
-    <w:basedOn w:val="630"/>
+    <w:basedOn w:val="842"/>
     <w:uiPriority w:val="99"/>
     <w:pPr>
       <w:pBdr/>
@@ -13151,9 +13352,9 @@
       </w:tcPr>
     </w:tblStylePr>
   </w:style>
-  <w:style w:type="table" w:styleId="47">
+  <w:style w:type="table" w:styleId="702">
     <w:name w:val="Grid Table 5 Dark- Accent 1"/>
-    <w:basedOn w:val="630"/>
+    <w:basedOn w:val="842"/>
     <w:uiPriority w:val="99"/>
     <w:pPr>
       <w:pBdr/>
@@ -13379,9 +13580,9 @@
       </w:tcPr>
     </w:tblStylePr>
   </w:style>
-  <w:style w:type="table" w:styleId="48">
+  <w:style w:type="table" w:styleId="703">
     <w:name w:val="Grid Table 5 Dark - Accent 2"/>
-    <w:basedOn w:val="630"/>
+    <w:basedOn w:val="842"/>
     <w:uiPriority w:val="99"/>
     <w:pPr>
       <w:pBdr/>
@@ -13607,9 +13808,9 @@
       </w:tcPr>
     </w:tblStylePr>
   </w:style>
-  <w:style w:type="table" w:styleId="49">
+  <w:style w:type="table" w:styleId="704">
     <w:name w:val="Grid Table 5 Dark - Accent 3"/>
-    <w:basedOn w:val="630"/>
+    <w:basedOn w:val="842"/>
     <w:uiPriority w:val="99"/>
     <w:pPr>
       <w:pBdr/>
@@ -13835,9 +14036,9 @@
       </w:tcPr>
     </w:tblStylePr>
   </w:style>
-  <w:style w:type="table" w:styleId="50">
+  <w:style w:type="table" w:styleId="705">
     <w:name w:val="Grid Table 5 Dark- Accent 4"/>
-    <w:basedOn w:val="630"/>
+    <w:basedOn w:val="842"/>
     <w:uiPriority w:val="99"/>
     <w:pPr>
       <w:pBdr/>
@@ -14063,9 +14264,9 @@
       </w:tcPr>
     </w:tblStylePr>
   </w:style>
-  <w:style w:type="table" w:styleId="51">
+  <w:style w:type="table" w:styleId="706">
     <w:name w:val="Grid Table 5 Dark - Accent 5"/>
-    <w:basedOn w:val="630"/>
+    <w:basedOn w:val="842"/>
     <w:uiPriority w:val="99"/>
     <w:pPr>
       <w:pBdr/>
@@ -14291,9 +14492,9 @@
       </w:tcPr>
     </w:tblStylePr>
   </w:style>
-  <w:style w:type="table" w:styleId="52">
+  <w:style w:type="table" w:styleId="707">
     <w:name w:val="Grid Table 5 Dark - Accent 6"/>
-    <w:basedOn w:val="630"/>
+    <w:basedOn w:val="842"/>
     <w:uiPriority w:val="99"/>
     <w:pPr>
       <w:pBdr/>
@@ -14519,9 +14720,9 @@
       </w:tcPr>
     </w:tblStylePr>
   </w:style>
-  <w:style w:type="table" w:styleId="53">
+  <w:style w:type="table" w:styleId="708">
     <w:name w:val="Grid Table 6 Colorful"/>
-    <w:basedOn w:val="630"/>
+    <w:basedOn w:val="842"/>
     <w:uiPriority w:val="99"/>
     <w:pPr>
       <w:pBdr/>
@@ -14749,9 +14950,9 @@
       </w:tcPr>
     </w:tblStylePr>
   </w:style>
-  <w:style w:type="table" w:styleId="54">
+  <w:style w:type="table" w:styleId="709">
     <w:name w:val="Grid Table 6 Colorful - Accent 1"/>
-    <w:basedOn w:val="630"/>
+    <w:basedOn w:val="842"/>
     <w:uiPriority w:val="99"/>
     <w:pPr>
       <w:pBdr/>
@@ -14979,9 +15180,9 @@
       </w:tcPr>
     </w:tblStylePr>
   </w:style>
-  <w:style w:type="table" w:styleId="55">
+  <w:style w:type="table" w:styleId="710">
     <w:name w:val="Grid Table 6 Colorful - Accent 2"/>
-    <w:basedOn w:val="630"/>
+    <w:basedOn w:val="842"/>
     <w:uiPriority w:val="99"/>
     <w:pPr>
       <w:pBdr/>
@@ -15209,9 +15410,9 @@
       </w:tcPr>
     </w:tblStylePr>
   </w:style>
-  <w:style w:type="table" w:styleId="56">
+  <w:style w:type="table" w:styleId="711">
     <w:name w:val="Grid Table 6 Colorful - Accent 3"/>
-    <w:basedOn w:val="630"/>
+    <w:basedOn w:val="842"/>
     <w:uiPriority w:val="99"/>
     <w:pPr>
       <w:pBdr/>
@@ -15439,9 +15640,9 @@
       </w:tcPr>
     </w:tblStylePr>
   </w:style>
-  <w:style w:type="table" w:styleId="57">
+  <w:style w:type="table" w:styleId="712">
     <w:name w:val="Grid Table 6 Colorful - Accent 4"/>
-    <w:basedOn w:val="630"/>
+    <w:basedOn w:val="842"/>
     <w:uiPriority w:val="99"/>
     <w:pPr>
       <w:pBdr/>
@@ -15669,9 +15870,9 @@
       </w:tcPr>
     </w:tblStylePr>
   </w:style>
-  <w:style w:type="table" w:styleId="58">
+  <w:style w:type="table" w:styleId="713">
     <w:name w:val="Grid Table 6 Colorful - Accent 5"/>
-    <w:basedOn w:val="630"/>
+    <w:basedOn w:val="842"/>
     <w:uiPriority w:val="99"/>
     <w:pPr>
       <w:pBdr/>
@@ -15899,9 +16100,9 @@
       </w:tcPr>
     </w:tblStylePr>
   </w:style>
-  <w:style w:type="table" w:styleId="59">
+  <w:style w:type="table" w:styleId="714">
     <w:name w:val="Grid Table 6 Colorful - Accent 6"/>
-    <w:basedOn w:val="630"/>
+    <w:basedOn w:val="842"/>
     <w:uiPriority w:val="99"/>
     <w:pPr>
       <w:pBdr/>
@@ -16129,9 +16330,9 @@
       </w:tcPr>
     </w:tblStylePr>
   </w:style>
-  <w:style w:type="table" w:styleId="60">
+  <w:style w:type="table" w:styleId="715">
     <w:name w:val="Grid Table 7 Colorful"/>
-    <w:basedOn w:val="630"/>
+    <w:basedOn w:val="842"/>
     <w:uiPriority w:val="99"/>
     <w:pPr>
       <w:pBdr/>
@@ -16233,11 +16434,11 @@
         <w:tblBorders/>
       </w:tblPr>
       <w:tcPr>
-        <w:shd w:color="ffffff"/>
+        <w:shd w:val="clear" w:color="ffffff"/>
         <w:tcBorders>
-          <w:top w:val="none"/>
-          <w:left w:val="none"/>
-          <w:bottom w:val="none"/>
+          <w:top w:val="none" w:color="000000" w:sz="4" w:space="0"/>
+          <w:left w:val="none" w:color="000000" w:sz="4" w:space="0"/>
+          <w:bottom w:val="none" w:color="000000" w:sz="4" w:space="0"/>
           <w:right w:val="single" w:color="000000" w:themeColor="text1" w:themeTint="80" w:sz="4" w:space="0"/>
         </w:tcBorders>
       </w:tcPr>
@@ -16260,10 +16461,10 @@
       <w:tcPr>
         <w:shd w:val="clear" w:color="ffffff" w:themeColor="light1" w:fill="ffffff" w:themeFill="light1"/>
         <w:tcBorders>
-          <w:top w:val="none"/>
-          <w:left w:val="none"/>
+          <w:top w:val="none" w:color="000000" w:sz="4" w:space="0"/>
+          <w:left w:val="none" w:color="000000" w:sz="4" w:space="0"/>
           <w:bottom w:val="single" w:color="000000" w:themeColor="text1" w:themeTint="80" w:sz="4" w:space="0"/>
-          <w:right w:val="none"/>
+          <w:right w:val="none" w:color="000000" w:sz="4" w:space="0"/>
         </w:tcBorders>
       </w:tcPr>
     </w:tblStylePr>
@@ -16283,12 +16484,12 @@
         <w:tblBorders/>
       </w:tblPr>
       <w:tcPr>
-        <w:shd w:color="ffffff"/>
+        <w:shd w:val="clear" w:color="ffffff"/>
         <w:tcBorders>
-          <w:top w:val="none"/>
+          <w:top w:val="none" w:color="000000" w:sz="4" w:space="0"/>
           <w:left w:val="single" w:color="000000" w:themeColor="text1" w:themeTint="80" w:sz="4" w:space="0"/>
-          <w:bottom w:val="none"/>
-          <w:right w:val="none"/>
+          <w:bottom w:val="none" w:color="000000" w:sz="4" w:space="0"/>
+          <w:right w:val="none" w:color="000000" w:sz="4" w:space="0"/>
         </w:tcBorders>
       </w:tcPr>
     </w:tblStylePr>
@@ -16311,9 +16512,9 @@
         <w:shd w:val="clear" w:color="ffffff" w:themeColor="light1" w:fill="ffffff" w:themeFill="light1"/>
         <w:tcBorders>
           <w:top w:val="single" w:color="000000" w:themeColor="text1" w:themeTint="80" w:sz="4" w:space="0"/>
-          <w:left w:val="none"/>
-          <w:bottom w:val="none"/>
-          <w:right w:val="none"/>
+          <w:left w:val="none" w:color="000000" w:sz="4" w:space="0"/>
+          <w:bottom w:val="none" w:color="000000" w:sz="4" w:space="0"/>
+          <w:right w:val="none" w:color="000000" w:sz="4" w:space="0"/>
         </w:tcBorders>
       </w:tcPr>
     </w:tblStylePr>
@@ -16383,9 +16584,9 @@
       </w:tcPr>
     </w:tblStylePr>
   </w:style>
-  <w:style w:type="table" w:styleId="61">
+  <w:style w:type="table" w:styleId="716">
     <w:name w:val="Grid Table 7 Colorful - Accent 1"/>
-    <w:basedOn w:val="630"/>
+    <w:basedOn w:val="842"/>
     <w:uiPriority w:val="99"/>
     <w:pPr>
       <w:pBdr/>
@@ -16487,11 +16688,11 @@
         <w:tblBorders/>
       </w:tblPr>
       <w:tcPr>
-        <w:shd w:color="ffffff"/>
+        <w:shd w:val="clear" w:color="ffffff"/>
         <w:tcBorders>
-          <w:top w:val="none"/>
-          <w:left w:val="none"/>
-          <w:bottom w:val="none"/>
+          <w:top w:val="none" w:color="000000" w:sz="4" w:space="0"/>
+          <w:left w:val="none" w:color="000000" w:sz="4" w:space="0"/>
+          <w:bottom w:val="none" w:color="000000" w:sz="4" w:space="0"/>
           <w:right w:val="single" w:color="000000" w:themeColor="accent1" w:themeTint="80" w:sz="4" w:space="0"/>
         </w:tcBorders>
       </w:tcPr>
@@ -16514,10 +16715,10 @@
       <w:tcPr>
         <w:shd w:val="clear" w:color="ffffff" w:themeColor="light1" w:fill="ffffff" w:themeFill="light1"/>
         <w:tcBorders>
-          <w:top w:val="none"/>
-          <w:left w:val="none"/>
+          <w:top w:val="none" w:color="000000" w:sz="4" w:space="0"/>
+          <w:left w:val="none" w:color="000000" w:sz="4" w:space="0"/>
           <w:bottom w:val="single" w:color="000000" w:themeColor="accent1" w:themeTint="80" w:sz="4" w:space="0"/>
-          <w:right w:val="none"/>
+          <w:right w:val="none" w:color="000000" w:sz="4" w:space="0"/>
         </w:tcBorders>
       </w:tcPr>
     </w:tblStylePr>
@@ -16537,12 +16738,12 @@
         <w:tblBorders/>
       </w:tblPr>
       <w:tcPr>
-        <w:shd w:color="ffffff"/>
+        <w:shd w:val="clear" w:color="ffffff"/>
         <w:tcBorders>
-          <w:top w:val="none"/>
+          <w:top w:val="none" w:color="000000" w:sz="4" w:space="0"/>
           <w:left w:val="single" w:color="000000" w:themeColor="accent1" w:themeTint="80" w:sz="4" w:space="0"/>
-          <w:bottom w:val="none"/>
-          <w:right w:val="none"/>
+          <w:bottom w:val="none" w:color="000000" w:sz="4" w:space="0"/>
+          <w:right w:val="none" w:color="000000" w:sz="4" w:space="0"/>
         </w:tcBorders>
       </w:tcPr>
     </w:tblStylePr>
@@ -16565,9 +16766,9 @@
         <w:shd w:val="clear" w:color="ffffff" w:themeColor="light1" w:fill="ffffff" w:themeFill="light1"/>
         <w:tcBorders>
           <w:top w:val="single" w:color="000000" w:themeColor="accent1" w:themeTint="80" w:sz="4" w:space="0"/>
-          <w:left w:val="none"/>
-          <w:bottom w:val="none"/>
-          <w:right w:val="none"/>
+          <w:left w:val="none" w:color="000000" w:sz="4" w:space="0"/>
+          <w:bottom w:val="none" w:color="000000" w:sz="4" w:space="0"/>
+          <w:right w:val="none" w:color="000000" w:sz="4" w:space="0"/>
         </w:tcBorders>
       </w:tcPr>
     </w:tblStylePr>
@@ -16637,9 +16838,9 @@
       </w:tcPr>
     </w:tblStylePr>
   </w:style>
-  <w:style w:type="table" w:styleId="62">
+  <w:style w:type="table" w:styleId="717">
     <w:name w:val="Grid Table 7 Colorful - Accent 2"/>
-    <w:basedOn w:val="630"/>
+    <w:basedOn w:val="842"/>
     <w:uiPriority w:val="99"/>
     <w:pPr>
       <w:pBdr/>
@@ -16741,11 +16942,11 @@
         <w:tblBorders/>
       </w:tblPr>
       <w:tcPr>
-        <w:shd w:color="ffffff"/>
+        <w:shd w:val="clear" w:color="ffffff"/>
         <w:tcBorders>
-          <w:top w:val="none"/>
-          <w:left w:val="none"/>
-          <w:bottom w:val="none"/>
+          <w:top w:val="none" w:color="000000" w:sz="4" w:space="0"/>
+          <w:left w:val="none" w:color="000000" w:sz="4" w:space="0"/>
+          <w:bottom w:val="none" w:color="000000" w:sz="4" w:space="0"/>
           <w:right w:val="single" w:color="000000" w:themeColor="accent2" w:themeTint="97" w:sz="4" w:space="0"/>
         </w:tcBorders>
       </w:tcPr>
@@ -16768,10 +16969,10 @@
       <w:tcPr>
         <w:shd w:val="clear" w:color="ffffff" w:themeColor="light1" w:fill="ffffff" w:themeFill="light1"/>
         <w:tcBorders>
-          <w:top w:val="none"/>
-          <w:left w:val="none"/>
+          <w:top w:val="none" w:color="000000" w:sz="4" w:space="0"/>
+          <w:left w:val="none" w:color="000000" w:sz="4" w:space="0"/>
           <w:bottom w:val="single" w:color="000000" w:themeColor="accent2" w:themeTint="97" w:sz="4" w:space="0"/>
-          <w:right w:val="none"/>
+          <w:right w:val="none" w:color="000000" w:sz="4" w:space="0"/>
         </w:tcBorders>
       </w:tcPr>
     </w:tblStylePr>
@@ -16791,12 +16992,12 @@
         <w:tblBorders/>
       </w:tblPr>
       <w:tcPr>
-        <w:shd w:color="ffffff"/>
+        <w:shd w:val="clear" w:color="ffffff"/>
         <w:tcBorders>
-          <w:top w:val="none"/>
+          <w:top w:val="none" w:color="000000" w:sz="4" w:space="0"/>
           <w:left w:val="single" w:color="000000" w:themeColor="accent2" w:themeTint="97" w:sz="4" w:space="0"/>
-          <w:bottom w:val="none"/>
-          <w:right w:val="none"/>
+          <w:bottom w:val="none" w:color="000000" w:sz="4" w:space="0"/>
+          <w:right w:val="none" w:color="000000" w:sz="4" w:space="0"/>
         </w:tcBorders>
       </w:tcPr>
     </w:tblStylePr>
@@ -16819,9 +17020,9 @@
         <w:shd w:val="clear" w:color="ffffff" w:themeColor="light1" w:fill="ffffff" w:themeFill="light1"/>
         <w:tcBorders>
           <w:top w:val="single" w:color="000000" w:themeColor="accent2" w:themeTint="97" w:sz="4" w:space="0"/>
-          <w:left w:val="none"/>
-          <w:bottom w:val="none"/>
-          <w:right w:val="none"/>
+          <w:left w:val="none" w:color="000000" w:sz="4" w:space="0"/>
+          <w:bottom w:val="none" w:color="000000" w:sz="4" w:space="0"/>
+          <w:right w:val="none" w:color="000000" w:sz="4" w:space="0"/>
         </w:tcBorders>
       </w:tcPr>
     </w:tblStylePr>
@@ -16891,9 +17092,9 @@
       </w:tcPr>
     </w:tblStylePr>
   </w:style>
-  <w:style w:type="table" w:styleId="63">
+  <w:style w:type="table" w:styleId="718">
     <w:name w:val="Grid Table 7 Colorful - Accent 3"/>
-    <w:basedOn w:val="630"/>
+    <w:basedOn w:val="842"/>
     <w:uiPriority w:val="99"/>
     <w:pPr>
       <w:pBdr/>
@@ -16995,11 +17196,11 @@
         <w:tblBorders/>
       </w:tblPr>
       <w:tcPr>
-        <w:shd w:color="ffffff"/>
+        <w:shd w:val="clear" w:color="ffffff"/>
         <w:tcBorders>
-          <w:top w:val="none"/>
-          <w:left w:val="none"/>
-          <w:bottom w:val="none"/>
+          <w:top w:val="none" w:color="000000" w:sz="4" w:space="0"/>
+          <w:left w:val="none" w:color="000000" w:sz="4" w:space="0"/>
+          <w:bottom w:val="none" w:color="000000" w:sz="4" w:space="0"/>
           <w:right w:val="single" w:color="000000" w:themeColor="accent3" w:themeTint="FE" w:sz="4" w:space="0"/>
         </w:tcBorders>
       </w:tcPr>
@@ -17022,10 +17223,10 @@
       <w:tcPr>
         <w:shd w:val="clear" w:color="ffffff" w:themeColor="light1" w:fill="ffffff" w:themeFill="light1"/>
         <w:tcBorders>
-          <w:top w:val="none"/>
-          <w:left w:val="none"/>
+          <w:top w:val="none" w:color="000000" w:sz="4" w:space="0"/>
+          <w:left w:val="none" w:color="000000" w:sz="4" w:space="0"/>
           <w:bottom w:val="single" w:color="000000" w:themeColor="accent3" w:themeTint="FE" w:sz="4" w:space="0"/>
-          <w:right w:val="none"/>
+          <w:right w:val="none" w:color="000000" w:sz="4" w:space="0"/>
         </w:tcBorders>
       </w:tcPr>
     </w:tblStylePr>
@@ -17045,12 +17246,12 @@
         <w:tblBorders/>
       </w:tblPr>
       <w:tcPr>
-        <w:shd w:color="ffffff"/>
+        <w:shd w:val="clear" w:color="ffffff"/>
         <w:tcBorders>
-          <w:top w:val="none"/>
+          <w:top w:val="none" w:color="000000" w:sz="4" w:space="0"/>
           <w:left w:val="single" w:color="000000" w:themeColor="accent3" w:themeTint="FE" w:sz="4" w:space="0"/>
-          <w:bottom w:val="none"/>
-          <w:right w:val="none"/>
+          <w:bottom w:val="none" w:color="000000" w:sz="4" w:space="0"/>
+          <w:right w:val="none" w:color="000000" w:sz="4" w:space="0"/>
         </w:tcBorders>
       </w:tcPr>
     </w:tblStylePr>
@@ -17073,9 +17274,9 @@
         <w:shd w:val="clear" w:color="ffffff" w:themeColor="light1" w:fill="ffffff" w:themeFill="light1"/>
         <w:tcBorders>
           <w:top w:val="single" w:color="000000" w:themeColor="accent3" w:themeTint="FE" w:sz="4" w:space="0"/>
-          <w:left w:val="none"/>
-          <w:bottom w:val="none"/>
-          <w:right w:val="none"/>
+          <w:left w:val="none" w:color="000000" w:sz="4" w:space="0"/>
+          <w:bottom w:val="none" w:color="000000" w:sz="4" w:space="0"/>
+          <w:right w:val="none" w:color="000000" w:sz="4" w:space="0"/>
         </w:tcBorders>
       </w:tcPr>
     </w:tblStylePr>
@@ -17145,9 +17346,9 @@
       </w:tcPr>
     </w:tblStylePr>
   </w:style>
-  <w:style w:type="table" w:styleId="64">
+  <w:style w:type="table" w:styleId="719">
     <w:name w:val="Grid Table 7 Colorful - Accent 4"/>
-    <w:basedOn w:val="630"/>
+    <w:basedOn w:val="842"/>
     <w:uiPriority w:val="99"/>
     <w:pPr>
       <w:pBdr/>
@@ -17249,11 +17450,11 @@
         <w:tblBorders/>
       </w:tblPr>
       <w:tcPr>
-        <w:shd w:color="ffffff"/>
+        <w:shd w:val="clear" w:color="ffffff"/>
         <w:tcBorders>
-          <w:top w:val="none"/>
-          <w:left w:val="none"/>
-          <w:bottom w:val="none"/>
+          <w:top w:val="none" w:color="000000" w:sz="4" w:space="0"/>
+          <w:left w:val="none" w:color="000000" w:sz="4" w:space="0"/>
+          <w:bottom w:val="none" w:color="000000" w:sz="4" w:space="0"/>
           <w:right w:val="single" w:color="000000" w:themeColor="accent4" w:themeTint="9A" w:sz="4" w:space="0"/>
         </w:tcBorders>
       </w:tcPr>
@@ -17276,10 +17477,10 @@
       <w:tcPr>
         <w:shd w:val="clear" w:color="ffffff" w:themeColor="light1" w:fill="ffffff" w:themeFill="light1"/>
         <w:tcBorders>
-          <w:top w:val="none"/>
-          <w:left w:val="none"/>
+          <w:top w:val="none" w:color="000000" w:sz="4" w:space="0"/>
+          <w:left w:val="none" w:color="000000" w:sz="4" w:space="0"/>
           <w:bottom w:val="single" w:color="000000" w:themeColor="accent4" w:themeTint="9A" w:sz="4" w:space="0"/>
-          <w:right w:val="none"/>
+          <w:right w:val="none" w:color="000000" w:sz="4" w:space="0"/>
         </w:tcBorders>
       </w:tcPr>
     </w:tblStylePr>
@@ -17299,12 +17500,12 @@
         <w:tblBorders/>
       </w:tblPr>
       <w:tcPr>
-        <w:shd w:color="ffffff"/>
+        <w:shd w:val="clear" w:color="ffffff"/>
         <w:tcBorders>
-          <w:top w:val="none"/>
+          <w:top w:val="none" w:color="000000" w:sz="4" w:space="0"/>
           <w:left w:val="single" w:color="000000" w:themeColor="accent4" w:themeTint="9A" w:sz="4" w:space="0"/>
-          <w:bottom w:val="none"/>
-          <w:right w:val="none"/>
+          <w:bottom w:val="none" w:color="000000" w:sz="4" w:space="0"/>
+          <w:right w:val="none" w:color="000000" w:sz="4" w:space="0"/>
         </w:tcBorders>
       </w:tcPr>
     </w:tblStylePr>
@@ -17327,9 +17528,9 @@
         <w:shd w:val="clear" w:color="ffffff" w:themeColor="light1" w:fill="ffffff" w:themeFill="light1"/>
         <w:tcBorders>
           <w:top w:val="single" w:color="000000" w:themeColor="accent4" w:themeTint="9A" w:sz="4" w:space="0"/>
-          <w:left w:val="none"/>
-          <w:bottom w:val="none"/>
-          <w:right w:val="none"/>
+          <w:left w:val="none" w:color="000000" w:sz="4" w:space="0"/>
+          <w:bottom w:val="none" w:color="000000" w:sz="4" w:space="0"/>
+          <w:right w:val="none" w:color="000000" w:sz="4" w:space="0"/>
         </w:tcBorders>
       </w:tcPr>
     </w:tblStylePr>
@@ -17399,9 +17600,9 @@
       </w:tcPr>
     </w:tblStylePr>
   </w:style>
-  <w:style w:type="table" w:styleId="65">
+  <w:style w:type="table" w:styleId="720">
     <w:name w:val="Grid Table 7 Colorful - Accent 5"/>
-    <w:basedOn w:val="630"/>
+    <w:basedOn w:val="842"/>
     <w:uiPriority w:val="99"/>
     <w:pPr>
       <w:pBdr/>
@@ -17503,11 +17704,11 @@
         <w:tblBorders/>
       </w:tblPr>
       <w:tcPr>
-        <w:shd w:color="ffffff"/>
+        <w:shd w:val="clear" w:color="ffffff"/>
         <w:tcBorders>
-          <w:top w:val="none"/>
-          <w:left w:val="none"/>
-          <w:bottom w:val="none"/>
+          <w:top w:val="none" w:color="000000" w:sz="4" w:space="0"/>
+          <w:left w:val="none" w:color="000000" w:sz="4" w:space="0"/>
+          <w:bottom w:val="none" w:color="000000" w:sz="4" w:space="0"/>
           <w:right w:val="single" w:color="000000" w:themeColor="accent5" w:themeTint="90" w:sz="4" w:space="0"/>
         </w:tcBorders>
       </w:tcPr>
@@ -17530,10 +17731,10 @@
       <w:tcPr>
         <w:shd w:val="clear" w:color="ffffff" w:themeColor="light1" w:fill="ffffff" w:themeFill="light1"/>
         <w:tcBorders>
-          <w:top w:val="none"/>
-          <w:left w:val="none"/>
+          <w:top w:val="none" w:color="000000" w:sz="4" w:space="0"/>
+          <w:left w:val="none" w:color="000000" w:sz="4" w:space="0"/>
           <w:bottom w:val="single" w:color="000000" w:themeColor="accent5" w:themeTint="90" w:sz="4" w:space="0"/>
-          <w:right w:val="none"/>
+          <w:right w:val="none" w:color="000000" w:sz="4" w:space="0"/>
         </w:tcBorders>
       </w:tcPr>
     </w:tblStylePr>
@@ -17553,12 +17754,12 @@
         <w:tblBorders/>
       </w:tblPr>
       <w:tcPr>
-        <w:shd w:color="ffffff"/>
+        <w:shd w:val="clear" w:color="ffffff"/>
         <w:tcBorders>
-          <w:top w:val="none"/>
+          <w:top w:val="none" w:color="000000" w:sz="4" w:space="0"/>
           <w:left w:val="single" w:color="000000" w:themeColor="accent5" w:themeTint="90" w:sz="4" w:space="0"/>
-          <w:bottom w:val="none"/>
-          <w:right w:val="none"/>
+          <w:bottom w:val="none" w:color="000000" w:sz="4" w:space="0"/>
+          <w:right w:val="none" w:color="000000" w:sz="4" w:space="0"/>
         </w:tcBorders>
       </w:tcPr>
     </w:tblStylePr>
@@ -17581,9 +17782,9 @@
         <w:shd w:val="clear" w:color="ffffff" w:themeColor="light1" w:fill="ffffff" w:themeFill="light1"/>
         <w:tcBorders>
           <w:top w:val="single" w:color="000000" w:themeColor="accent5" w:themeTint="90" w:sz="4" w:space="0"/>
-          <w:left w:val="none"/>
-          <w:bottom w:val="none"/>
-          <w:right w:val="none"/>
+          <w:left w:val="none" w:color="000000" w:sz="4" w:space="0"/>
+          <w:bottom w:val="none" w:color="000000" w:sz="4" w:space="0"/>
+          <w:right w:val="none" w:color="000000" w:sz="4" w:space="0"/>
         </w:tcBorders>
       </w:tcPr>
     </w:tblStylePr>
@@ -17653,9 +17854,9 @@
       </w:tcPr>
     </w:tblStylePr>
   </w:style>
-  <w:style w:type="table" w:styleId="66">
+  <w:style w:type="table" w:styleId="721">
     <w:name w:val="Grid Table 7 Colorful - Accent 6"/>
-    <w:basedOn w:val="630"/>
+    <w:basedOn w:val="842"/>
     <w:uiPriority w:val="99"/>
     <w:pPr>
       <w:pBdr/>
@@ -17757,11 +17958,11 @@
         <w:tblBorders/>
       </w:tblPr>
       <w:tcPr>
-        <w:shd w:color="ffffff"/>
+        <w:shd w:val="clear" w:color="ffffff"/>
         <w:tcBorders>
-          <w:top w:val="none"/>
-          <w:left w:val="none"/>
-          <w:bottom w:val="none"/>
+          <w:top w:val="none" w:color="000000" w:sz="4" w:space="0"/>
+          <w:left w:val="none" w:color="000000" w:sz="4" w:space="0"/>
+          <w:bottom w:val="none" w:color="000000" w:sz="4" w:space="0"/>
           <w:right w:val="single" w:color="000000" w:themeColor="accent6" w:themeTint="90" w:sz="4" w:space="0"/>
         </w:tcBorders>
       </w:tcPr>
@@ -17784,10 +17985,10 @@
       <w:tcPr>
         <w:shd w:val="clear" w:color="ffffff" w:themeColor="light1" w:fill="ffffff" w:themeFill="light1"/>
         <w:tcBorders>
-          <w:top w:val="none"/>
-          <w:left w:val="none"/>
+          <w:top w:val="none" w:color="000000" w:sz="4" w:space="0"/>
+          <w:left w:val="none" w:color="000000" w:sz="4" w:space="0"/>
           <w:bottom w:val="single" w:color="000000" w:themeColor="accent6" w:themeTint="90" w:sz="4" w:space="0"/>
-          <w:right w:val="none"/>
+          <w:right w:val="none" w:color="000000" w:sz="4" w:space="0"/>
         </w:tcBorders>
       </w:tcPr>
     </w:tblStylePr>
@@ -17807,12 +18008,12 @@
         <w:tblBorders/>
       </w:tblPr>
       <w:tcPr>
-        <w:shd w:color="ffffff"/>
+        <w:shd w:val="clear" w:color="ffffff"/>
         <w:tcBorders>
-          <w:top w:val="none"/>
+          <w:top w:val="none" w:color="000000" w:sz="4" w:space="0"/>
           <w:left w:val="single" w:color="000000" w:themeColor="accent6" w:themeTint="90" w:sz="4" w:space="0"/>
-          <w:bottom w:val="none"/>
-          <w:right w:val="none"/>
+          <w:bottom w:val="none" w:color="000000" w:sz="4" w:space="0"/>
+          <w:right w:val="none" w:color="000000" w:sz="4" w:space="0"/>
         </w:tcBorders>
       </w:tcPr>
     </w:tblStylePr>
@@ -17835,9 +18036,9 @@
         <w:shd w:val="clear" w:color="ffffff" w:themeColor="light1" w:fill="ffffff" w:themeFill="light1"/>
         <w:tcBorders>
           <w:top w:val="single" w:color="000000" w:themeColor="accent6" w:themeTint="90" w:sz="4" w:space="0"/>
-          <w:left w:val="none"/>
-          <w:bottom w:val="none"/>
-          <w:right w:val="none"/>
+          <w:left w:val="none" w:color="000000" w:sz="4" w:space="0"/>
+          <w:bottom w:val="none" w:color="000000" w:sz="4" w:space="0"/>
+          <w:right w:val="none" w:color="000000" w:sz="4" w:space="0"/>
         </w:tcBorders>
       </w:tcPr>
     </w:tblStylePr>
@@ -17907,9 +18108,9 @@
       </w:tcPr>
     </w:tblStylePr>
   </w:style>
-  <w:style w:type="table" w:styleId="67">
+  <w:style w:type="table" w:styleId="722">
     <w:name w:val="List Table 1 Light"/>
-    <w:basedOn w:val="630"/>
+    <w:basedOn w:val="842"/>
     <w:uiPriority w:val="99"/>
     <w:pPr>
       <w:pBdr/>
@@ -18123,9 +18324,9 @@
       </w:tcPr>
     </w:tblStylePr>
   </w:style>
-  <w:style w:type="table" w:styleId="68">
+  <w:style w:type="table" w:styleId="723">
     <w:name w:val="List Table 1 Light - Accent 1"/>
-    <w:basedOn w:val="630"/>
+    <w:basedOn w:val="842"/>
     <w:uiPriority w:val="99"/>
     <w:pPr>
       <w:pBdr/>
@@ -18339,9 +18540,9 @@
       </w:tcPr>
     </w:tblStylePr>
   </w:style>
-  <w:style w:type="table" w:styleId="69">
+  <w:style w:type="table" w:styleId="724">
     <w:name w:val="List Table 1 Light - Accent 2"/>
-    <w:basedOn w:val="630"/>
+    <w:basedOn w:val="842"/>
     <w:uiPriority w:val="99"/>
     <w:pPr>
       <w:pBdr/>
@@ -18555,9 +18756,9 @@
       </w:tcPr>
     </w:tblStylePr>
   </w:style>
-  <w:style w:type="table" w:styleId="70">
+  <w:style w:type="table" w:styleId="725">
     <w:name w:val="List Table 1 Light - Accent 3"/>
-    <w:basedOn w:val="630"/>
+    <w:basedOn w:val="842"/>
     <w:uiPriority w:val="99"/>
     <w:pPr>
       <w:pBdr/>
@@ -18771,9 +18972,9 @@
       </w:tcPr>
     </w:tblStylePr>
   </w:style>
-  <w:style w:type="table" w:styleId="71">
+  <w:style w:type="table" w:styleId="726">
     <w:name w:val="List Table 1 Light - Accent 4"/>
-    <w:basedOn w:val="630"/>
+    <w:basedOn w:val="842"/>
     <w:uiPriority w:val="99"/>
     <w:pPr>
       <w:pBdr/>
@@ -18987,9 +19188,9 @@
       </w:tcPr>
     </w:tblStylePr>
   </w:style>
-  <w:style w:type="table" w:styleId="72">
+  <w:style w:type="table" w:styleId="727">
     <w:name w:val="List Table 1 Light - Accent 5"/>
-    <w:basedOn w:val="630"/>
+    <w:basedOn w:val="842"/>
     <w:uiPriority w:val="99"/>
     <w:pPr>
       <w:pBdr/>
@@ -19203,9 +19404,9 @@
       </w:tcPr>
     </w:tblStylePr>
   </w:style>
-  <w:style w:type="table" w:styleId="73">
+  <w:style w:type="table" w:styleId="728">
     <w:name w:val="List Table 1 Light - Accent 6"/>
-    <w:basedOn w:val="630"/>
+    <w:basedOn w:val="842"/>
     <w:uiPriority w:val="99"/>
     <w:pPr>
       <w:pBdr/>
@@ -19419,9 +19620,9 @@
       </w:tcPr>
     </w:tblStylePr>
   </w:style>
-  <w:style w:type="table" w:styleId="74">
+  <w:style w:type="table" w:styleId="729">
     <w:name w:val="List Table 2"/>
-    <w:basedOn w:val="630"/>
+    <w:basedOn w:val="842"/>
     <w:uiPriority w:val="99"/>
     <w:pPr>
       <w:pBdr/>
@@ -19657,9 +19858,9 @@
       </w:tcPr>
     </w:tblStylePr>
   </w:style>
-  <w:style w:type="table" w:styleId="75">
+  <w:style w:type="table" w:styleId="730">
     <w:name w:val="List Table 2 - Accent 1"/>
-    <w:basedOn w:val="630"/>
+    <w:basedOn w:val="842"/>
     <w:uiPriority w:val="99"/>
     <w:pPr>
       <w:pBdr/>
@@ -19895,9 +20096,9 @@
       </w:tcPr>
     </w:tblStylePr>
   </w:style>
-  <w:style w:type="table" w:styleId="76">
+  <w:style w:type="table" w:styleId="731">
     <w:name w:val="List Table 2 - Accent 2"/>
-    <w:basedOn w:val="630"/>
+    <w:basedOn w:val="842"/>
     <w:uiPriority w:val="99"/>
     <w:pPr>
       <w:pBdr/>
@@ -20133,9 +20334,9 @@
       </w:tcPr>
     </w:tblStylePr>
   </w:style>
-  <w:style w:type="table" w:styleId="77">
+  <w:style w:type="table" w:styleId="732">
     <w:name w:val="List Table 2 - Accent 3"/>
-    <w:basedOn w:val="630"/>
+    <w:basedOn w:val="842"/>
     <w:uiPriority w:val="99"/>
     <w:pPr>
       <w:pBdr/>
@@ -20371,9 +20572,9 @@
       </w:tcPr>
     </w:tblStylePr>
   </w:style>
-  <w:style w:type="table" w:styleId="78">
+  <w:style w:type="table" w:styleId="733">
     <w:name w:val="List Table 2 - Accent 4"/>
-    <w:basedOn w:val="630"/>
+    <w:basedOn w:val="842"/>
     <w:uiPriority w:val="99"/>
     <w:pPr>
       <w:pBdr/>
@@ -20609,9 +20810,9 @@
       </w:tcPr>
     </w:tblStylePr>
   </w:style>
-  <w:style w:type="table" w:styleId="79">
+  <w:style w:type="table" w:styleId="734">
     <w:name w:val="List Table 2 - Accent 5"/>
-    <w:basedOn w:val="630"/>
+    <w:basedOn w:val="842"/>
     <w:uiPriority w:val="99"/>
     <w:pPr>
       <w:pBdr/>
@@ -20847,9 +21048,9 @@
       </w:tcPr>
     </w:tblStylePr>
   </w:style>
-  <w:style w:type="table" w:styleId="80">
+  <w:style w:type="table" w:styleId="735">
     <w:name w:val="List Table 2 - Accent 6"/>
-    <w:basedOn w:val="630"/>
+    <w:basedOn w:val="842"/>
     <w:uiPriority w:val="99"/>
     <w:pPr>
       <w:pBdr/>
@@ -21085,9 +21286,9 @@
       </w:tcPr>
     </w:tblStylePr>
   </w:style>
-  <w:style w:type="table" w:styleId="81">
+  <w:style w:type="table" w:styleId="736">
     <w:name w:val="List Table 3"/>
-    <w:basedOn w:val="630"/>
+    <w:basedOn w:val="842"/>
     <w:uiPriority w:val="99"/>
     <w:pPr>
       <w:pBdr/>
@@ -21313,9 +21514,9 @@
       </w:tcPr>
     </w:tblStylePr>
   </w:style>
-  <w:style w:type="table" w:styleId="82">
+  <w:style w:type="table" w:styleId="737">
     <w:name w:val="List Table 3 - Accent 1"/>
-    <w:basedOn w:val="630"/>
+    <w:basedOn w:val="842"/>
     <w:uiPriority w:val="99"/>
     <w:pPr>
       <w:pBdr/>
@@ -21541,9 +21742,9 @@
       </w:tcPr>
     </w:tblStylePr>
   </w:style>
-  <w:style w:type="table" w:styleId="83">
+  <w:style w:type="table" w:styleId="738">
     <w:name w:val="List Table 3 - Accent 2"/>
-    <w:basedOn w:val="630"/>
+    <w:basedOn w:val="842"/>
     <w:uiPriority w:val="99"/>
     <w:pPr>
       <w:pBdr/>
@@ -21769,9 +21970,9 @@
       </w:tcPr>
     </w:tblStylePr>
   </w:style>
-  <w:style w:type="table" w:styleId="84">
+  <w:style w:type="table" w:styleId="739">
     <w:name w:val="List Table 3 - Accent 3"/>
-    <w:basedOn w:val="630"/>
+    <w:basedOn w:val="842"/>
     <w:uiPriority w:val="99"/>
     <w:pPr>
       <w:pBdr/>
@@ -21997,9 +22198,9 @@
       </w:tcPr>
     </w:tblStylePr>
   </w:style>
-  <w:style w:type="table" w:styleId="85">
+  <w:style w:type="table" w:styleId="740">
     <w:name w:val="List Table 3 - Accent 4"/>
-    <w:basedOn w:val="630"/>
+    <w:basedOn w:val="842"/>
     <w:uiPriority w:val="99"/>
     <w:pPr>
       <w:pBdr/>
@@ -22225,9 +22426,9 @@
       </w:tcPr>
     </w:tblStylePr>
   </w:style>
-  <w:style w:type="table" w:styleId="86">
+  <w:style w:type="table" w:styleId="741">
     <w:name w:val="List Table 3 - Accent 5"/>
-    <w:basedOn w:val="630"/>
+    <w:basedOn w:val="842"/>
     <w:uiPriority w:val="99"/>
     <w:pPr>
       <w:pBdr/>
@@ -22453,9 +22654,9 @@
       </w:tcPr>
     </w:tblStylePr>
   </w:style>
-  <w:style w:type="table" w:styleId="87">
+  <w:style w:type="table" w:styleId="742">
     <w:name w:val="List Table 3 - Accent 6"/>
-    <w:basedOn w:val="630"/>
+    <w:basedOn w:val="842"/>
     <w:uiPriority w:val="99"/>
     <w:pPr>
       <w:pBdr/>
@@ -22681,9 +22882,9 @@
       </w:tcPr>
     </w:tblStylePr>
   </w:style>
-  <w:style w:type="table" w:styleId="88">
+  <w:style w:type="table" w:styleId="743">
     <w:name w:val="List Table 4"/>
-    <w:basedOn w:val="630"/>
+    <w:basedOn w:val="842"/>
     <w:uiPriority w:val="99"/>
     <w:pPr>
       <w:pBdr/>
@@ -22906,9 +23107,9 @@
       </w:tcPr>
     </w:tblStylePr>
   </w:style>
-  <w:style w:type="table" w:styleId="89">
+  <w:style w:type="table" w:styleId="744">
     <w:name w:val="List Table 4 - Accent 1"/>
-    <w:basedOn w:val="630"/>
+    <w:basedOn w:val="842"/>
     <w:uiPriority w:val="99"/>
     <w:pPr>
       <w:pBdr/>
@@ -23131,9 +23332,9 @@
       </w:tcPr>
     </w:tblStylePr>
   </w:style>
-  <w:style w:type="table" w:styleId="90">
+  <w:style w:type="table" w:styleId="745">
     <w:name w:val="List Table 4 - Accent 2"/>
-    <w:basedOn w:val="630"/>
+    <w:basedOn w:val="842"/>
     <w:uiPriority w:val="99"/>
     <w:pPr>
       <w:pBdr/>
@@ -23356,9 +23557,9 @@
       </w:tcPr>
     </w:tblStylePr>
   </w:style>
-  <w:style w:type="table" w:styleId="91">
+  <w:style w:type="table" w:styleId="746">
     <w:name w:val="List Table 4 - Accent 3"/>
-    <w:basedOn w:val="630"/>
+    <w:basedOn w:val="842"/>
     <w:uiPriority w:val="99"/>
     <w:pPr>
       <w:pBdr/>
@@ -23581,9 +23782,9 @@
       </w:tcPr>
     </w:tblStylePr>
   </w:style>
-  <w:style w:type="table" w:styleId="92">
+  <w:style w:type="table" w:styleId="747">
     <w:name w:val="List Table 4 - Accent 4"/>
-    <w:basedOn w:val="630"/>
+    <w:basedOn w:val="842"/>
     <w:uiPriority w:val="99"/>
     <w:pPr>
       <w:pBdr/>
@@ -23806,9 +24007,9 @@
       </w:tcPr>
     </w:tblStylePr>
   </w:style>
-  <w:style w:type="table" w:styleId="93">
+  <w:style w:type="table" w:styleId="748">
     <w:name w:val="List Table 4 - Accent 5"/>
-    <w:basedOn w:val="630"/>
+    <w:basedOn w:val="842"/>
     <w:uiPriority w:val="99"/>
     <w:pPr>
       <w:pBdr/>
@@ -24031,9 +24232,9 @@
       </w:tcPr>
     </w:tblStylePr>
   </w:style>
-  <w:style w:type="table" w:styleId="94">
+  <w:style w:type="table" w:styleId="749">
     <w:name w:val="List Table 4 - Accent 6"/>
-    <w:basedOn w:val="630"/>
+    <w:basedOn w:val="842"/>
     <w:uiPriority w:val="99"/>
     <w:pPr>
       <w:pBdr/>
@@ -24256,9 +24457,9 @@
       </w:tcPr>
     </w:tblStylePr>
   </w:style>
-  <w:style w:type="table" w:styleId="95">
+  <w:style w:type="table" w:styleId="750">
     <w:name w:val="List Table 5 Dark"/>
-    <w:basedOn w:val="630"/>
+    <w:basedOn w:val="842"/>
     <w:uiPriority w:val="99"/>
     <w:pPr>
       <w:pBdr/>
@@ -24498,9 +24699,9 @@
       </w:tcPr>
     </w:tblStylePr>
   </w:style>
-  <w:style w:type="table" w:styleId="96">
+  <w:style w:type="table" w:styleId="751">
     <w:name w:val="List Table 5 Dark - Accent 1"/>
-    <w:basedOn w:val="630"/>
+    <w:basedOn w:val="842"/>
     <w:uiPriority w:val="99"/>
     <w:pPr>
       <w:pBdr/>
@@ -24740,9 +24941,9 @@
       </w:tcPr>
     </w:tblStylePr>
   </w:style>
-  <w:style w:type="table" w:styleId="97">
+  <w:style w:type="table" w:styleId="752">
     <w:name w:val="List Table 5 Dark - Accent 2"/>
-    <w:basedOn w:val="630"/>
+    <w:basedOn w:val="842"/>
     <w:uiPriority w:val="99"/>
     <w:pPr>
       <w:pBdr/>
@@ -24982,9 +25183,9 @@
       </w:tcPr>
     </w:tblStylePr>
   </w:style>
-  <w:style w:type="table" w:styleId="98">
+  <w:style w:type="table" w:styleId="753">
     <w:name w:val="List Table 5 Dark - Accent 3"/>
-    <w:basedOn w:val="630"/>
+    <w:basedOn w:val="842"/>
     <w:uiPriority w:val="99"/>
     <w:pPr>
       <w:pBdr/>
@@ -25224,9 +25425,9 @@
       </w:tcPr>
     </w:tblStylePr>
   </w:style>
-  <w:style w:type="table" w:styleId="99">
+  <w:style w:type="table" w:styleId="754">
     <w:name w:val="List Table 5 Dark - Accent 4"/>
-    <w:basedOn w:val="630"/>
+    <w:basedOn w:val="842"/>
     <w:uiPriority w:val="99"/>
     <w:pPr>
       <w:pBdr/>
@@ -25466,9 +25667,9 @@
       </w:tcPr>
     </w:tblStylePr>
   </w:style>
-  <w:style w:type="table" w:styleId="100">
+  <w:style w:type="table" w:styleId="755">
     <w:name w:val="List Table 5 Dark - Accent 5"/>
-    <w:basedOn w:val="630"/>
+    <w:basedOn w:val="842"/>
     <w:uiPriority w:val="99"/>
     <w:pPr>
       <w:pBdr/>
@@ -25708,9 +25909,9 @@
       </w:tcPr>
     </w:tblStylePr>
   </w:style>
-  <w:style w:type="table" w:styleId="101">
+  <w:style w:type="table" w:styleId="756">
     <w:name w:val="List Table 5 Dark - Accent 6"/>
-    <w:basedOn w:val="630"/>
+    <w:basedOn w:val="842"/>
     <w:uiPriority w:val="99"/>
     <w:pPr>
       <w:pBdr/>
@@ -25950,9 +26151,9 @@
       </w:tcPr>
     </w:tblStylePr>
   </w:style>
-  <w:style w:type="table" w:styleId="102">
+  <w:style w:type="table" w:styleId="757">
     <w:name w:val="List Table 6 Colorful"/>
-    <w:basedOn w:val="630"/>
+    <w:basedOn w:val="842"/>
     <w:uiPriority w:val="99"/>
     <w:pPr>
       <w:pBdr/>
@@ -26173,9 +26374,9 @@
       </w:tcPr>
     </w:tblStylePr>
   </w:style>
-  <w:style w:type="table" w:styleId="103">
+  <w:style w:type="table" w:styleId="758">
     <w:name w:val="List Table 6 Colorful - Accent 1"/>
-    <w:basedOn w:val="630"/>
+    <w:basedOn w:val="842"/>
     <w:uiPriority w:val="99"/>
     <w:pPr>
       <w:pBdr/>
@@ -26396,9 +26597,9 @@
       </w:tcPr>
     </w:tblStylePr>
   </w:style>
-  <w:style w:type="table" w:styleId="104">
+  <w:style w:type="table" w:styleId="759">
     <w:name w:val="List Table 6 Colorful - Accent 2"/>
-    <w:basedOn w:val="630"/>
+    <w:basedOn w:val="842"/>
     <w:uiPriority w:val="99"/>
     <w:pPr>
       <w:pBdr/>
@@ -26619,9 +26820,9 @@
       </w:tcPr>
     </w:tblStylePr>
   </w:style>
-  <w:style w:type="table" w:styleId="105">
+  <w:style w:type="table" w:styleId="760">
     <w:name w:val="List Table 6 Colorful - Accent 3"/>
-    <w:basedOn w:val="630"/>
+    <w:basedOn w:val="842"/>
     <w:uiPriority w:val="99"/>
     <w:pPr>
       <w:pBdr/>
@@ -26842,9 +27043,9 @@
       </w:tcPr>
     </w:tblStylePr>
   </w:style>
-  <w:style w:type="table" w:styleId="106">
+  <w:style w:type="table" w:styleId="761">
     <w:name w:val="List Table 6 Colorful - Accent 4"/>
-    <w:basedOn w:val="630"/>
+    <w:basedOn w:val="842"/>
     <w:uiPriority w:val="99"/>
     <w:pPr>
       <w:pBdr/>
@@ -27065,9 +27266,9 @@
       </w:tcPr>
     </w:tblStylePr>
   </w:style>
-  <w:style w:type="table" w:styleId="107">
+  <w:style w:type="table" w:styleId="762">
     <w:name w:val="List Table 6 Colorful - Accent 5"/>
-    <w:basedOn w:val="630"/>
+    <w:basedOn w:val="842"/>
     <w:uiPriority w:val="99"/>
     <w:pPr>
       <w:pBdr/>
@@ -27288,9 +27489,9 @@
       </w:tcPr>
     </w:tblStylePr>
   </w:style>
-  <w:style w:type="table" w:styleId="108">
+  <w:style w:type="table" w:styleId="763">
     <w:name w:val="List Table 6 Colorful - Accent 6"/>
-    <w:basedOn w:val="630"/>
+    <w:basedOn w:val="842"/>
     <w:uiPriority w:val="99"/>
     <w:pPr>
       <w:pBdr/>
@@ -27511,9 +27712,9 @@
       </w:tcPr>
     </w:tblStylePr>
   </w:style>
-  <w:style w:type="table" w:styleId="109">
+  <w:style w:type="table" w:styleId="764">
     <w:name w:val="List Table 7 Colorful"/>
-    <w:basedOn w:val="630"/>
+    <w:basedOn w:val="842"/>
     <w:uiPriority w:val="99"/>
     <w:pPr>
       <w:pBdr/>
@@ -27612,11 +27813,11 @@
         <w:tblBorders/>
       </w:tblPr>
       <w:tcPr>
-        <w:shd w:color="ffffff"/>
+        <w:shd w:val="clear" w:color="ffffff"/>
         <w:tcBorders>
-          <w:top w:val="none"/>
-          <w:left w:val="none"/>
-          <w:bottom w:val="none"/>
+          <w:top w:val="none" w:color="000000" w:sz="4" w:space="0"/>
+          <w:left w:val="none" w:color="000000" w:sz="4" w:space="0"/>
+          <w:bottom w:val="none" w:color="000000" w:sz="4" w:space="0"/>
           <w:right w:val="single" w:color="000000" w:themeColor="text1" w:themeTint="80" w:sz="4" w:space="0"/>
         </w:tcBorders>
       </w:tcPr>
@@ -27639,10 +27840,10 @@
       <w:tcPr>
         <w:shd w:val="clear" w:color="ffffff" w:themeColor="light1" w:fill="ffffff" w:themeFill="light1"/>
         <w:tcBorders>
-          <w:top w:val="none"/>
-          <w:left w:val="none"/>
+          <w:top w:val="none" w:color="000000" w:sz="4" w:space="0"/>
+          <w:left w:val="none" w:color="000000" w:sz="4" w:space="0"/>
           <w:bottom w:val="single" w:color="000000" w:themeColor="text1" w:themeTint="80" w:sz="4" w:space="0"/>
-          <w:right w:val="none"/>
+          <w:right w:val="none" w:color="000000" w:sz="4" w:space="0"/>
         </w:tcBorders>
       </w:tcPr>
     </w:tblStylePr>
@@ -27662,12 +27863,12 @@
         <w:tblBorders/>
       </w:tblPr>
       <w:tcPr>
-        <w:shd w:color="ffffff"/>
+        <w:shd w:val="clear" w:color="ffffff"/>
         <w:tcBorders>
-          <w:top w:val="none"/>
+          <w:top w:val="none" w:color="000000" w:sz="4" w:space="0"/>
           <w:left w:val="single" w:color="000000" w:themeColor="text1" w:themeTint="80" w:sz="4" w:space="0"/>
-          <w:bottom w:val="none"/>
-          <w:right w:val="none"/>
+          <w:bottom w:val="none" w:color="000000" w:sz="4" w:space="0"/>
+          <w:right w:val="none" w:color="000000" w:sz="4" w:space="0"/>
         </w:tcBorders>
       </w:tcPr>
     </w:tblStylePr>
@@ -27690,9 +27891,9 @@
         <w:shd w:val="clear" w:color="ffffff" w:themeColor="light1" w:fill="ffffff" w:themeFill="light1"/>
         <w:tcBorders>
           <w:top w:val="single" w:color="000000" w:themeColor="text1" w:themeTint="80" w:sz="4" w:space="0"/>
-          <w:left w:val="none"/>
-          <w:bottom w:val="none"/>
-          <w:right w:val="none"/>
+          <w:left w:val="none" w:color="000000" w:sz="4" w:space="0"/>
+          <w:bottom w:val="none" w:color="000000" w:sz="4" w:space="0"/>
+          <w:right w:val="none" w:color="000000" w:sz="4" w:space="0"/>
         </w:tcBorders>
       </w:tcPr>
     </w:tblStylePr>
@@ -27767,9 +27968,9 @@
       </w:tcPr>
     </w:tblStylePr>
   </w:style>
-  <w:style w:type="table" w:styleId="110">
+  <w:style w:type="table" w:styleId="765">
     <w:name w:val="List Table 7 Colorful - Accent 1"/>
-    <w:basedOn w:val="630"/>
+    <w:basedOn w:val="842"/>
     <w:uiPriority w:val="99"/>
     <w:pPr>
       <w:pBdr/>
@@ -27868,11 +28069,11 @@
         <w:tblBorders/>
       </w:tblPr>
       <w:tcPr>
-        <w:shd w:color="ffffff"/>
+        <w:shd w:val="clear" w:color="ffffff"/>
         <w:tcBorders>
-          <w:top w:val="none"/>
-          <w:left w:val="none"/>
-          <w:bottom w:val="none"/>
+          <w:top w:val="none" w:color="000000" w:sz="4" w:space="0"/>
+          <w:left w:val="none" w:color="000000" w:sz="4" w:space="0"/>
+          <w:bottom w:val="none" w:color="000000" w:sz="4" w:space="0"/>
           <w:right w:val="single" w:color="000000" w:themeColor="accent1" w:sz="4" w:space="0"/>
         </w:tcBorders>
       </w:tcPr>
@@ -27895,10 +28096,10 @@
       <w:tcPr>
         <w:shd w:val="clear" w:color="ffffff" w:themeColor="light1" w:fill="ffffff" w:themeFill="light1"/>
         <w:tcBorders>
-          <w:top w:val="none"/>
-          <w:left w:val="none"/>
+          <w:top w:val="none" w:color="000000" w:sz="4" w:space="0"/>
+          <w:left w:val="none" w:color="000000" w:sz="4" w:space="0"/>
           <w:bottom w:val="single" w:color="000000" w:themeColor="accent1" w:sz="4" w:space="0"/>
-          <w:right w:val="none"/>
+          <w:right w:val="none" w:color="000000" w:sz="4" w:space="0"/>
         </w:tcBorders>
       </w:tcPr>
     </w:tblStylePr>
@@ -27918,12 +28119,12 @@
         <w:tblBorders/>
       </w:tblPr>
       <w:tcPr>
-        <w:shd w:color="ffffff"/>
+        <w:shd w:val="clear" w:color="ffffff"/>
         <w:tcBorders>
-          <w:top w:val="none"/>
+          <w:top w:val="none" w:color="000000" w:sz="4" w:space="0"/>
           <w:left w:val="single" w:color="000000" w:themeColor="accent1" w:sz="4" w:space="0"/>
-          <w:bottom w:val="none"/>
-          <w:right w:val="none"/>
+          <w:bottom w:val="none" w:color="000000" w:sz="4" w:space="0"/>
+          <w:right w:val="none" w:color="000000" w:sz="4" w:space="0"/>
         </w:tcBorders>
       </w:tcPr>
     </w:tblStylePr>
@@ -27946,9 +28147,9 @@
         <w:shd w:val="clear" w:color="ffffff" w:themeColor="light1" w:fill="ffffff" w:themeFill="light1"/>
         <w:tcBorders>
           <w:top w:val="single" w:color="000000" w:themeColor="accent1" w:sz="4" w:space="0"/>
-          <w:left w:val="none"/>
-          <w:bottom w:val="none"/>
-          <w:right w:val="none"/>
+          <w:left w:val="none" w:color="000000" w:sz="4" w:space="0"/>
+          <w:bottom w:val="none" w:color="000000" w:sz="4" w:space="0"/>
+          <w:right w:val="none" w:color="000000" w:sz="4" w:space="0"/>
         </w:tcBorders>
       </w:tcPr>
     </w:tblStylePr>
@@ -28023,9 +28224,9 @@
       </w:tcPr>
     </w:tblStylePr>
   </w:style>
-  <w:style w:type="table" w:styleId="111">
+  <w:style w:type="table" w:styleId="766">
     <w:name w:val="List Table 7 Colorful - Accent 2"/>
-    <w:basedOn w:val="630"/>
+    <w:basedOn w:val="842"/>
     <w:uiPriority w:val="99"/>
     <w:pPr>
       <w:pBdr/>
@@ -28124,11 +28325,11 @@
         <w:tblBorders/>
       </w:tblPr>
       <w:tcPr>
-        <w:shd w:color="ffffff"/>
+        <w:shd w:val="clear" w:color="ffffff"/>
         <w:tcBorders>
-          <w:top w:val="none"/>
-          <w:left w:val="none"/>
-          <w:bottom w:val="none"/>
+          <w:top w:val="none" w:color="000000" w:sz="4" w:space="0"/>
+          <w:left w:val="none" w:color="000000" w:sz="4" w:space="0"/>
+          <w:bottom w:val="none" w:color="000000" w:sz="4" w:space="0"/>
           <w:right w:val="single" w:color="000000" w:themeColor="accent2" w:themeTint="97" w:sz="4" w:space="0"/>
         </w:tcBorders>
       </w:tcPr>
@@ -28151,10 +28352,10 @@
       <w:tcPr>
         <w:shd w:val="clear" w:color="ffffff" w:themeColor="light1" w:fill="ffffff" w:themeFill="light1"/>
         <w:tcBorders>
-          <w:top w:val="none"/>
-          <w:left w:val="none"/>
+          <w:top w:val="none" w:color="000000" w:sz="4" w:space="0"/>
+          <w:left w:val="none" w:color="000000" w:sz="4" w:space="0"/>
           <w:bottom w:val="single" w:color="000000" w:themeColor="accent2" w:themeTint="97" w:sz="4" w:space="0"/>
-          <w:right w:val="none"/>
+          <w:right w:val="none" w:color="000000" w:sz="4" w:space="0"/>
         </w:tcBorders>
       </w:tcPr>
     </w:tblStylePr>
@@ -28174,12 +28375,12 @@
         <w:tblBorders/>
       </w:tblPr>
       <w:tcPr>
-        <w:shd w:color="ffffff"/>
+        <w:shd w:val="clear" w:color="ffffff"/>
         <w:tcBorders>
-          <w:top w:val="none"/>
+          <w:top w:val="none" w:color="000000" w:sz="4" w:space="0"/>
           <w:left w:val="single" w:color="000000" w:themeColor="accent2" w:themeTint="97" w:sz="4" w:space="0"/>
-          <w:bottom w:val="none"/>
-          <w:right w:val="none"/>
+          <w:bottom w:val="none" w:color="000000" w:sz="4" w:space="0"/>
+          <w:right w:val="none" w:color="000000" w:sz="4" w:space="0"/>
         </w:tcBorders>
       </w:tcPr>
     </w:tblStylePr>
@@ -28202,9 +28403,9 @@
         <w:shd w:val="clear" w:color="ffffff" w:themeColor="light1" w:fill="ffffff" w:themeFill="light1"/>
         <w:tcBorders>
           <w:top w:val="single" w:color="000000" w:themeColor="accent2" w:themeTint="97" w:sz="4" w:space="0"/>
-          <w:left w:val="none"/>
-          <w:bottom w:val="none"/>
-          <w:right w:val="none"/>
+          <w:left w:val="none" w:color="000000" w:sz="4" w:space="0"/>
+          <w:bottom w:val="none" w:color="000000" w:sz="4" w:space="0"/>
+          <w:right w:val="none" w:color="000000" w:sz="4" w:space="0"/>
         </w:tcBorders>
       </w:tcPr>
     </w:tblStylePr>
@@ -28279,9 +28480,9 @@
       </w:tcPr>
     </w:tblStylePr>
   </w:style>
-  <w:style w:type="table" w:styleId="112">
+  <w:style w:type="table" w:styleId="767">
     <w:name w:val="List Table 7 Colorful - Accent 3"/>
-    <w:basedOn w:val="630"/>
+    <w:basedOn w:val="842"/>
     <w:uiPriority w:val="99"/>
     <w:pPr>
       <w:pBdr/>
@@ -28380,11 +28581,11 @@
         <w:tblBorders/>
       </w:tblPr>
       <w:tcPr>
-        <w:shd w:color="ffffff"/>
+        <w:shd w:val="clear" w:color="ffffff"/>
         <w:tcBorders>
-          <w:top w:val="none"/>
-          <w:left w:val="none"/>
-          <w:bottom w:val="none"/>
+          <w:top w:val="none" w:color="000000" w:sz="4" w:space="0"/>
+          <w:left w:val="none" w:color="000000" w:sz="4" w:space="0"/>
+          <w:bottom w:val="none" w:color="000000" w:sz="4" w:space="0"/>
           <w:right w:val="single" w:color="000000" w:themeColor="accent3" w:themeTint="98" w:sz="4" w:space="0"/>
         </w:tcBorders>
       </w:tcPr>
@@ -28407,10 +28608,10 @@
       <w:tcPr>
         <w:shd w:val="clear" w:color="ffffff" w:themeColor="light1" w:fill="ffffff" w:themeFill="light1"/>
         <w:tcBorders>
-          <w:top w:val="none"/>
-          <w:left w:val="none"/>
+          <w:top w:val="none" w:color="000000" w:sz="4" w:space="0"/>
+          <w:left w:val="none" w:color="000000" w:sz="4" w:space="0"/>
           <w:bottom w:val="single" w:color="000000" w:themeColor="accent3" w:themeTint="98" w:sz="4" w:space="0"/>
-          <w:right w:val="none"/>
+          <w:right w:val="none" w:color="000000" w:sz="4" w:space="0"/>
         </w:tcBorders>
       </w:tcPr>
     </w:tblStylePr>
@@ -28430,12 +28631,12 @@
         <w:tblBorders/>
       </w:tblPr>
       <w:tcPr>
-        <w:shd w:color="ffffff"/>
+        <w:shd w:val="clear" w:color="ffffff"/>
         <w:tcBorders>
-          <w:top w:val="none"/>
+          <w:top w:val="none" w:color="000000" w:sz="4" w:space="0"/>
           <w:left w:val="single" w:color="000000" w:themeColor="accent3" w:themeTint="98" w:sz="4" w:space="0"/>
-          <w:bottom w:val="none"/>
-          <w:right w:val="none"/>
+          <w:bottom w:val="none" w:color="000000" w:sz="4" w:space="0"/>
+          <w:right w:val="none" w:color="000000" w:sz="4" w:space="0"/>
         </w:tcBorders>
       </w:tcPr>
     </w:tblStylePr>
@@ -28458,9 +28659,9 @@
         <w:shd w:val="clear" w:color="ffffff" w:themeColor="light1" w:fill="ffffff" w:themeFill="light1"/>
         <w:tcBorders>
           <w:top w:val="single" w:color="000000" w:themeColor="accent3" w:themeTint="98" w:sz="4" w:space="0"/>
-          <w:left w:val="none"/>
-          <w:bottom w:val="none"/>
-          <w:right w:val="none"/>
+          <w:left w:val="none" w:color="000000" w:sz="4" w:space="0"/>
+          <w:bottom w:val="none" w:color="000000" w:sz="4" w:space="0"/>
+          <w:right w:val="none" w:color="000000" w:sz="4" w:space="0"/>
         </w:tcBorders>
       </w:tcPr>
     </w:tblStylePr>
@@ -28535,9 +28736,9 @@
       </w:tcPr>
     </w:tblStylePr>
   </w:style>
-  <w:style w:type="table" w:styleId="113">
+  <w:style w:type="table" w:styleId="768">
     <w:name w:val="List Table 7 Colorful - Accent 4"/>
-    <w:basedOn w:val="630"/>
+    <w:basedOn w:val="842"/>
     <w:uiPriority w:val="99"/>
     <w:pPr>
       <w:pBdr/>
@@ -28636,11 +28837,11 @@
         <w:tblBorders/>
       </w:tblPr>
       <w:tcPr>
-        <w:shd w:color="ffffff"/>
+        <w:shd w:val="clear" w:color="ffffff"/>
         <w:tcBorders>
-          <w:top w:val="none"/>
-          <w:left w:val="none"/>
-          <w:bottom w:val="none"/>
+          <w:top w:val="none" w:color="000000" w:sz="4" w:space="0"/>
+          <w:left w:val="none" w:color="000000" w:sz="4" w:space="0"/>
+          <w:bottom w:val="none" w:color="000000" w:sz="4" w:space="0"/>
           <w:right w:val="single" w:color="000000" w:themeColor="accent4" w:themeTint="9A" w:sz="4" w:space="0"/>
         </w:tcBorders>
       </w:tcPr>
@@ -28663,10 +28864,10 @@
       <w:tcPr>
         <w:shd w:val="clear" w:color="ffffff" w:themeColor="light1" w:fill="ffffff" w:themeFill="light1"/>
         <w:tcBorders>
-          <w:top w:val="none"/>
-          <w:left w:val="none"/>
+          <w:top w:val="none" w:color="000000" w:sz="4" w:space="0"/>
+          <w:left w:val="none" w:color="000000" w:sz="4" w:space="0"/>
           <w:bottom w:val="single" w:color="000000" w:themeColor="accent4" w:themeTint="9A" w:sz="4" w:space="0"/>
-          <w:right w:val="none"/>
+          <w:right w:val="none" w:color="000000" w:sz="4" w:space="0"/>
         </w:tcBorders>
       </w:tcPr>
     </w:tblStylePr>
@@ -28686,12 +28887,12 @@
         <w:tblBorders/>
       </w:tblPr>
       <w:tcPr>
-        <w:shd w:color="ffffff"/>
+        <w:shd w:val="clear" w:color="ffffff"/>
         <w:tcBorders>
-          <w:top w:val="none"/>
+          <w:top w:val="none" w:color="000000" w:sz="4" w:space="0"/>
           <w:left w:val="single" w:color="000000" w:themeColor="accent4" w:themeTint="9A" w:sz="4" w:space="0"/>
-          <w:bottom w:val="none"/>
-          <w:right w:val="none"/>
+          <w:bottom w:val="none" w:color="000000" w:sz="4" w:space="0"/>
+          <w:right w:val="none" w:color="000000" w:sz="4" w:space="0"/>
         </w:tcBorders>
       </w:tcPr>
     </w:tblStylePr>
@@ -28714,9 +28915,9 @@
         <w:shd w:val="clear" w:color="ffffff" w:themeColor="light1" w:fill="ffffff" w:themeFill="light1"/>
         <w:tcBorders>
           <w:top w:val="single" w:color="000000" w:themeColor="accent4" w:themeTint="9A" w:sz="4" w:space="0"/>
-          <w:left w:val="none"/>
-          <w:bottom w:val="none"/>
-          <w:right w:val="none"/>
+          <w:left w:val="none" w:color="000000" w:sz="4" w:space="0"/>
+          <w:bottom w:val="none" w:color="000000" w:sz="4" w:space="0"/>
+          <w:right w:val="none" w:color="000000" w:sz="4" w:space="0"/>
         </w:tcBorders>
       </w:tcPr>
     </w:tblStylePr>
@@ -28791,9 +28992,9 @@
       </w:tcPr>
     </w:tblStylePr>
   </w:style>
-  <w:style w:type="table" w:styleId="114">
+  <w:style w:type="table" w:styleId="769">
     <w:name w:val="List Table 7 Colorful - Accent 5"/>
-    <w:basedOn w:val="630"/>
+    <w:basedOn w:val="842"/>
     <w:uiPriority w:val="99"/>
     <w:pPr>
       <w:pBdr/>
@@ -28892,11 +29093,11 @@
         <w:tblBorders/>
       </w:tblPr>
       <w:tcPr>
-        <w:shd w:color="ffffff"/>
+        <w:shd w:val="clear" w:color="ffffff"/>
         <w:tcBorders>
-          <w:top w:val="none"/>
-          <w:left w:val="none"/>
-          <w:bottom w:val="none"/>
+          <w:top w:val="none" w:color="000000" w:sz="4" w:space="0"/>
+          <w:left w:val="none" w:color="000000" w:sz="4" w:space="0"/>
+          <w:bottom w:val="none" w:color="000000" w:sz="4" w:space="0"/>
           <w:right w:val="single" w:color="000000" w:themeColor="accent5" w:themeTint="9A" w:sz="4" w:space="0"/>
         </w:tcBorders>
       </w:tcPr>
@@ -28919,10 +29120,10 @@
       <w:tcPr>
         <w:shd w:val="clear" w:color="ffffff" w:themeColor="light1" w:fill="ffffff" w:themeFill="light1"/>
         <w:tcBorders>
-          <w:top w:val="none"/>
-          <w:left w:val="none"/>
+          <w:top w:val="none" w:color="000000" w:sz="4" w:space="0"/>
+          <w:left w:val="none" w:color="000000" w:sz="4" w:space="0"/>
           <w:bottom w:val="single" w:color="000000" w:themeColor="accent5" w:themeTint="9A" w:sz="4" w:space="0"/>
-          <w:right w:val="none"/>
+          <w:right w:val="none" w:color="000000" w:sz="4" w:space="0"/>
         </w:tcBorders>
       </w:tcPr>
     </w:tblStylePr>
@@ -28942,12 +29143,12 @@
         <w:tblBorders/>
       </w:tblPr>
       <w:tcPr>
-        <w:shd w:color="ffffff"/>
+        <w:shd w:val="clear" w:color="ffffff"/>
         <w:tcBorders>
-          <w:top w:val="none"/>
+          <w:top w:val="none" w:color="000000" w:sz="4" w:space="0"/>
           <w:left w:val="single" w:color="000000" w:themeColor="accent5" w:themeTint="9A" w:sz="4" w:space="0"/>
-          <w:bottom w:val="none"/>
-          <w:right w:val="none"/>
+          <w:bottom w:val="none" w:color="000000" w:sz="4" w:space="0"/>
+          <w:right w:val="none" w:color="000000" w:sz="4" w:space="0"/>
         </w:tcBorders>
       </w:tcPr>
     </w:tblStylePr>
@@ -28970,9 +29171,9 @@
         <w:shd w:val="clear" w:color="ffffff" w:themeColor="light1" w:fill="ffffff" w:themeFill="light1"/>
         <w:tcBorders>
           <w:top w:val="single" w:color="000000" w:themeColor="accent5" w:themeTint="9A" w:sz="4" w:space="0"/>
-          <w:left w:val="none"/>
-          <w:bottom w:val="none"/>
-          <w:right w:val="none"/>
+          <w:left w:val="none" w:color="000000" w:sz="4" w:space="0"/>
+          <w:bottom w:val="none" w:color="000000" w:sz="4" w:space="0"/>
+          <w:right w:val="none" w:color="000000" w:sz="4" w:space="0"/>
         </w:tcBorders>
       </w:tcPr>
     </w:tblStylePr>
@@ -29047,9 +29248,9 @@
       </w:tcPr>
     </w:tblStylePr>
   </w:style>
-  <w:style w:type="table" w:styleId="115">
+  <w:style w:type="table" w:styleId="770">
     <w:name w:val="List Table 7 Colorful - Accent 6"/>
-    <w:basedOn w:val="630"/>
+    <w:basedOn w:val="842"/>
     <w:uiPriority w:val="99"/>
     <w:pPr>
       <w:pBdr/>
@@ -29148,11 +29349,11 @@
         <w:tblBorders/>
       </w:tblPr>
       <w:tcPr>
-        <w:shd w:color="ffffff"/>
+        <w:shd w:val="clear" w:color="ffffff"/>
         <w:tcBorders>
-          <w:top w:val="none"/>
-          <w:left w:val="none"/>
-          <w:bottom w:val="none"/>
+          <w:top w:val="none" w:color="000000" w:sz="4" w:space="0"/>
+          <w:left w:val="none" w:color="000000" w:sz="4" w:space="0"/>
+          <w:bottom w:val="none" w:color="000000" w:sz="4" w:space="0"/>
           <w:right w:val="single" w:color="000000" w:themeColor="accent6" w:themeTint="98" w:sz="4" w:space="0"/>
         </w:tcBorders>
       </w:tcPr>
@@ -29175,10 +29376,10 @@
       <w:tcPr>
         <w:shd w:val="clear" w:color="ffffff" w:themeColor="light1" w:fill="ffffff" w:themeFill="light1"/>
         <w:tcBorders>
-          <w:top w:val="none"/>
-          <w:left w:val="none"/>
+          <w:top w:val="none" w:color="000000" w:sz="4" w:space="0"/>
+          <w:left w:val="none" w:color="000000" w:sz="4" w:space="0"/>
           <w:bottom w:val="single" w:color="000000" w:themeColor="accent6" w:themeTint="98" w:sz="4" w:space="0"/>
-          <w:right w:val="none"/>
+          <w:right w:val="none" w:color="000000" w:sz="4" w:space="0"/>
         </w:tcBorders>
       </w:tcPr>
     </w:tblStylePr>
@@ -29198,12 +29399,12 @@
         <w:tblBorders/>
       </w:tblPr>
       <w:tcPr>
-        <w:shd w:color="ffffff"/>
+        <w:shd w:val="clear" w:color="ffffff"/>
         <w:tcBorders>
-          <w:top w:val="none"/>
+          <w:top w:val="none" w:color="000000" w:sz="4" w:space="0"/>
           <w:left w:val="single" w:color="000000" w:themeColor="accent6" w:themeTint="98" w:sz="4" w:space="0"/>
-          <w:bottom w:val="none"/>
-          <w:right w:val="none"/>
+          <w:bottom w:val="none" w:color="000000" w:sz="4" w:space="0"/>
+          <w:right w:val="none" w:color="000000" w:sz="4" w:space="0"/>
         </w:tcBorders>
       </w:tcPr>
     </w:tblStylePr>
@@ -29226,9 +29427,9 @@
         <w:shd w:val="clear" w:color="ffffff" w:themeColor="light1" w:fill="ffffff" w:themeFill="light1"/>
         <w:tcBorders>
           <w:top w:val="single" w:color="000000" w:themeColor="accent6" w:themeTint="98" w:sz="4" w:space="0"/>
-          <w:left w:val="none"/>
-          <w:bottom w:val="none"/>
-          <w:right w:val="none"/>
+          <w:left w:val="none" w:color="000000" w:sz="4" w:space="0"/>
+          <w:bottom w:val="none" w:color="000000" w:sz="4" w:space="0"/>
+          <w:right w:val="none" w:color="000000" w:sz="4" w:space="0"/>
         </w:tcBorders>
       </w:tcPr>
     </w:tblStylePr>
@@ -29303,9 +29504,9 @@
       </w:tcPr>
     </w:tblStylePr>
   </w:style>
-  <w:style w:type="table" w:styleId="116">
+  <w:style w:type="table" w:styleId="771">
     <w:name w:val="Lined - Accent"/>
-    <w:basedOn w:val="630"/>
+    <w:basedOn w:val="842"/>
     <w:uiPriority w:val="99"/>
     <w:pPr>
       <w:pBdr/>
@@ -29540,9 +29741,9 @@
       </w:tcPr>
     </w:tblStylePr>
   </w:style>
-  <w:style w:type="table" w:styleId="117">
+  <w:style w:type="table" w:styleId="772">
     <w:name w:val="Lined - Accent 1"/>
-    <w:basedOn w:val="630"/>
+    <w:basedOn w:val="842"/>
     <w:uiPriority w:val="99"/>
     <w:pPr>
       <w:pBdr/>
@@ -29777,9 +29978,9 @@
       </w:tcPr>
     </w:tblStylePr>
   </w:style>
-  <w:style w:type="table" w:styleId="118">
+  <w:style w:type="table" w:styleId="773">
     <w:name w:val="Lined - Accent 2"/>
-    <w:basedOn w:val="630"/>
+    <w:basedOn w:val="842"/>
     <w:uiPriority w:val="99"/>
     <w:pPr>
       <w:pBdr/>
@@ -30014,9 +30215,9 @@
       </w:tcPr>
     </w:tblStylePr>
   </w:style>
-  <w:style w:type="table" w:styleId="119">
+  <w:style w:type="table" w:styleId="774">
     <w:name w:val="Lined - Accent 3"/>
-    <w:basedOn w:val="630"/>
+    <w:basedOn w:val="842"/>
     <w:uiPriority w:val="99"/>
     <w:pPr>
       <w:pBdr/>
@@ -30251,9 +30452,9 @@
       </w:tcPr>
     </w:tblStylePr>
   </w:style>
-  <w:style w:type="table" w:styleId="120">
+  <w:style w:type="table" w:styleId="775">
     <w:name w:val="Lined - Accent 4"/>
-    <w:basedOn w:val="630"/>
+    <w:basedOn w:val="842"/>
     <w:uiPriority w:val="99"/>
     <w:pPr>
       <w:pBdr/>
@@ -30488,9 +30689,9 @@
       </w:tcPr>
     </w:tblStylePr>
   </w:style>
-  <w:style w:type="table" w:styleId="121">
+  <w:style w:type="table" w:styleId="776">
     <w:name w:val="Lined - Accent 5"/>
-    <w:basedOn w:val="630"/>
+    <w:basedOn w:val="842"/>
     <w:uiPriority w:val="99"/>
     <w:pPr>
       <w:pBdr/>
@@ -30725,9 +30926,9 @@
       </w:tcPr>
     </w:tblStylePr>
   </w:style>
-  <w:style w:type="table" w:styleId="122">
+  <w:style w:type="table" w:styleId="777">
     <w:name w:val="Lined - Accent 6"/>
-    <w:basedOn w:val="630"/>
+    <w:basedOn w:val="842"/>
     <w:uiPriority w:val="99"/>
     <w:pPr>
       <w:pBdr/>
@@ -30962,9 +31163,9 @@
       </w:tcPr>
     </w:tblStylePr>
   </w:style>
-  <w:style w:type="table" w:styleId="123">
+  <w:style w:type="table" w:styleId="778">
     <w:name w:val="Bordered &amp; Lined - Accent"/>
-    <w:basedOn w:val="630"/>
+    <w:basedOn w:val="842"/>
     <w:uiPriority w:val="99"/>
     <w:pPr>
       <w:pBdr/>
@@ -31206,9 +31407,9 @@
       </w:tcPr>
     </w:tblStylePr>
   </w:style>
-  <w:style w:type="table" w:styleId="124">
+  <w:style w:type="table" w:styleId="779">
     <w:name w:val="Bordered &amp; Lined - Accent 1"/>
-    <w:basedOn w:val="630"/>
+    <w:basedOn w:val="842"/>
     <w:uiPriority w:val="99"/>
     <w:pPr>
       <w:pBdr/>
@@ -31450,9 +31651,9 @@
       </w:tcPr>
     </w:tblStylePr>
   </w:style>
-  <w:style w:type="table" w:styleId="125">
+  <w:style w:type="table" w:styleId="780">
     <w:name w:val="Bordered &amp; Lined - Accent 2"/>
-    <w:basedOn w:val="630"/>
+    <w:basedOn w:val="842"/>
     <w:uiPriority w:val="99"/>
     <w:pPr>
       <w:pBdr/>
@@ -31694,9 +31895,9 @@
       </w:tcPr>
     </w:tblStylePr>
   </w:style>
-  <w:style w:type="table" w:styleId="126">
+  <w:style w:type="table" w:styleId="781">
     <w:name w:val="Bordered &amp; Lined - Accent 3"/>
-    <w:basedOn w:val="630"/>
+    <w:basedOn w:val="842"/>
     <w:uiPriority w:val="99"/>
     <w:pPr>
       <w:pBdr/>
@@ -31938,9 +32139,9 @@
       </w:tcPr>
     </w:tblStylePr>
   </w:style>
-  <w:style w:type="table" w:styleId="127">
+  <w:style w:type="table" w:styleId="782">
     <w:name w:val="Bordered &amp; Lined - Accent 4"/>
-    <w:basedOn w:val="630"/>
+    <w:basedOn w:val="842"/>
     <w:uiPriority w:val="99"/>
     <w:pPr>
       <w:pBdr/>
@@ -32182,9 +32383,9 @@
       </w:tcPr>
     </w:tblStylePr>
   </w:style>
-  <w:style w:type="table" w:styleId="128">
+  <w:style w:type="table" w:styleId="783">
     <w:name w:val="Bordered &amp; Lined - Accent 5"/>
-    <w:basedOn w:val="630"/>
+    <w:basedOn w:val="842"/>
     <w:uiPriority w:val="99"/>
     <w:pPr>
       <w:pBdr/>
@@ -32426,9 +32627,9 @@
       </w:tcPr>
     </w:tblStylePr>
   </w:style>
-  <w:style w:type="table" w:styleId="129">
+  <w:style w:type="table" w:styleId="784">
     <w:name w:val="Bordered &amp; Lined - Accent 6"/>
-    <w:basedOn w:val="630"/>
+    <w:basedOn w:val="842"/>
     <w:uiPriority w:val="99"/>
     <w:pPr>
       <w:pBdr/>
@@ -32670,9 +32871,9 @@
       </w:tcPr>
     </w:tblStylePr>
   </w:style>
-  <w:style w:type="table" w:styleId="130">
+  <w:style w:type="table" w:styleId="785">
     <w:name w:val="Bordered"/>
-    <w:basedOn w:val="630"/>
+    <w:basedOn w:val="842"/>
     <w:uiPriority w:val="99"/>
     <w:pPr>
       <w:pBdr/>
@@ -32901,9 +33102,9 @@
       </w:tcPr>
     </w:tblStylePr>
   </w:style>
-  <w:style w:type="table" w:styleId="131">
+  <w:style w:type="table" w:styleId="786">
     <w:name w:val="Bordered - Accent 1"/>
-    <w:basedOn w:val="630"/>
+    <w:basedOn w:val="842"/>
     <w:uiPriority w:val="99"/>
     <w:pPr>
       <w:pBdr/>
@@ -33132,9 +33333,9 @@
       </w:tcPr>
     </w:tblStylePr>
   </w:style>
-  <w:style w:type="table" w:styleId="132">
+  <w:style w:type="table" w:styleId="787">
     <w:name w:val="Bordered - Accent 2"/>
-    <w:basedOn w:val="630"/>
+    <w:basedOn w:val="842"/>
     <w:uiPriority w:val="99"/>
     <w:pPr>
       <w:pBdr/>
@@ -33363,9 +33564,9 @@
       </w:tcPr>
     </w:tblStylePr>
   </w:style>
-  <w:style w:type="table" w:styleId="133">
+  <w:style w:type="table" w:styleId="788">
     <w:name w:val="Bordered - Accent 3"/>
-    <w:basedOn w:val="630"/>
+    <w:basedOn w:val="842"/>
     <w:uiPriority w:val="99"/>
     <w:pPr>
       <w:pBdr/>
@@ -33594,9 +33795,9 @@
       </w:tcPr>
     </w:tblStylePr>
   </w:style>
-  <w:style w:type="table" w:styleId="134">
+  <w:style w:type="table" w:styleId="789">
     <w:name w:val="Bordered - Accent 4"/>
-    <w:basedOn w:val="630"/>
+    <w:basedOn w:val="842"/>
     <w:uiPriority w:val="99"/>
     <w:pPr>
       <w:pBdr/>
@@ -33825,9 +34026,9 @@
       </w:tcPr>
     </w:tblStylePr>
   </w:style>
-  <w:style w:type="table" w:styleId="135">
+  <w:style w:type="table" w:styleId="790">
     <w:name w:val="Bordered - Accent 5"/>
-    <w:basedOn w:val="630"/>
+    <w:basedOn w:val="842"/>
     <w:uiPriority w:val="99"/>
     <w:pPr>
       <w:pBdr/>
@@ -34056,9 +34257,9 @@
       </w:tcPr>
     </w:tblStylePr>
   </w:style>
-  <w:style w:type="table" w:styleId="136">
+  <w:style w:type="table" w:styleId="791">
     <w:name w:val="Bordered - Accent 6"/>
-    <w:basedOn w:val="630"/>
+    <w:basedOn w:val="842"/>
     <w:uiPriority w:val="99"/>
     <w:pPr>
       <w:pBdr/>
@@ -34287,11 +34488,11 @@
       </w:tcPr>
     </w:tblStylePr>
   </w:style>
-  <w:style w:type="paragraph" w:styleId="138">
+  <w:style w:type="paragraph" w:styleId="792">
     <w:name w:val="Heading 1"/>
-    <w:basedOn w:val="629"/>
-    <w:next w:val="629"/>
-    <w:link w:val="149"/>
+    <w:basedOn w:val="841"/>
+    <w:next w:val="841"/>
+    <w:link w:val="802"/>
     <w:uiPriority w:val="9"/>
     <w:qFormat/>
     <w:pPr>
@@ -34309,11 +34510,11 @@
       <w:szCs w:val="40"/>
     </w:rPr>
   </w:style>
-  <w:style w:type="paragraph" w:styleId="139">
+  <w:style w:type="paragraph" w:styleId="793">
     <w:name w:val="Heading 2"/>
-    <w:basedOn w:val="629"/>
-    <w:next w:val="629"/>
-    <w:link w:val="150"/>
+    <w:basedOn w:val="841"/>
+    <w:next w:val="841"/>
+    <w:link w:val="803"/>
     <w:uiPriority w:val="9"/>
     <w:unhideWhenUsed/>
     <w:qFormat/>
@@ -34332,11 +34533,11 @@
       <w:szCs w:val="32"/>
     </w:rPr>
   </w:style>
-  <w:style w:type="paragraph" w:styleId="140">
+  <w:style w:type="paragraph" w:styleId="794">
     <w:name w:val="Heading 3"/>
-    <w:basedOn w:val="629"/>
-    <w:next w:val="629"/>
-    <w:link w:val="151"/>
+    <w:basedOn w:val="841"/>
+    <w:next w:val="841"/>
+    <w:link w:val="804"/>
     <w:uiPriority w:val="9"/>
     <w:unhideWhenUsed/>
     <w:qFormat/>
@@ -34355,11 +34556,11 @@
       <w:szCs w:val="28"/>
     </w:rPr>
   </w:style>
-  <w:style w:type="paragraph" w:styleId="141">
+  <w:style w:type="paragraph" w:styleId="795">
     <w:name w:val="Heading 4"/>
-    <w:basedOn w:val="629"/>
-    <w:next w:val="629"/>
-    <w:link w:val="152"/>
+    <w:basedOn w:val="841"/>
+    <w:next w:val="841"/>
+    <w:link w:val="805"/>
     <w:uiPriority w:val="9"/>
     <w:unhideWhenUsed/>
     <w:qFormat/>
@@ -34378,11 +34579,11 @@
       <w:color w:val="0f4761" w:themeColor="accent1" w:themeShade="BF"/>
     </w:rPr>
   </w:style>
-  <w:style w:type="paragraph" w:styleId="142">
+  <w:style w:type="paragraph" w:styleId="796">
     <w:name w:val="Heading 5"/>
-    <w:basedOn w:val="629"/>
-    <w:next w:val="629"/>
-    <w:link w:val="153"/>
+    <w:basedOn w:val="841"/>
+    <w:next w:val="841"/>
+    <w:link w:val="806"/>
     <w:uiPriority w:val="9"/>
     <w:unhideWhenUsed/>
     <w:qFormat/>
@@ -34399,11 +34600,11 @@
       <w:color w:val="0f4761" w:themeColor="accent1" w:themeShade="BF"/>
     </w:rPr>
   </w:style>
-  <w:style w:type="paragraph" w:styleId="143">
+  <w:style w:type="paragraph" w:styleId="797">
     <w:name w:val="Heading 6"/>
-    <w:basedOn w:val="629"/>
-    <w:next w:val="629"/>
-    <w:link w:val="154"/>
+    <w:basedOn w:val="841"/>
+    <w:next w:val="841"/>
+    <w:link w:val="807"/>
     <w:uiPriority w:val="9"/>
     <w:unhideWhenUsed/>
     <w:qFormat/>
@@ -34422,11 +34623,11 @@
       <w:color w:val="595959" w:themeColor="text1" w:themeTint="A6"/>
     </w:rPr>
   </w:style>
-  <w:style w:type="paragraph" w:styleId="144">
+  <w:style w:type="paragraph" w:styleId="798">
     <w:name w:val="Heading 7"/>
-    <w:basedOn w:val="629"/>
-    <w:next w:val="629"/>
-    <w:link w:val="155"/>
+    <w:basedOn w:val="841"/>
+    <w:next w:val="841"/>
+    <w:link w:val="808"/>
     <w:uiPriority w:val="9"/>
     <w:unhideWhenUsed/>
     <w:qFormat/>
@@ -34443,11 +34644,11 @@
       <w:color w:val="595959" w:themeColor="text1" w:themeTint="A6"/>
     </w:rPr>
   </w:style>
-  <w:style w:type="paragraph" w:styleId="145">
+  <w:style w:type="paragraph" w:styleId="799">
     <w:name w:val="Heading 8"/>
-    <w:basedOn w:val="629"/>
-    <w:next w:val="629"/>
-    <w:link w:val="156"/>
+    <w:basedOn w:val="841"/>
+    <w:next w:val="841"/>
+    <w:link w:val="809"/>
     <w:uiPriority w:val="9"/>
     <w:unhideWhenUsed/>
     <w:qFormat/>
@@ -34466,11 +34667,11 @@
       <w:color w:val="272727" w:themeColor="text1" w:themeTint="D8"/>
     </w:rPr>
   </w:style>
-  <w:style w:type="paragraph" w:styleId="146">
+  <w:style w:type="paragraph" w:styleId="800">
     <w:name w:val="Heading 9"/>
-    <w:basedOn w:val="629"/>
-    <w:next w:val="629"/>
-    <w:link w:val="157"/>
+    <w:basedOn w:val="841"/>
+    <w:next w:val="841"/>
+    <w:link w:val="810"/>
     <w:uiPriority w:val="9"/>
     <w:unhideWhenUsed/>
     <w:qFormat/>
@@ -34489,7 +34690,7 @@
       <w:color w:val="272727" w:themeColor="text1" w:themeTint="D8"/>
     </w:rPr>
   </w:style>
-  <w:style w:type="character" w:styleId="147" w:default="1">
+  <w:style w:type="character" w:styleId="801" w:default="1">
     <w:name w:val="Default Paragraph Font"/>
     <w:uiPriority w:val="1"/>
     <w:semiHidden/>
@@ -34500,10 +34701,10 @@
       <w:ind/>
     </w:pPr>
   </w:style>
-  <w:style w:type="character" w:styleId="149">
+  <w:style w:type="character" w:styleId="802">
     <w:name w:val="Heading 1 Char"/>
-    <w:basedOn w:val="147"/>
-    <w:link w:val="138"/>
+    <w:basedOn w:val="801"/>
+    <w:link w:val="792"/>
     <w:uiPriority w:val="9"/>
     <w:pPr>
       <w:pBdr/>
@@ -34517,10 +34718,10 @@
       <w:szCs w:val="40"/>
     </w:rPr>
   </w:style>
-  <w:style w:type="character" w:styleId="150">
+  <w:style w:type="character" w:styleId="803">
     <w:name w:val="Heading 2 Char"/>
-    <w:basedOn w:val="147"/>
-    <w:link w:val="139"/>
+    <w:basedOn w:val="801"/>
+    <w:link w:val="793"/>
     <w:uiPriority w:val="9"/>
     <w:pPr>
       <w:pBdr/>
@@ -34534,10 +34735,10 @@
       <w:szCs w:val="32"/>
     </w:rPr>
   </w:style>
-  <w:style w:type="character" w:styleId="151">
+  <w:style w:type="character" w:styleId="804">
     <w:name w:val="Heading 3 Char"/>
-    <w:basedOn w:val="147"/>
-    <w:link w:val="140"/>
+    <w:basedOn w:val="801"/>
+    <w:link w:val="794"/>
     <w:uiPriority w:val="9"/>
     <w:pPr>
       <w:pBdr/>
@@ -34551,10 +34752,10 @@
       <w:szCs w:val="28"/>
     </w:rPr>
   </w:style>
-  <w:style w:type="character" w:styleId="152">
+  <w:style w:type="character" w:styleId="805">
     <w:name w:val="Heading 4 Char"/>
-    <w:basedOn w:val="147"/>
-    <w:link w:val="141"/>
+    <w:basedOn w:val="801"/>
+    <w:link w:val="795"/>
     <w:uiPriority w:val="9"/>
     <w:pPr>
       <w:pBdr/>
@@ -34568,10 +34769,10 @@
       <w:color w:val="0f4761" w:themeColor="accent1" w:themeShade="BF"/>
     </w:rPr>
   </w:style>
-  <w:style w:type="character" w:styleId="153">
+  <w:style w:type="character" w:styleId="806">
     <w:name w:val="Heading 5 Char"/>
-    <w:basedOn w:val="147"/>
-    <w:link w:val="142"/>
+    <w:basedOn w:val="801"/>
+    <w:link w:val="796"/>
     <w:uiPriority w:val="9"/>
     <w:pPr>
       <w:pBdr/>
@@ -34583,10 +34784,10 @@
       <w:color w:val="0f4761" w:themeColor="accent1" w:themeShade="BF"/>
     </w:rPr>
   </w:style>
-  <w:style w:type="character" w:styleId="154">
+  <w:style w:type="character" w:styleId="807">
     <w:name w:val="Heading 6 Char"/>
-    <w:basedOn w:val="147"/>
-    <w:link w:val="143"/>
+    <w:basedOn w:val="801"/>
+    <w:link w:val="797"/>
     <w:uiPriority w:val="9"/>
     <w:pPr>
       <w:pBdr/>
@@ -34600,10 +34801,10 @@
       <w:color w:val="595959" w:themeColor="text1" w:themeTint="A6"/>
     </w:rPr>
   </w:style>
-  <w:style w:type="character" w:styleId="155">
+  <w:style w:type="character" w:styleId="808">
     <w:name w:val="Heading 7 Char"/>
-    <w:basedOn w:val="147"/>
-    <w:link w:val="144"/>
+    <w:basedOn w:val="801"/>
+    <w:link w:val="798"/>
     <w:uiPriority w:val="9"/>
     <w:pPr>
       <w:pBdr/>
@@ -34615,10 +34816,10 @@
       <w:color w:val="595959" w:themeColor="text1" w:themeTint="A6"/>
     </w:rPr>
   </w:style>
-  <w:style w:type="character" w:styleId="156">
+  <w:style w:type="character" w:styleId="809">
     <w:name w:val="Heading 8 Char"/>
-    <w:basedOn w:val="147"/>
-    <w:link w:val="145"/>
+    <w:basedOn w:val="801"/>
+    <w:link w:val="799"/>
     <w:uiPriority w:val="9"/>
     <w:pPr>
       <w:pBdr/>
@@ -34632,10 +34833,10 @@
       <w:color w:val="272727" w:themeColor="text1" w:themeTint="D8"/>
     </w:rPr>
   </w:style>
-  <w:style w:type="character" w:styleId="157">
+  <w:style w:type="character" w:styleId="810">
     <w:name w:val="Heading 9 Char"/>
-    <w:basedOn w:val="147"/>
-    <w:link w:val="146"/>
+    <w:basedOn w:val="801"/>
+    <w:link w:val="800"/>
     <w:uiPriority w:val="9"/>
     <w:pPr>
       <w:pBdr/>
@@ -34649,11 +34850,11 @@
       <w:color w:val="272727" w:themeColor="text1" w:themeTint="D8"/>
     </w:rPr>
   </w:style>
-  <w:style w:type="paragraph" w:styleId="158">
+  <w:style w:type="paragraph" w:styleId="811">
     <w:name w:val="Title"/>
-    <w:basedOn w:val="629"/>
-    <w:next w:val="629"/>
-    <w:link w:val="159"/>
+    <w:basedOn w:val="841"/>
+    <w:next w:val="841"/>
+    <w:link w:val="812"/>
     <w:uiPriority w:val="10"/>
     <w:qFormat/>
     <w:pPr>
@@ -34669,10 +34870,10 @@
       <w:szCs w:val="56"/>
     </w:rPr>
   </w:style>
-  <w:style w:type="character" w:styleId="159">
+  <w:style w:type="character" w:styleId="812">
     <w:name w:val="Title Char"/>
-    <w:basedOn w:val="147"/>
-    <w:link w:val="158"/>
+    <w:basedOn w:val="801"/>
+    <w:link w:val="811"/>
     <w:uiPriority w:val="10"/>
     <w:pPr>
       <w:pBdr/>
@@ -34686,11 +34887,11 @@
       <w:szCs w:val="56"/>
     </w:rPr>
   </w:style>
-  <w:style w:type="paragraph" w:styleId="160">
+  <w:style w:type="paragraph" w:styleId="813">
     <w:name w:val="Subtitle"/>
-    <w:basedOn w:val="629"/>
-    <w:next w:val="629"/>
-    <w:link w:val="161"/>
+    <w:basedOn w:val="841"/>
+    <w:next w:val="841"/>
+    <w:link w:val="814"/>
     <w:uiPriority w:val="11"/>
     <w:qFormat/>
     <w:pPr>
@@ -34708,10 +34909,10 @@
       <w:szCs w:val="28"/>
     </w:rPr>
   </w:style>
-  <w:style w:type="character" w:styleId="161">
+  <w:style w:type="character" w:styleId="814">
     <w:name w:val="Subtitle Char"/>
-    <w:basedOn w:val="147"/>
-    <w:link w:val="160"/>
+    <w:basedOn w:val="801"/>
+    <w:link w:val="813"/>
     <w:uiPriority w:val="11"/>
     <w:pPr>
       <w:pBdr/>
@@ -34725,11 +34926,11 @@
       <w:szCs w:val="28"/>
     </w:rPr>
   </w:style>
-  <w:style w:type="paragraph" w:styleId="162">
+  <w:style w:type="paragraph" w:styleId="815">
     <w:name w:val="Quote"/>
-    <w:basedOn w:val="629"/>
-    <w:next w:val="629"/>
-    <w:link w:val="163"/>
+    <w:basedOn w:val="841"/>
+    <w:next w:val="841"/>
+    <w:link w:val="816"/>
     <w:uiPriority w:val="29"/>
     <w:qFormat/>
     <w:pPr>
@@ -34744,10 +34945,10 @@
       <w:color w:val="404040" w:themeColor="text1" w:themeTint="BF"/>
     </w:rPr>
   </w:style>
-  <w:style w:type="character" w:styleId="163">
+  <w:style w:type="character" w:styleId="816">
     <w:name w:val="Quote Char"/>
-    <w:basedOn w:val="147"/>
-    <w:link w:val="162"/>
+    <w:basedOn w:val="801"/>
+    <w:link w:val="815"/>
     <w:uiPriority w:val="29"/>
     <w:pPr>
       <w:pBdr/>
@@ -34760,9 +34961,9 @@
       <w:color w:val="404040" w:themeColor="text1" w:themeTint="BF"/>
     </w:rPr>
   </w:style>
-  <w:style w:type="character" w:styleId="165">
+  <w:style w:type="character" w:styleId="817">
     <w:name w:val="Intense Emphasis"/>
-    <w:basedOn w:val="147"/>
+    <w:basedOn w:val="801"/>
     <w:uiPriority w:val="21"/>
     <w:qFormat/>
     <w:pPr>
@@ -34776,11 +34977,11 @@
       <w:color w:val="0f4761" w:themeColor="accent1" w:themeShade="BF"/>
     </w:rPr>
   </w:style>
-  <w:style w:type="paragraph" w:styleId="166">
+  <w:style w:type="paragraph" w:styleId="818">
     <w:name w:val="Intense Quote"/>
-    <w:basedOn w:val="629"/>
-    <w:next w:val="629"/>
-    <w:link w:val="167"/>
+    <w:basedOn w:val="841"/>
+    <w:next w:val="841"/>
+    <w:link w:val="819"/>
     <w:uiPriority w:val="30"/>
     <w:qFormat/>
     <w:pPr>
@@ -34798,10 +34999,10 @@
       <w:color w:val="0f4761" w:themeColor="accent1" w:themeShade="BF"/>
     </w:rPr>
   </w:style>
-  <w:style w:type="character" w:styleId="167">
+  <w:style w:type="character" w:styleId="819">
     <w:name w:val="Intense Quote Char"/>
-    <w:basedOn w:val="147"/>
-    <w:link w:val="166"/>
+    <w:basedOn w:val="801"/>
+    <w:link w:val="818"/>
     <w:uiPriority w:val="30"/>
     <w:pPr>
       <w:pBdr/>
@@ -34814,9 +35015,9 @@
       <w:color w:val="0f4761" w:themeColor="accent1" w:themeShade="BF"/>
     </w:rPr>
   </w:style>
-  <w:style w:type="character" w:styleId="168">
+  <w:style w:type="character" w:styleId="820">
     <w:name w:val="Intense Reference"/>
-    <w:basedOn w:val="147"/>
+    <w:basedOn w:val="801"/>
     <w:uiPriority w:val="32"/>
     <w:qFormat/>
     <w:pPr>
@@ -34832,9 +35033,9 @@
       <w:spacing w:val="5"/>
     </w:rPr>
   </w:style>
-  <w:style w:type="character" w:styleId="170">
+  <w:style w:type="character" w:styleId="821">
     <w:name w:val="Subtle Emphasis"/>
-    <w:basedOn w:val="147"/>
+    <w:basedOn w:val="801"/>
     <w:uiPriority w:val="19"/>
     <w:qFormat/>
     <w:pPr>
@@ -34848,9 +35049,9 @@
       <w:color w:val="404040" w:themeColor="text1" w:themeTint="BF"/>
     </w:rPr>
   </w:style>
-  <w:style w:type="character" w:styleId="171">
+  <w:style w:type="character" w:styleId="822">
     <w:name w:val="Emphasis"/>
-    <w:basedOn w:val="147"/>
+    <w:basedOn w:val="801"/>
     <w:uiPriority w:val="20"/>
     <w:qFormat/>
     <w:pPr>
@@ -34863,9 +35064,9 @@
       <w:iCs/>
     </w:rPr>
   </w:style>
-  <w:style w:type="character" w:styleId="172">
+  <w:style w:type="character" w:styleId="823">
     <w:name w:val="Strong"/>
-    <w:basedOn w:val="147"/>
+    <w:basedOn w:val="801"/>
     <w:uiPriority w:val="22"/>
     <w:qFormat/>
     <w:pPr>
@@ -34878,9 +35079,9 @@
       <w:bCs/>
     </w:rPr>
   </w:style>
-  <w:style w:type="character" w:styleId="173">
+  <w:style w:type="character" w:styleId="824">
     <w:name w:val="Subtle Reference"/>
-    <w:basedOn w:val="147"/>
+    <w:basedOn w:val="801"/>
     <w:uiPriority w:val="31"/>
     <w:qFormat/>
     <w:pPr>
@@ -34893,9 +35094,9 @@
       <w:color w:val="5a5a5a" w:themeColor="text1" w:themeTint="A5"/>
     </w:rPr>
   </w:style>
-  <w:style w:type="character" w:styleId="174">
+  <w:style w:type="character" w:styleId="825">
     <w:name w:val="Book Title"/>
-    <w:basedOn w:val="147"/>
+    <w:basedOn w:val="801"/>
     <w:uiPriority w:val="33"/>
     <w:qFormat/>
     <w:pPr>
@@ -34911,10 +35112,10 @@
       <w:spacing w:val="5"/>
     </w:rPr>
   </w:style>
-  <w:style w:type="paragraph" w:styleId="175">
+  <w:style w:type="paragraph" w:styleId="826">
     <w:name w:val="Header"/>
-    <w:basedOn w:val="629"/>
-    <w:link w:val="176"/>
+    <w:basedOn w:val="841"/>
+    <w:link w:val="827"/>
     <w:uiPriority w:val="99"/>
     <w:unhideWhenUsed/>
     <w:pPr>
@@ -34927,10 +35128,10 @@
       <w:ind/>
     </w:pPr>
   </w:style>
-  <w:style w:type="character" w:styleId="176">
+  <w:style w:type="character" w:styleId="827">
     <w:name w:val="Header Char"/>
-    <w:basedOn w:val="147"/>
-    <w:link w:val="175"/>
+    <w:basedOn w:val="801"/>
+    <w:link w:val="826"/>
     <w:uiPriority w:val="99"/>
     <w:pPr>
       <w:pBdr/>
@@ -34938,10 +35139,10 @@
       <w:ind/>
     </w:pPr>
   </w:style>
-  <w:style w:type="paragraph" w:styleId="177">
+  <w:style w:type="paragraph" w:styleId="828">
     <w:name w:val="Footer"/>
-    <w:basedOn w:val="629"/>
-    <w:link w:val="178"/>
+    <w:basedOn w:val="841"/>
+    <w:link w:val="829"/>
     <w:uiPriority w:val="99"/>
     <w:unhideWhenUsed/>
     <w:pPr>
@@ -34954,10 +35155,10 @@
       <w:ind/>
     </w:pPr>
   </w:style>
-  <w:style w:type="character" w:styleId="178">
+  <w:style w:type="character" w:styleId="829">
     <w:name w:val="Footer Char"/>
-    <w:basedOn w:val="147"/>
-    <w:link w:val="177"/>
+    <w:basedOn w:val="801"/>
+    <w:link w:val="828"/>
     <w:uiPriority w:val="99"/>
     <w:pPr>
       <w:pBdr/>
@@ -34965,10 +35166,10 @@
       <w:ind/>
     </w:pPr>
   </w:style>
-  <w:style w:type="paragraph" w:styleId="179">
+  <w:style w:type="paragraph" w:styleId="830">
     <w:name w:val="Caption"/>
-    <w:basedOn w:val="629"/>
-    <w:next w:val="629"/>
+    <w:basedOn w:val="841"/>
+    <w:next w:val="841"/>
     <w:uiPriority w:val="35"/>
     <w:unhideWhenUsed/>
     <w:qFormat/>
@@ -34985,10 +35186,10 @@
       <w:szCs w:val="18"/>
     </w:rPr>
   </w:style>
-  <w:style w:type="paragraph" w:styleId="180">
+  <w:style w:type="paragraph" w:styleId="831">
     <w:name w:val="footnote text"/>
-    <w:basedOn w:val="629"/>
-    <w:link w:val="181"/>
+    <w:basedOn w:val="841"/>
+    <w:link w:val="832"/>
     <w:uiPriority w:val="99"/>
     <w:semiHidden/>
     <w:unhideWhenUsed/>
@@ -35002,10 +35203,10 @@
       <w:szCs w:val="20"/>
     </w:rPr>
   </w:style>
-  <w:style w:type="character" w:styleId="181">
+  <w:style w:type="character" w:styleId="832">
     <w:name w:val="Footnote Text Char"/>
-    <w:basedOn w:val="147"/>
-    <w:link w:val="180"/>
+    <w:basedOn w:val="801"/>
+    <w:link w:val="831"/>
     <w:uiPriority w:val="99"/>
     <w:semiHidden/>
     <w:pPr>
@@ -35018,9 +35219,9 @@
       <w:szCs w:val="20"/>
     </w:rPr>
   </w:style>
-  <w:style w:type="character" w:styleId="182">
+  <w:style w:type="character" w:styleId="833">
     <w:name w:val="footnote reference"/>
-    <w:basedOn w:val="147"/>
+    <w:basedOn w:val="801"/>
     <w:uiPriority w:val="99"/>
     <w:semiHidden/>
     <w:unhideWhenUsed/>
@@ -35033,10 +35234,10 @@
       <w:vertAlign w:val="superscript"/>
     </w:rPr>
   </w:style>
-  <w:style w:type="paragraph" w:styleId="183">
+  <w:style w:type="paragraph" w:styleId="834">
     <w:name w:val="endnote text"/>
-    <w:basedOn w:val="629"/>
-    <w:link w:val="184"/>
+    <w:basedOn w:val="841"/>
+    <w:link w:val="835"/>
     <w:uiPriority w:val="99"/>
     <w:semiHidden/>
     <w:unhideWhenUsed/>
@@ -35050,10 +35251,10 @@
       <w:szCs w:val="20"/>
     </w:rPr>
   </w:style>
-  <w:style w:type="character" w:styleId="184">
+  <w:style w:type="character" w:styleId="835">
     <w:name w:val="Endnote Text Char"/>
-    <w:basedOn w:val="147"/>
-    <w:link w:val="183"/>
+    <w:basedOn w:val="801"/>
+    <w:link w:val="834"/>
     <w:uiPriority w:val="99"/>
     <w:semiHidden/>
     <w:pPr>
@@ -35066,9 +35267,9 @@
       <w:szCs w:val="20"/>
     </w:rPr>
   </w:style>
-  <w:style w:type="character" w:styleId="185">
+  <w:style w:type="character" w:styleId="836">
     <w:name w:val="endnote reference"/>
-    <w:basedOn w:val="147"/>
+    <w:basedOn w:val="801"/>
     <w:uiPriority w:val="99"/>
     <w:semiHidden/>
     <w:unhideWhenUsed/>
@@ -35081,9 +35282,9 @@
       <w:vertAlign w:val="superscript"/>
     </w:rPr>
   </w:style>
-  <w:style w:type="character" w:styleId="186">
+  <w:style w:type="character" w:styleId="837">
     <w:name w:val="Hyperlink"/>
-    <w:basedOn w:val="147"/>
+    <w:basedOn w:val="801"/>
     <w:uiPriority w:val="99"/>
     <w:unhideWhenUsed/>
     <w:pPr>
@@ -35096,9 +35297,9 @@
       <w:u w:val="single"/>
     </w:rPr>
   </w:style>
-  <w:style w:type="character" w:styleId="187">
+  <w:style w:type="character" w:styleId="838">
     <w:name w:val="FollowedHyperlink"/>
-    <w:basedOn w:val="147"/>
+    <w:basedOn w:val="801"/>
     <w:uiPriority w:val="99"/>
     <w:semiHidden/>
     <w:unhideWhenUsed/>
@@ -35112,7 +35313,7 @@
       <w:u w:val="single"/>
     </w:rPr>
   </w:style>
-  <w:style w:type="paragraph" w:styleId="197">
+  <w:style w:type="paragraph" w:styleId="839">
     <w:name w:val="TOC Heading"/>
     <w:uiPriority w:val="39"/>
     <w:unhideWhenUsed/>
@@ -35122,10 +35323,10 @@
       <w:ind/>
     </w:pPr>
   </w:style>
-  <w:style w:type="paragraph" w:styleId="198">
+  <w:style w:type="paragraph" w:styleId="840">
     <w:name w:val="table of figures"/>
-    <w:basedOn w:val="629"/>
-    <w:next w:val="629"/>
+    <w:basedOn w:val="841"/>
+    <w:next w:val="841"/>
     <w:uiPriority w:val="99"/>
     <w:unhideWhenUsed/>
     <w:pPr>
@@ -35134,7 +35335,7 @@
       <w:ind/>
     </w:pPr>
   </w:style>
-  <w:style w:type="paragraph" w:styleId="629" w:default="1">
+  <w:style w:type="paragraph" w:styleId="841" w:default="1">
     <w:name w:val="Normal"/>
     <w:qFormat/>
     <w:pPr>
@@ -35143,7 +35344,7 @@
       <w:ind/>
     </w:pPr>
   </w:style>
-  <w:style w:type="table" w:styleId="630" w:default="1">
+  <w:style w:type="table" w:styleId="842" w:default="1">
     <w:name w:val="Normal Table"/>
     <w:uiPriority w:val="99"/>
     <w:semiHidden/>
@@ -35336,7 +35537,7 @@
       </w:tcPr>
     </w:tblStylePr>
   </w:style>
-  <w:style w:type="numbering" w:styleId="631" w:default="1">
+  <w:style w:type="numbering" w:styleId="843" w:default="1">
     <w:name w:val="No List"/>
     <w:uiPriority w:val="99"/>
     <w:semiHidden/>
@@ -35347,9 +35548,9 @@
       <w:ind/>
     </w:pPr>
   </w:style>
-  <w:style w:type="paragraph" w:styleId="632">
+  <w:style w:type="paragraph" w:styleId="844">
     <w:name w:val="No Spacing"/>
-    <w:basedOn w:val="629"/>
+    <w:basedOn w:val="841"/>
     <w:uiPriority w:val="1"/>
     <w:qFormat/>
     <w:pPr>
@@ -35358,9 +35559,9 @@
       <w:ind/>
     </w:pPr>
   </w:style>
-  <w:style w:type="paragraph" w:styleId="633">
+  <w:style w:type="paragraph" w:styleId="845">
     <w:name w:val="List Paragraph"/>
-    <w:basedOn w:val="629"/>
+    <w:basedOn w:val="841"/>
     <w:uiPriority w:val="34"/>
     <w:qFormat/>
     <w:pPr>
